--- a/resources/docx/J-CV.docx
+++ b/resources/docx/J-CV.docx
@@ -1,6 +1,6 @@
 
 <file path=word/document.xml><?xml version="1.0" encoding="utf-8"?>
-<w:document xmlns:wpc="http://schemas.microsoft.com/office/word/2010/wordprocessingCanvas" xmlns:cx="http://schemas.microsoft.com/office/drawing/2014/chartex" xmlns:cx1="http://schemas.microsoft.com/office/drawing/2015/9/8/chartex" xmlns:cx2="http://schemas.microsoft.com/office/drawing/2015/10/21/chartex" xmlns:cx3="http://schemas.microsoft.com/office/drawing/2016/5/9/chartex" xmlns:cx4="http://schemas.microsoft.com/office/drawing/2016/5/10/chartex" xmlns:cx5="http://schemas.microsoft.com/office/drawing/2016/5/11/chartex" xmlns:cx6="http://schemas.microsoft.com/office/drawing/2016/5/12/chartex" xmlns:cx7="http://schemas.microsoft.com/office/drawing/2016/5/13/chartex" xmlns:cx8="http://schemas.microsoft.com/office/drawing/2016/5/14/chartex" xmlns:mc="http://schemas.openxmlformats.org/markup-compatibility/2006" xmlns:aink="http://schemas.microsoft.com/office/drawing/2016/ink" xmlns:am3d="http://schemas.microsoft.com/office/drawing/2017/model3d" xmlns:o="urn:schemas-microsoft-com:office:office" xmlns:oel="http://schemas.microsoft.com/office/2019/extlst" xmlns:r="http://schemas.openxmlformats.org/officeDocument/2006/relationships" xmlns:m="http://schemas.openxmlformats.org/officeDocument/2006/math" xmlns:v="urn:schemas-microsoft-com:vml" xmlns:wp14="http://schemas.microsoft.com/office/word/2010/wordprocessingDrawing" xmlns:wp="http://schemas.openxmlformats.org/drawingml/2006/wordprocessingDrawing" xmlns:w10="urn:schemas-microsoft-com:office:word" xmlns:w="http://schemas.openxmlformats.org/wordprocessingml/2006/main" xmlns:w14="http://schemas.microsoft.com/office/word/2010/wordml" xmlns:w15="http://schemas.microsoft.com/office/word/2012/wordml" xmlns:w16cex="http://schemas.microsoft.com/office/word/2018/wordml/cex" xmlns:w16cid="http://schemas.microsoft.com/office/word/2016/wordml/cid" xmlns:w16="http://schemas.microsoft.com/office/word/2018/wordml" xmlns:w16du="http://schemas.microsoft.com/office/word/2023/wordml/word16du" xmlns:w16sdtdh="http://schemas.microsoft.com/office/word/2020/wordml/sdtdatahash" xmlns:w16se="http://schemas.microsoft.com/office/word/2015/wordml/symex" xmlns:wpg="http://schemas.microsoft.com/office/word/2010/wordprocessingGroup" xmlns:wpi="http://schemas.microsoft.com/office/word/2010/wordprocessingInk" xmlns:wne="http://schemas.microsoft.com/office/word/2006/wordml" xmlns:wps="http://schemas.microsoft.com/office/word/2010/wordprocessingShape" mc:Ignorable="w14 w15 w16se w16cid w16 w16cex w16sdtdh w16du wp14">
+<w:document xmlns:wpc="http://schemas.microsoft.com/office/word/2010/wordprocessingCanvas" xmlns:cx="http://schemas.microsoft.com/office/drawing/2014/chartex" xmlns:cx1="http://schemas.microsoft.com/office/drawing/2015/9/8/chartex" xmlns:cx2="http://schemas.microsoft.com/office/drawing/2015/10/21/chartex" xmlns:cx3="http://schemas.microsoft.com/office/drawing/2016/5/9/chartex" xmlns:cx4="http://schemas.microsoft.com/office/drawing/2016/5/10/chartex" xmlns:cx5="http://schemas.microsoft.com/office/drawing/2016/5/11/chartex" xmlns:cx6="http://schemas.microsoft.com/office/drawing/2016/5/12/chartex" xmlns:cx7="http://schemas.microsoft.com/office/drawing/2016/5/13/chartex" xmlns:cx8="http://schemas.microsoft.com/office/drawing/2016/5/14/chartex" xmlns:mc="http://schemas.openxmlformats.org/markup-compatibility/2006" xmlns:aink="http://schemas.microsoft.com/office/drawing/2016/ink" xmlns:am3d="http://schemas.microsoft.com/office/drawing/2017/model3d" xmlns:o="urn:schemas-microsoft-com:office:office" xmlns:oel="http://schemas.microsoft.com/office/2019/extlst" xmlns:r="http://schemas.openxmlformats.org/officeDocument/2006/relationships" xmlns:m="http://schemas.openxmlformats.org/officeDocument/2006/math" xmlns:v="urn:schemas-microsoft-com:vml" xmlns:wp14="http://schemas.microsoft.com/office/word/2010/wordprocessingDrawing" xmlns:wp="http://schemas.openxmlformats.org/drawingml/2006/wordprocessingDrawing" xmlns:w10="urn:schemas-microsoft-com:office:word" xmlns:w="http://schemas.openxmlformats.org/wordprocessingml/2006/main" xmlns:w14="http://schemas.microsoft.com/office/word/2010/wordml" xmlns:w15="http://schemas.microsoft.com/office/word/2012/wordml" xmlns:w16cex="http://schemas.microsoft.com/office/word/2018/wordml/cex" xmlns:w16cid="http://schemas.microsoft.com/office/word/2016/wordml/cid" xmlns:w16="http://schemas.microsoft.com/office/word/2018/wordml" xmlns:w16du="http://schemas.microsoft.com/office/word/2023/wordml/word16du" xmlns:w16sdtdh="http://schemas.microsoft.com/office/word/2020/wordml/sdtdatahash" xmlns:w16sdtfl="http://schemas.microsoft.com/office/word/2024/wordml/sdtformatlock" xmlns:w16se="http://schemas.microsoft.com/office/word/2015/wordml/symex" xmlns:wpg="http://schemas.microsoft.com/office/word/2010/wordprocessingGroup" xmlns:wpi="http://schemas.microsoft.com/office/word/2010/wordprocessingInk" xmlns:wne="http://schemas.microsoft.com/office/word/2006/wordml" xmlns:wps="http://schemas.microsoft.com/office/word/2010/wordprocessingShape" mc:Ignorable="w14 w15 w16se w16cid w16 w16cex w16sdtdh w16sdtfl w16du wp14">
   <w:body>
     <w:p>
       <w:pPr>
@@ -47,13 +47,6 @@
         <w:ind w:left="176" w:firstLine="0"/>
         <w:jc w:val="center"/>
       </w:pPr>
-      <w:r>
-        <w:rPr>
-          <w:b/>
-          <w:sz w:val="32"/>
-        </w:rPr>
-        <w:t xml:space="preserve"> </w:t>
-      </w:r>
     </w:p>
     <w:p>
       <w:pPr>
@@ -66,21 +59,105 @@
           <w:b/>
           <w:sz w:val="28"/>
         </w:rPr>
-        <w:t>NETWORK ADMINISTRATOR||</w:t>
+        <w:t xml:space="preserve"> </w:t>
       </w:r>
       <w:r>
         <w:rPr>
           <w:b/>
           <w:sz w:val="28"/>
         </w:rPr>
-        <w:t>SOFTWARE DESIGNER||WEB DEVELOPER||GRAPHICS DESIGNER||VIDEO GAME DEVELOPER</w:t>
+        <w:t>SOFTWARE</w:t>
       </w:r>
       <w:r>
         <w:rPr>
           <w:b/>
           <w:sz w:val="28"/>
         </w:rPr>
-        <w:t xml:space="preserve"> &amp; IT SUPPORT </w:t>
+        <w:t xml:space="preserve"> ENGINEER</w:t>
+      </w:r>
+      <w:r>
+        <w:rPr>
+          <w:b/>
+          <w:sz w:val="28"/>
+        </w:rPr>
+        <w:t>||</w:t>
+      </w:r>
+      <w:r>
+        <w:rPr>
+          <w:b/>
+          <w:sz w:val="28"/>
+        </w:rPr>
+        <w:t>FULL STACK</w:t>
+      </w:r>
+      <w:r>
+        <w:rPr>
+          <w:b/>
+          <w:sz w:val="28"/>
+        </w:rPr>
+        <w:t xml:space="preserve"> DEVELOPER|</w:t>
+      </w:r>
+      <w:r>
+        <w:rPr>
+          <w:b/>
+          <w:sz w:val="28"/>
+        </w:rPr>
+        <w:t>|</w:t>
+      </w:r>
+      <w:r>
+        <w:rPr>
+          <w:b/>
+          <w:sz w:val="28"/>
+        </w:rPr>
+        <w:t xml:space="preserve"> </w:t>
+      </w:r>
+      <w:r>
+        <w:rPr>
+          <w:b/>
+          <w:sz w:val="28"/>
+        </w:rPr>
+        <w:t xml:space="preserve">IT </w:t>
+      </w:r>
+      <w:r>
+        <w:rPr>
+          <w:b/>
+          <w:sz w:val="28"/>
+        </w:rPr>
+        <w:t>SU</w:t>
+      </w:r>
+      <w:r>
+        <w:rPr>
+          <w:b/>
+          <w:sz w:val="28"/>
+        </w:rPr>
+        <w:t>P</w:t>
+      </w:r>
+      <w:r>
+        <w:rPr>
+          <w:b/>
+          <w:sz w:val="28"/>
+        </w:rPr>
+        <w:t xml:space="preserve">PORT </w:t>
+      </w:r>
+      <w:r>
+        <w:rPr>
+          <w:b/>
+          <w:sz w:val="28"/>
+        </w:rPr>
+        <w:t>SPECIALIST</w:t>
+      </w:r>
+      <w:r>
+        <w:rPr>
+          <w:b/>
+          <w:sz w:val="28"/>
+        </w:rPr>
+        <w:t xml:space="preserve"> </w:t>
+      </w:r>
+      <w:r>
+        <w:rPr>
+          <w:b/>
+          <w:sz w:val="28"/>
+        </w:rPr>
+        <w:t xml:space="preserve"> </w:t>
       </w:r>
     </w:p>
     <w:p>
@@ -89,13 +166,6 @@
         <w:ind w:left="72" w:right="4"/>
         <w:jc w:val="center"/>
       </w:pPr>
-      <w:r>
-        <w:rPr>
-          <w:b/>
-          <w:sz w:val="28"/>
-        </w:rPr>
-        <w:t xml:space="preserve">SPECIALIST  </w:t>
-      </w:r>
     </w:p>
     <w:p>
       <w:pPr>
@@ -211,6 +281,12 @@
         <w:ind w:left="0"/>
       </w:pPr>
       <w:r>
+        <w:t xml:space="preserve"> </w:t>
+      </w:r>
+      <w:r>
+        <w:t xml:space="preserve">PROFESSIONAL </w:t>
+      </w:r>
+      <w:r>
         <w:t xml:space="preserve">PROFILE </w:t>
       </w:r>
     </w:p>
@@ -225,13 +301,28 @@
     </w:p>
     <w:p>
       <w:r>
-        <w:t>Highly experienced and credentialed IT specialist with expertise in system administration, network security</w:t>
-      </w:r>
-      <w:r>
-        <w:t xml:space="preserve"> administration, web development, light-weight system development, graphics design</w:t>
-      </w:r>
-      <w:r>
-        <w:t xml:space="preserve"> and, and software development. Proven track record of successfully managing complex IT projects, enhancing system efficiency, and strengthening cybersecurity. Skilled in issue solving and providing exceptional technical support. Committed to remaining up to date on technical breakthroughs that will generate innovation and strategic solutions. </w:t>
+        <w:t xml:space="preserve">Results-driven Software Engineer and IT Specialist with a Diploma in ICT and professional certification in Full Stack </w:t>
+      </w:r>
+      <w:r>
+        <w:t xml:space="preserve">Software </w:t>
+      </w:r>
+      <w:r>
+        <w:t>Development. Possesses hands-on experience in web application development, system administration, and IT support gained through technical roles within Kenyan government ministries. Proven ability to develop and optimize secure, scalable systems</w:t>
+      </w:r>
+      <w:r>
+        <w:t xml:space="preserve">; </w:t>
+      </w:r>
+      <w:r>
+        <w:t>including direct contributions to national financial and community reporting platforms</w:t>
+      </w:r>
+      <w:r>
+        <w:t xml:space="preserve">; </w:t>
+      </w:r>
+      <w:r>
+        <w:t>while enhancing network performance and user capacity. Combines technical expertise with a strong commitment to innovation, security, and continuous learning in technology</w:t>
+      </w:r>
+      <w:r>
+        <w:t>.</w:t>
       </w:r>
     </w:p>
     <w:p>
@@ -331,9 +422,7 @@
     </w:p>
     <w:p>
       <w:pPr>
-        <w:spacing w:after="0" w:line="259" w:lineRule="auto"/>
-        <w:ind w:left="0" w:right="636" w:firstLine="0"/>
-        <w:jc w:val="center"/>
+        <w:ind w:left="0" w:firstLine="0"/>
       </w:pPr>
       <w:r>
         <w:rPr>
@@ -378,7 +467,7 @@
         <mc:AlternateContent>
           <mc:Choice Requires="wpg">
             <w:drawing>
-              <wp:inline distT="0" distB="0" distL="0" distR="0" wp14:anchorId="5EBFB582" wp14:editId="19F344C6">
+              <wp:inline distT="0" distB="0" distL="0" distR="0" wp14:anchorId="5EBFB582" wp14:editId="579D85B7">
                 <wp:extent cx="6504728" cy="1083899"/>
                 <wp:effectExtent l="0" t="0" r="0" b="0"/>
                 <wp:docPr id="2930" name="Group 2930"/>
@@ -457,70 +546,6 @@
                                   <w:sz w:val="22"/>
                                 </w:rPr>
                                 <w:t>07145005555</w:t>
-                              </w:r>
-                            </w:p>
-                          </w:txbxContent>
-                        </wps:txbx>
-                        <wps:bodyPr horzOverflow="overflow" vert="horz" lIns="0" tIns="0" rIns="0" bIns="0" rtlCol="0">
-                          <a:noAutofit/>
-                        </wps:bodyPr>
-                      </wps:wsp>
-                      <wps:wsp>
-                        <wps:cNvPr id="39" name="Rectangle 39"/>
-                        <wps:cNvSpPr/>
-                        <wps:spPr>
-                          <a:xfrm flipH="1">
-                            <a:off x="1267442" y="56482"/>
-                            <a:ext cx="523257" cy="176574"/>
-                          </a:xfrm>
-                          <a:prstGeom prst="rect">
-                            <a:avLst/>
-                          </a:prstGeom>
-                          <a:ln>
-                            <a:noFill/>
-                          </a:ln>
-                        </wps:spPr>
-                        <wps:txbx>
-                          <w:txbxContent>
-                            <w:p>
-                              <w:pPr>
-                                <w:spacing w:after="160" w:line="259" w:lineRule="auto"/>
-                                <w:ind w:left="0" w:firstLine="0"/>
-                              </w:pPr>
-                            </w:p>
-                          </w:txbxContent>
-                        </wps:txbx>
-                        <wps:bodyPr horzOverflow="overflow" vert="horz" lIns="0" tIns="0" rIns="0" bIns="0" rtlCol="0">
-                          <a:noAutofit/>
-                        </wps:bodyPr>
-                      </wps:wsp>
-                      <wps:wsp>
-                        <wps:cNvPr id="40" name="Rectangle 40"/>
-                        <wps:cNvSpPr/>
-                        <wps:spPr>
-                          <a:xfrm>
-                            <a:off x="1180211" y="56540"/>
-                            <a:ext cx="59673" cy="176643"/>
-                          </a:xfrm>
-                          <a:prstGeom prst="rect">
-                            <a:avLst/>
-                          </a:prstGeom>
-                          <a:ln>
-                            <a:noFill/>
-                          </a:ln>
-                        </wps:spPr>
-                        <wps:txbx>
-                          <w:txbxContent>
-                            <w:p>
-                              <w:pPr>
-                                <w:spacing w:after="160" w:line="259" w:lineRule="auto"/>
-                                <w:ind w:left="0" w:firstLine="0"/>
-                              </w:pPr>
-                              <w:r>
-                                <w:rPr>
-                                  <w:sz w:val="22"/>
-                                </w:rPr>
-                                <w:t xml:space="preserve"> </w:t>
                               </w:r>
                             </w:p>
                           </w:txbxContent>
@@ -824,120 +849,6 @@
                         </wps:bodyPr>
                       </wps:wsp>
                       <wps:wsp>
-                        <wps:cNvPr id="51" name="Rectangle 51"/>
-                        <wps:cNvSpPr/>
-                        <wps:spPr>
-                          <a:xfrm>
-                            <a:off x="0" y="708559"/>
-                            <a:ext cx="729928" cy="174624"/>
-                          </a:xfrm>
-                          <a:prstGeom prst="rect">
-                            <a:avLst/>
-                          </a:prstGeom>
-                          <a:ln>
-                            <a:noFill/>
-                          </a:ln>
-                        </wps:spPr>
-                        <wps:txbx>
-                          <w:txbxContent>
-                            <w:p>
-                              <w:pPr>
-                                <w:spacing w:after="160" w:line="259" w:lineRule="auto"/>
-                                <w:ind w:left="0" w:firstLine="0"/>
-                              </w:pPr>
-                              <w:r>
-                                <w:rPr>
-                                  <w:rFonts w:ascii="Segoe UI" w:eastAsia="Segoe UI" w:hAnsi="Segoe UI" w:cs="Segoe UI"/>
-                                  <w:color w:val="0070C0"/>
-                                  <w:sz w:val="21"/>
-                                </w:rPr>
-                                <w:t xml:space="preserve">               </w:t>
-                              </w:r>
-                            </w:p>
-                          </w:txbxContent>
-                        </wps:txbx>
-                        <wps:bodyPr horzOverflow="overflow" vert="horz" lIns="0" tIns="0" rIns="0" bIns="0" rtlCol="0">
-                          <a:noAutofit/>
-                        </wps:bodyPr>
-                      </wps:wsp>
-                      <wps:wsp>
-                        <wps:cNvPr id="52" name="Rectangle 52"/>
-                        <wps:cNvSpPr/>
-                        <wps:spPr>
-                          <a:xfrm>
-                            <a:off x="548836" y="707403"/>
-                            <a:ext cx="2400104" cy="175300"/>
-                          </a:xfrm>
-                          <a:prstGeom prst="rect">
-                            <a:avLst/>
-                          </a:prstGeom>
-                          <a:ln>
-                            <a:noFill/>
-                          </a:ln>
-                        </wps:spPr>
-                        <wps:txbx>
-                          <w:txbxContent>
-                            <w:p>
-                              <w:pPr>
-                                <w:spacing w:after="160" w:line="259" w:lineRule="auto"/>
-                                <w:ind w:left="0" w:firstLine="0"/>
-                                <w:rPr>
-                                  <w:rFonts w:ascii="Segoe UI" w:eastAsia="Segoe UI" w:hAnsi="Segoe UI" w:cs="Segoe UI"/>
-                                  <w:color w:val="0070C0"/>
-                                  <w:sz w:val="21"/>
-                                </w:rPr>
-                              </w:pPr>
-                              <w:hyperlink r:id="rId5" w:history="1">
-                                <w:r>
-                                  <w:rPr>
-                                    <w:rStyle w:val="Hyperlink"/>
-                                    <w:rFonts w:ascii="Segoe UI" w:eastAsia="Segoe UI" w:hAnsi="Segoe UI" w:cs="Segoe UI"/>
-                                    <w:sz w:val="21"/>
-                                  </w:rPr>
-                                  <w:t>www.linkedin.com/CAPTAIN</w:t>
-                                </w:r>
-                              </w:hyperlink>
-                              <w:r>
-                                <w:rPr>
-                                  <w:rFonts w:ascii="Segoe UI" w:eastAsia="Segoe UI" w:hAnsi="Segoe UI" w:cs="Segoe UI"/>
-                                  <w:color w:val="0070C0"/>
-                                  <w:sz w:val="21"/>
-                                </w:rPr>
-                                <w:t xml:space="preserve"> KA</w:t>
-                              </w:r>
-                              <w:r>
-                                <w:rPr>
-                                  <w:rFonts w:ascii="Segoe UI" w:eastAsia="Segoe UI" w:hAnsi="Segoe UI" w:cs="Segoe UI"/>
-                                  <w:color w:val="0070C0"/>
-                                  <w:sz w:val="21"/>
-                                </w:rPr>
-                                <w:t xml:space="preserve"> RANJA</w:t>
-                              </w:r>
-                            </w:p>
-                            <w:p>
-                              <w:pPr>
-                                <w:spacing w:after="160" w:line="259" w:lineRule="auto"/>
-                                <w:ind w:left="0" w:firstLine="0"/>
-                                <w:rPr>
-                                  <w:rFonts w:ascii="Segoe UI" w:eastAsia="Segoe UI" w:hAnsi="Segoe UI" w:cs="Segoe UI"/>
-                                  <w:color w:val="0070C0"/>
-                                  <w:sz w:val="21"/>
-                                </w:rPr>
-                              </w:pPr>
-                            </w:p>
-                            <w:p>
-                              <w:pPr>
-                                <w:spacing w:after="160" w:line="259" w:lineRule="auto"/>
-                                <w:ind w:left="0" w:firstLine="0"/>
-                              </w:pPr>
-                            </w:p>
-                          </w:txbxContent>
-                        </wps:txbx>
-                        <wps:bodyPr horzOverflow="overflow" vert="horz" lIns="0" tIns="0" rIns="0" bIns="0" rtlCol="0">
-                          <a:noAutofit/>
-                        </wps:bodyPr>
-                      </wps:wsp>
-                      <wps:wsp>
                         <wps:cNvPr id="54" name="Rectangle 54"/>
                         <wps:cNvSpPr/>
                         <wps:spPr>
@@ -959,7 +870,7 @@
                                 <w:spacing w:after="160" w:line="259" w:lineRule="auto"/>
                                 <w:ind w:left="0" w:firstLine="0"/>
                               </w:pPr>
-                              <w:hyperlink r:id="rId6">
+                              <w:hyperlink r:id="rId5">
                                 <w:r>
                                   <w:rPr>
                                     <w:rFonts w:ascii="Segoe UI" w:eastAsia="Segoe UI" w:hAnsi="Segoe UI" w:cs="Segoe UI"/>
@@ -1063,7 +974,7 @@
                           <pic:cNvPicPr/>
                         </pic:nvPicPr>
                         <pic:blipFill>
-                          <a:blip r:embed="rId7"/>
+                          <a:blip r:embed="rId6"/>
                           <a:stretch>
                             <a:fillRect/>
                           </a:stretch>
@@ -1084,7 +995,7 @@
                           <pic:cNvPicPr/>
                         </pic:nvPicPr>
                         <pic:blipFill>
-                          <a:blip r:embed="rId8"/>
+                          <a:blip r:embed="rId7"/>
                           <a:stretch>
                             <a:fillRect/>
                           </a:stretch>
@@ -1099,27 +1010,6 @@
                           </a:prstGeom>
                         </pic:spPr>
                       </pic:pic>
-                      <pic:pic xmlns:pic="http://schemas.openxmlformats.org/drawingml/2006/picture">
-                        <pic:nvPicPr>
-                          <pic:cNvPr id="125" name="Picture 125"/>
-                          <pic:cNvPicPr/>
-                        </pic:nvPicPr>
-                        <pic:blipFill>
-                          <a:blip r:embed="rId9"/>
-                          <a:stretch>
-                            <a:fillRect/>
-                          </a:stretch>
-                        </pic:blipFill>
-                        <pic:spPr>
-                          <a:xfrm>
-                            <a:off x="82677" y="629285"/>
-                            <a:ext cx="440055" cy="221615"/>
-                          </a:xfrm>
-                          <a:prstGeom prst="rect">
-                            <a:avLst/>
-                          </a:prstGeom>
-                        </pic:spPr>
-                      </pic:pic>
                     </wpg:wgp>
                   </a:graphicData>
                 </a:graphic>
@@ -1128,7 +1018,7 @@
           </mc:Choice>
           <mc:Fallback>
             <w:pict>
-              <v:group w14:anchorId="5EBFB582" id="Group 2930" o:spid="_x0000_s1026" style="width:512.2pt;height:85.35pt;mso-position-horizontal-relative:char;mso-position-vertical-relative:line" coordsize="65047,10838" o:gfxdata="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">
+              <v:group w14:anchorId="5EBFB582" id="Group 2930" o:spid="_x0000_s1026" style="width:512.2pt;height:85.35pt;mso-position-horizontal-relative:char;mso-position-vertical-relative:line" coordsize="65047,10838" o:gfxdata="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">
                 <v:rect id="Rectangle 37" o:spid="_x0000_s1027" style="position:absolute;top:565;width:4193;height:1766;visibility:visible;mso-wrap-style:square;v-text-anchor:top" o:gfxdata="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" filled="f" stroked="f">
                   <v:textbox inset="0,0,0,0">
                     <w:txbxContent>
@@ -1165,37 +1055,7 @@
                     </w:txbxContent>
                   </v:textbox>
                 </v:rect>
-                <v:rect id="Rectangle 39" o:spid="_x0000_s1029" style="position:absolute;left:12674;top:564;width:5232;height:1766;flip:x;visibility:visible;mso-wrap-style:square;v-text-anchor:top" o:gfxdata="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" filled="f" stroked="f">
-                  <v:textbox inset="0,0,0,0">
-                    <w:txbxContent>
-                      <w:p>
-                        <w:pPr>
-                          <w:spacing w:after="160" w:line="259" w:lineRule="auto"/>
-                          <w:ind w:left="0" w:firstLine="0"/>
-                        </w:pPr>
-                      </w:p>
-                    </w:txbxContent>
-                  </v:textbox>
-                </v:rect>
-                <v:rect id="Rectangle 40" o:spid="_x0000_s1030" style="position:absolute;left:11802;top:565;width:596;height:1766;visibility:visible;mso-wrap-style:square;v-text-anchor:top" o:gfxdata="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" filled="f" stroked="f">
-                  <v:textbox inset="0,0,0,0">
-                    <w:txbxContent>
-                      <w:p>
-                        <w:pPr>
-                          <w:spacing w:after="160" w:line="259" w:lineRule="auto"/>
-                          <w:ind w:left="0" w:firstLine="0"/>
-                        </w:pPr>
-                        <w:r>
-                          <w:rPr>
-                            <w:sz w:val="22"/>
-                          </w:rPr>
-                          <w:t xml:space="preserve"> </w:t>
-                        </w:r>
-                      </w:p>
-                    </w:txbxContent>
-                  </v:textbox>
-                </v:rect>
-                <v:rect id="Rectangle 41" o:spid="_x0000_s1031" style="position:absolute;top:2142;width:5357;height:1459;visibility:visible;mso-wrap-style:square;v-text-anchor:top" o:gfxdata="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" filled="f" stroked="f">
+                <v:rect id="Rectangle 41" o:spid="_x0000_s1029" style="position:absolute;top:2142;width:5357;height:1459;visibility:visible;mso-wrap-style:square;v-text-anchor:top" o:gfxdata="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" filled="f" stroked="f">
                   <v:textbox inset="0,0,0,0">
                     <w:txbxContent>
                       <w:p>
@@ -1214,7 +1074,7 @@
                     </w:txbxContent>
                   </v:textbox>
                 </v:rect>
-                <v:rect id="Rectangle 42" o:spid="_x0000_s1032" style="position:absolute;left:4026;top:2142;width:493;height:1459;visibility:visible;mso-wrap-style:square;v-text-anchor:top" o:gfxdata="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" filled="f" stroked="f">
+                <v:rect id="Rectangle 42" o:spid="_x0000_s1030" style="position:absolute;left:4026;top:2142;width:493;height:1459;visibility:visible;mso-wrap-style:square;v-text-anchor:top" o:gfxdata="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" filled="f" stroked="f">
                   <v:textbox inset="0,0,0,0">
                     <w:txbxContent>
                       <w:p>
@@ -1233,7 +1093,7 @@
                     </w:txbxContent>
                   </v:textbox>
                 </v:rect>
-                <v:rect id="Rectangle 2917" o:spid="_x0000_s1033" style="position:absolute;top:3683;width:422;height:1508;visibility:visible;mso-wrap-style:square;v-text-anchor:top" o:gfxdata="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" filled="f" stroked="f">
+                <v:rect id="Rectangle 2917" o:spid="_x0000_s1031" style="position:absolute;top:3683;width:422;height:1508;visibility:visible;mso-wrap-style:square;v-text-anchor:top" o:gfxdata="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" filled="f" stroked="f">
                   <v:textbox inset="0,0,0,0">
                     <w:txbxContent>
                       <w:p>
@@ -1254,7 +1114,7 @@
                     </w:txbxContent>
                   </v:textbox>
                 </v:rect>
-                <v:rect id="Rectangle 44" o:spid="_x0000_s1034" style="position:absolute;left:304;top:3683;width:4551;height:1508;visibility:visible;mso-wrap-style:square;v-text-anchor:top" o:gfxdata="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" filled="f" stroked="f">
+                <v:rect id="Rectangle 44" o:spid="_x0000_s1032" style="position:absolute;left:304;top:3683;width:4551;height:1508;visibility:visible;mso-wrap-style:square;v-text-anchor:top" o:gfxdata="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" filled="f" stroked="f">
                   <v:textbox inset="0,0,0,0">
                     <w:txbxContent>
                       <w:p>
@@ -1274,7 +1134,7 @@
                     </w:txbxContent>
                   </v:textbox>
                 </v:rect>
-                <v:rect id="Rectangle 45" o:spid="_x0000_s1035" style="position:absolute;left:3721;top:3521;width:27345;height:1767;visibility:visible;mso-wrap-style:square;v-text-anchor:top" o:gfxdata="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" filled="f" stroked="f">
+                <v:rect id="Rectangle 45" o:spid="_x0000_s1033" style="position:absolute;left:3721;top:3521;width:27345;height:1767;visibility:visible;mso-wrap-style:square;v-text-anchor:top" o:gfxdata="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" filled="f" stroked="f">
                   <v:textbox inset="0,0,0,0">
                     <w:txbxContent>
                       <w:p>
@@ -1293,7 +1153,7 @@
                     </w:txbxContent>
                   </v:textbox>
                 </v:rect>
-                <v:rect id="Rectangle 46" o:spid="_x0000_s1036" style="position:absolute;left:24270;top:3505;width:511;height:1826;visibility:visible;mso-wrap-style:square;v-text-anchor:top" o:gfxdata="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" filled="f" stroked="f">
+                <v:rect id="Rectangle 46" o:spid="_x0000_s1034" style="position:absolute;left:24270;top:3505;width:511;height:1826;visibility:visible;mso-wrap-style:square;v-text-anchor:top" o:gfxdata="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" filled="f" stroked="f">
                   <v:textbox inset="0,0,0,0">
                     <w:txbxContent>
                       <w:p>
@@ -1313,7 +1173,7 @@
                     </w:txbxContent>
                   </v:textbox>
                 </v:rect>
-                <v:rect id="Rectangle 48" o:spid="_x0000_s1037" style="position:absolute;top:5287;width:7299;height:1746;visibility:visible;mso-wrap-style:square;v-text-anchor:top" o:gfxdata="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" filled="f" stroked="f">
+                <v:rect id="Rectangle 48" o:spid="_x0000_s1035" style="position:absolute;top:5287;width:7299;height:1746;visibility:visible;mso-wrap-style:square;v-text-anchor:top" o:gfxdata="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" filled="f" stroked="f">
                   <v:textbox inset="0,0,0,0">
                     <w:txbxContent>
                       <w:p>
@@ -1333,7 +1193,7 @@
                     </w:txbxContent>
                   </v:textbox>
                 </v:rect>
-                <v:rect id="Rectangle 49" o:spid="_x0000_s1038" style="position:absolute;left:5489;top:5287;width:489;height:1746;visibility:visible;mso-wrap-style:square;v-text-anchor:top" o:gfxdata="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" filled="f" stroked="f">
+                <v:rect id="Rectangle 49" o:spid="_x0000_s1036" style="position:absolute;left:5489;top:5287;width:489;height:1746;visibility:visible;mso-wrap-style:square;v-text-anchor:top" o:gfxdata="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" filled="f" stroked="f">
                   <v:textbox inset="0,0,0,0">
                     <w:txbxContent>
                       <w:p>
@@ -1353,7 +1213,7 @@
                     </w:txbxContent>
                   </v:textbox>
                 </v:rect>
-                <v:rect id="Rectangle 51" o:spid="_x0000_s1039" style="position:absolute;top:7085;width:7299;height:1746;visibility:visible;mso-wrap-style:square;v-text-anchor:top" o:gfxdata="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" filled="f" stroked="f">
+                <v:rect id="Rectangle 54" o:spid="_x0000_s1037" style="position:absolute;left:24514;top:7085;width:489;height:1746;visibility:visible;mso-wrap-style:square;v-text-anchor:top" o:gfxdata="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" filled="f" stroked="f">
                   <v:textbox inset="0,0,0,0">
                     <w:txbxContent>
                       <w:p>
@@ -1361,87 +1221,7 @@
                           <w:spacing w:after="160" w:line="259" w:lineRule="auto"/>
                           <w:ind w:left="0" w:firstLine="0"/>
                         </w:pPr>
-                        <w:r>
-                          <w:rPr>
-                            <w:rFonts w:ascii="Segoe UI" w:eastAsia="Segoe UI" w:hAnsi="Segoe UI" w:cs="Segoe UI"/>
-                            <w:color w:val="0070C0"/>
-                            <w:sz w:val="21"/>
-                          </w:rPr>
-                          <w:t xml:space="preserve">               </w:t>
-                        </w:r>
-                      </w:p>
-                    </w:txbxContent>
-                  </v:textbox>
-                </v:rect>
-                <v:rect id="Rectangle 52" o:spid="_x0000_s1040" style="position:absolute;left:5488;top:7074;width:24001;height:1753;visibility:visible;mso-wrap-style:square;v-text-anchor:top" o:gfxdata="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" filled="f" stroked="f">
-                  <v:textbox inset="0,0,0,0">
-                    <w:txbxContent>
-                      <w:p>
-                        <w:pPr>
-                          <w:spacing w:after="160" w:line="259" w:lineRule="auto"/>
-                          <w:ind w:left="0" w:firstLine="0"/>
-                          <w:rPr>
-                            <w:rFonts w:ascii="Segoe UI" w:eastAsia="Segoe UI" w:hAnsi="Segoe UI" w:cs="Segoe UI"/>
-                            <w:color w:val="0070C0"/>
-                            <w:sz w:val="21"/>
-                          </w:rPr>
-                        </w:pPr>
-                        <w:hyperlink r:id="rId10" w:history="1">
-                          <w:r>
-                            <w:rPr>
-                              <w:rStyle w:val="Hyperlink"/>
-                              <w:rFonts w:ascii="Segoe UI" w:eastAsia="Segoe UI" w:hAnsi="Segoe UI" w:cs="Segoe UI"/>
-                              <w:sz w:val="21"/>
-                            </w:rPr>
-                            <w:t>www.linkedin.com/CAPTAIN</w:t>
-                          </w:r>
-                        </w:hyperlink>
-                        <w:r>
-                          <w:rPr>
-                            <w:rFonts w:ascii="Segoe UI" w:eastAsia="Segoe UI" w:hAnsi="Segoe UI" w:cs="Segoe UI"/>
-                            <w:color w:val="0070C0"/>
-                            <w:sz w:val="21"/>
-                          </w:rPr>
-                          <w:t xml:space="preserve"> KA</w:t>
-                        </w:r>
-                        <w:r>
-                          <w:rPr>
-                            <w:rFonts w:ascii="Segoe UI" w:eastAsia="Segoe UI" w:hAnsi="Segoe UI" w:cs="Segoe UI"/>
-                            <w:color w:val="0070C0"/>
-                            <w:sz w:val="21"/>
-                          </w:rPr>
-                          <w:t xml:space="preserve"> RANJA</w:t>
-                        </w:r>
-                      </w:p>
-                      <w:p>
-                        <w:pPr>
-                          <w:spacing w:after="160" w:line="259" w:lineRule="auto"/>
-                          <w:ind w:left="0" w:firstLine="0"/>
-                          <w:rPr>
-                            <w:rFonts w:ascii="Segoe UI" w:eastAsia="Segoe UI" w:hAnsi="Segoe UI" w:cs="Segoe UI"/>
-                            <w:color w:val="0070C0"/>
-                            <w:sz w:val="21"/>
-                          </w:rPr>
-                        </w:pPr>
-                      </w:p>
-                      <w:p>
-                        <w:pPr>
-                          <w:spacing w:after="160" w:line="259" w:lineRule="auto"/>
-                          <w:ind w:left="0" w:firstLine="0"/>
-                        </w:pPr>
-                      </w:p>
-                    </w:txbxContent>
-                  </v:textbox>
-                </v:rect>
-                <v:rect id="Rectangle 54" o:spid="_x0000_s1041" style="position:absolute;left:24514;top:7085;width:489;height:1746;visibility:visible;mso-wrap-style:square;v-text-anchor:top" o:gfxdata="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" filled="f" stroked="f">
-                  <v:textbox inset="0,0,0,0">
-                    <w:txbxContent>
-                      <w:p>
-                        <w:pPr>
-                          <w:spacing w:after="160" w:line="259" w:lineRule="auto"/>
-                          <w:ind w:left="0" w:firstLine="0"/>
-                        </w:pPr>
-                        <w:hyperlink r:id="rId11">
+                        <w:hyperlink r:id="rId8">
                           <w:r>
                             <w:rPr>
                               <w:rFonts w:ascii="Segoe UI" w:eastAsia="Segoe UI" w:hAnsi="Segoe UI" w:cs="Segoe UI"/>
@@ -1455,7 +1235,7 @@
                     </w:txbxContent>
                   </v:textbox>
                 </v:rect>
-                <v:rect id="Rectangle 55" o:spid="_x0000_s1042" style="position:absolute;left:64580;top:9172;width:467;height:1666;visibility:visible;mso-wrap-style:square;v-text-anchor:top" o:gfxdata="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" filled="f" stroked="f">
+                <v:rect id="Rectangle 55" o:spid="_x0000_s1038" style="position:absolute;left:64580;top:9172;width:467;height:1666;visibility:visible;mso-wrap-style:square;v-text-anchor:top" o:gfxdata="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" filled="f" stroked="f">
                   <v:textbox inset="0,0,0,0">
                     <w:txbxContent>
                       <w:p>
@@ -1474,7 +1254,7 @@
                     </w:txbxContent>
                   </v:textbox>
                 </v:rect>
-                <v:shape id="Shape 118" o:spid="_x0000_s1043" style="position:absolute;left:1;top:9906;width:64281;height:0;visibility:visible;mso-wrap-style:square;v-text-anchor:top" coordsize="6428105,0" o:gfxdata="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" path="m,l6428105,e" filled="f" strokecolor="#de521c" strokeweight="3.5pt">
+                <v:shape id="Shape 118" o:spid="_x0000_s1039" style="position:absolute;left:1;top:9906;width:64281;height:0;visibility:visible;mso-wrap-style:square;v-text-anchor:top" coordsize="6428105,0" o:gfxdata="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" path="m,l6428105,e" filled="f" strokecolor="#de521c" strokeweight="3.5pt">
                   <v:stroke miterlimit="83231f" joinstyle="miter"/>
                   <v:path arrowok="t" textboxrect="0,0,6428105,0"/>
                 </v:shape>
@@ -1497,14 +1277,11 @@
                   <v:path o:extrusionok="f" gradientshapeok="t" o:connecttype="rect"/>
                   <o:lock v:ext="edit" aspectratio="t"/>
                 </v:shapetype>
-                <v:shape id="Picture 121" o:spid="_x0000_s1044" type="#_x0000_t75" style="position:absolute;left:814;top:3041;width:1905;height:1905;visibility:visible;mso-wrap-style:square" o:gfxdata="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">
-                  <v:imagedata r:id="rId12" o:title=""/>
+                <v:shape id="Picture 121" o:spid="_x0000_s1040" type="#_x0000_t75" style="position:absolute;left:814;top:3041;width:1905;height:1905;visibility:visible;mso-wrap-style:square" o:gfxdata="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">
+                  <v:imagedata r:id="rId9" o:title=""/>
                 </v:shape>
-                <v:shape id="Picture 123" o:spid="_x0000_s1045" type="#_x0000_t75" style="position:absolute;left:902;width:1842;height:1841;visibility:visible;mso-wrap-style:square" o:gfxdata="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">
-                  <v:imagedata r:id="rId13" o:title=""/>
-                </v:shape>
-                <v:shape id="Picture 125" o:spid="_x0000_s1046" type="#_x0000_t75" style="position:absolute;left:826;top:6292;width:4401;height:2217;visibility:visible;mso-wrap-style:square" o:gfxdata="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">
-                  <v:imagedata r:id="rId14" o:title=""/>
+                <v:shape id="Picture 123" o:spid="_x0000_s1041" type="#_x0000_t75" style="position:absolute;left:902;width:1842;height:1841;visibility:visible;mso-wrap-style:square" o:gfxdata="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">
+                  <v:imagedata r:id="rId10" o:title=""/>
                 </v:shape>
                 <w10:anchorlock/>
               </v:group>
@@ -1530,67 +1307,64 @@
           <w:b/>
           <w:sz w:val="27"/>
         </w:rPr>
-        <w:t xml:space="preserve">LANGUAGES </w:t>
-      </w:r>
-    </w:p>
-    <w:p>
-      <w:pPr>
+        <w:t xml:space="preserve"> L</w:t>
+      </w:r>
+      <w:r>
+        <w:rPr>
+          <w:rFonts w:eastAsia="Times New Roman" w:cs="Times New Roman"/>
+          <w:b/>
+          <w:sz w:val="27"/>
+        </w:rPr>
+        <w:t>ANGUAGES</w:t>
+      </w:r>
+      <w:r>
+        <w:rPr>
+          <w:rFonts w:ascii="Times New Roman" w:eastAsia="Times New Roman" w:hAnsi="Times New Roman" w:cs="Times New Roman"/>
+          <w:b/>
+          <w:sz w:val="27"/>
+        </w:rPr>
+        <w:t xml:space="preserve"> </w:t>
+      </w:r>
+    </w:p>
+    <w:p>
+      <w:pPr>
+        <w:pStyle w:val="ListParagraph"/>
         <w:numPr>
           <w:ilvl w:val="0"/>
-          <w:numId w:val="1"/>
+          <w:numId w:val="20"/>
         </w:numPr>
-        <w:spacing w:after="69"/>
-        <w:ind w:hanging="360"/>
-      </w:pPr>
-      <w:r>
-        <w:rPr>
-          <w:b/>
-        </w:rPr>
-        <w:t>Swahili</w:t>
-      </w:r>
-      <w:r>
-        <w:t xml:space="preserve"> – Native  </w:t>
-      </w:r>
-    </w:p>
-    <w:p>
-      <w:pPr>
+      </w:pPr>
+      <w:r>
+        <w:rPr>
+          <w:b/>
+          <w:bCs/>
+        </w:rPr>
+        <w:t>English</w:t>
+      </w:r>
+      <w:r>
+        <w:t xml:space="preserve"> – Fluent </w:t>
+      </w:r>
+    </w:p>
+    <w:p>
+      <w:pPr>
+        <w:pStyle w:val="ListParagraph"/>
         <w:numPr>
           <w:ilvl w:val="0"/>
-          <w:numId w:val="1"/>
+          <w:numId w:val="20"/>
         </w:numPr>
-        <w:spacing w:after="357"/>
-        <w:ind w:hanging="360"/>
-      </w:pPr>
-      <w:r>
-        <w:rPr>
-          <w:b/>
-        </w:rPr>
-        <w:t>English</w:t>
-      </w:r>
-      <w:r>
-        <w:t xml:space="preserve"> – Native </w:t>
-      </w:r>
-      <w:r>
-        <w:rPr>
-          <w:b/>
-          <w:sz w:val="27"/>
-        </w:rPr>
-        <w:t xml:space="preserve"> </w:t>
-      </w:r>
-    </w:p>
-    <w:p>
-      <w:pPr>
-        <w:spacing w:after="0" w:line="259" w:lineRule="auto"/>
-        <w:ind w:left="5" w:firstLine="0"/>
-      </w:pPr>
-      <w:r>
-        <w:rPr>
-          <w:b/>
-          <w:sz w:val="28"/>
-        </w:rPr>
-        <w:t xml:space="preserve"> </w:t>
-      </w:r>
-    </w:p>
+      </w:pPr>
+      <w:r>
+        <w:rPr>
+          <w:b/>
+          <w:bCs/>
+        </w:rPr>
+        <w:t>Swahili</w:t>
+      </w:r>
+      <w:r>
+        <w:t xml:space="preserve"> – Native  </w:t>
+      </w:r>
+    </w:p>
+    <w:p/>
     <w:p>
       <w:pPr>
         <w:spacing w:after="271" w:line="259" w:lineRule="auto"/>
@@ -1691,306 +1465,226 @@
         <w:pStyle w:val="Heading1"/>
         <w:spacing w:after="135"/>
         <w:ind w:left="0"/>
-      </w:pPr>
-      <w:r>
-        <w:t xml:space="preserve">EDUCATION BACKGROUND </w:t>
-      </w:r>
-    </w:p>
-    <w:p>
-      <w:pPr>
-        <w:pStyle w:val="Heading2"/>
-        <w:ind w:left="0"/>
-      </w:pPr>
-      <w:r>
-        <w:t>20</w:t>
-      </w:r>
-      <w:r>
-        <w:t>21</w:t>
-      </w:r>
-      <w:r>
-        <w:t>-202</w:t>
-      </w:r>
-      <w:r>
-        <w:t>5</w:t>
-      </w:r>
-      <w:r>
-        <w:t xml:space="preserve"> </w:t>
-      </w:r>
-    </w:p>
-    <w:p>
-      <w:pPr>
-        <w:ind w:left="10"/>
-      </w:pPr>
-      <w:r>
-        <w:t>BORABU TECHNICAL TRAINING INSTITUTE</w:t>
-      </w:r>
-    </w:p>
-    <w:p>
-      <w:pPr>
-        <w:ind w:left="10"/>
-      </w:pPr>
-      <w:r>
-        <w:t xml:space="preserve">DIPLOMA IN INFORMATION COMMUNICATION TECHNOLOGY </w:t>
-      </w:r>
-    </w:p>
-    <w:p>
-      <w:pPr>
-        <w:ind w:left="10"/>
-      </w:pPr>
-      <w:r>
-        <w:t xml:space="preserve">GRADE -SECOND CLASS UPPER DIVISION </w:t>
-      </w:r>
-    </w:p>
-    <w:p>
-      <w:pPr>
-        <w:spacing w:after="0" w:line="259" w:lineRule="auto"/>
-        <w:ind w:left="0" w:firstLine="0"/>
-      </w:pPr>
-      <w:r>
-        <w:rPr>
-          <w:b/>
-        </w:rPr>
-        <w:t xml:space="preserve"> </w:t>
-      </w:r>
-    </w:p>
-    <w:p>
-      <w:pPr>
-        <w:pStyle w:val="Heading2"/>
-        <w:ind w:left="0"/>
-      </w:pPr>
-      <w:r>
-        <w:t>201</w:t>
-      </w:r>
-      <w:r>
-        <w:t>7</w:t>
-      </w:r>
-      <w:r>
-        <w:t>-20</w:t>
-      </w:r>
-      <w:r>
-        <w:t>21</w:t>
-      </w:r>
-    </w:p>
-    <w:p>
-      <w:pPr>
-        <w:ind w:left="10"/>
-      </w:pPr>
-      <w:r>
-        <w:t xml:space="preserve">GITHIGA BOYS HIGH SCHOOL </w:t>
-      </w:r>
-    </w:p>
-    <w:p>
-      <w:pPr>
-        <w:ind w:left="10"/>
-      </w:pPr>
-      <w:r>
-        <w:lastRenderedPageBreak/>
-        <w:t xml:space="preserve">KENYA CERTIFICATE OF SECONDARY EDUCATION. </w:t>
-      </w:r>
-    </w:p>
-    <w:p>
-      <w:pPr>
-        <w:ind w:left="10"/>
-      </w:pPr>
-      <w:r>
-        <w:t xml:space="preserve">GRADE ACHIEVED: B- </w:t>
-      </w:r>
-    </w:p>
-    <w:p>
-      <w:pPr>
-        <w:spacing w:after="0" w:line="259" w:lineRule="auto"/>
-        <w:ind w:left="0" w:firstLine="0"/>
-      </w:pPr>
-      <w:r>
-        <w:rPr>
-          <w:b/>
-        </w:rPr>
-        <w:t xml:space="preserve"> </w:t>
-      </w:r>
-    </w:p>
-    <w:p>
-      <w:pPr>
-        <w:pStyle w:val="Heading2"/>
-        <w:ind w:left="0"/>
-      </w:pPr>
-      <w:r>
-        <w:t>20</w:t>
-      </w:r>
-      <w:r>
-        <w:t>12</w:t>
-      </w:r>
-      <w:r>
-        <w:t>-20</w:t>
-      </w:r>
-      <w:r>
-        <w:t>17</w:t>
-      </w:r>
-    </w:p>
-    <w:p>
-      <w:pPr>
-        <w:ind w:left="10"/>
-      </w:pPr>
-      <w:r>
-        <w:t>NGEWE PRIMARY SCHOOL</w:t>
-      </w:r>
-    </w:p>
-    <w:p>
-      <w:pPr>
-        <w:ind w:left="10"/>
-      </w:pPr>
-      <w:r>
-        <w:t xml:space="preserve">KENYA CERTIFICATE OF PRIMARY EDUCATION </w:t>
-      </w:r>
-    </w:p>
-    <w:p>
-      <w:pPr>
-        <w:ind w:left="10"/>
-      </w:pPr>
-      <w:r>
-        <w:t>MARKS SCORES:35</w:t>
-      </w:r>
-      <w:r>
-        <w:t>1</w:t>
-      </w:r>
-    </w:p>
-    <w:p>
-      <w:pPr>
-        <w:spacing w:after="189" w:line="259" w:lineRule="auto"/>
-        <w:ind w:left="644" w:firstLine="0"/>
-      </w:pPr>
-      <w:r>
-        <w:rPr>
-          <w:sz w:val="22"/>
-        </w:rPr>
-        <w:t xml:space="preserve"> </w:t>
-      </w:r>
-    </w:p>
-    <w:p>
-      <w:pPr>
-        <w:spacing w:after="0" w:line="259" w:lineRule="auto"/>
-        <w:ind w:left="0" w:firstLine="0"/>
-      </w:pPr>
-      <w:r>
-        <w:rPr>
-          <w:rFonts w:ascii="Segoe UI" w:eastAsia="Segoe UI" w:hAnsi="Segoe UI" w:cs="Segoe UI"/>
-          <w:sz w:val="20"/>
-        </w:rPr>
-        <w:t xml:space="preserve"> </w:t>
-      </w:r>
-    </w:p>
-    <w:p>
-      <w:pPr>
-        <w:pStyle w:val="Heading1"/>
-        <w:spacing w:after="135"/>
-        <w:ind w:left="0"/>
-      </w:pPr>
-      <w:r>
-        <w:t>EXPERIENCE</w:t>
-      </w:r>
-      <w:r>
         <w:rPr>
           <w:color w:val="943613"/>
           <w:sz w:val="24"/>
         </w:rPr>
+      </w:pPr>
+      <w:r>
         <w:t xml:space="preserve"> </w:t>
       </w:r>
+      <w:r>
+        <w:t xml:space="preserve">PROFESSIONAL </w:t>
+      </w:r>
+      <w:r>
+        <w:t>EXPERIENCE</w:t>
+      </w:r>
+      <w:r>
+        <w:rPr>
+          <w:color w:val="943613"/>
+          <w:sz w:val="24"/>
+        </w:rPr>
+        <w:t xml:space="preserve"> </w:t>
+      </w:r>
+    </w:p>
+    <w:p>
+      <w:pPr>
+        <w:ind w:left="10"/>
+        <w:rPr>
+          <w:b/>
+          <w:bCs/>
+          <w:color w:val="FF0000"/>
+        </w:rPr>
+      </w:pPr>
+      <w:r>
+        <w:rPr>
+          <w:b/>
+          <w:bCs/>
+          <w:color w:val="FF0000"/>
+        </w:rPr>
+        <w:t xml:space="preserve"> </w:t>
+      </w:r>
+      <w:r>
+        <w:rPr>
+          <w:b/>
+          <w:bCs/>
+          <w:color w:val="FF0000"/>
+        </w:rPr>
+        <w:t>ICT OFFICER</w:t>
+      </w:r>
+      <w:r>
+        <w:rPr>
+          <w:b/>
+          <w:bCs/>
+          <w:color w:val="FF0000"/>
+        </w:rPr>
+        <w:t xml:space="preserve"> (</w:t>
+      </w:r>
+      <w:r>
+        <w:rPr>
+          <w:b/>
+          <w:bCs/>
+          <w:color w:val="FF0000"/>
+        </w:rPr>
+        <w:t>ATTACHMENT 1</w:t>
+      </w:r>
+      <w:r>
+        <w:rPr>
+          <w:b/>
+          <w:bCs/>
+          <w:color w:val="FF0000"/>
+        </w:rPr>
+        <w:t>)</w:t>
+      </w:r>
     </w:p>
     <w:p>
       <w:pPr>
         <w:pStyle w:val="Heading2"/>
-        <w:numPr>
-          <w:ilvl w:val="0"/>
-          <w:numId w:val="7"/>
-        </w:numPr>
-      </w:pPr>
+        <w:ind w:left="0" w:firstLine="0"/>
+      </w:pPr>
+      <w:r>
+        <w:t xml:space="preserve"> </w:t>
+      </w:r>
       <w:r>
         <w:t xml:space="preserve">THE NATIONAL TREASURY </w:t>
       </w:r>
+      <w:r>
+        <w:t xml:space="preserve">- </w:t>
+      </w:r>
+      <w:r>
+        <w:t>STATE DEPARTMENT FOR ECONOMIC PLANNING</w:t>
+      </w:r>
+      <w:r>
+        <w:t xml:space="preserve"> </w:t>
+      </w:r>
     </w:p>
     <w:p>
       <w:pPr>
         <w:ind w:left="10"/>
-      </w:pPr>
-      <w:r>
-        <w:rPr>
-          <w:b/>
-        </w:rPr>
+        <w:rPr>
+          <w:rFonts w:ascii="Times New Roman" w:hAnsi="Times New Roman" w:cs="Times New Roman"/>
+          <w:b/>
+          <w:bCs/>
+          <w:i/>
+          <w:iCs/>
+        </w:rPr>
+      </w:pPr>
+      <w:r>
         <w:t xml:space="preserve">   </w:t>
       </w:r>
       <w:r>
-        <w:rPr>
-          <w:b/>
-        </w:rPr>
-        <w:t xml:space="preserve">     STATE DEPARTMENT FOR ECONOMIC PLANNING</w:t>
-      </w:r>
-      <w:r>
+        <w:t xml:space="preserve">      </w:t>
+      </w:r>
+      <w:r>
+        <w:rPr>
+          <w:rFonts w:ascii="Times New Roman" w:hAnsi="Times New Roman" w:cs="Times New Roman"/>
+          <w:b/>
+          <w:bCs/>
+          <w:i/>
+          <w:iCs/>
+        </w:rPr>
+        <w:t>23</w:t>
+      </w:r>
+      <w:r>
+        <w:rPr>
+          <w:rFonts w:ascii="Times New Roman" w:hAnsi="Times New Roman" w:cs="Times New Roman"/>
+          <w:b/>
+          <w:bCs/>
+          <w:i/>
+          <w:iCs/>
+          <w:vertAlign w:val="superscript"/>
+        </w:rPr>
+        <w:t>RD</w:t>
+      </w:r>
+      <w:r>
+        <w:rPr>
+          <w:rFonts w:ascii="Times New Roman" w:hAnsi="Times New Roman" w:cs="Times New Roman"/>
+          <w:b/>
+          <w:bCs/>
+          <w:i/>
+          <w:iCs/>
+        </w:rPr>
         <w:t xml:space="preserve"> </w:t>
       </w:r>
-    </w:p>
-    <w:p>
-      <w:pPr>
-        <w:ind w:left="10"/>
-      </w:pPr>
-      <w:r>
-        <w:rPr>
-          <w:b/>
-        </w:rPr>
-        <w:t xml:space="preserve">   </w:t>
-      </w:r>
-      <w:r>
-        <w:rPr>
-          <w:b/>
-        </w:rPr>
-        <w:t xml:space="preserve">     </w:t>
-      </w:r>
-      <w:r>
-        <w:rPr>
-          <w:b/>
-        </w:rPr>
-        <w:t xml:space="preserve">ROLE: </w:t>
-      </w:r>
-      <w:r>
-        <w:t xml:space="preserve">ICT OFFICER, </w:t>
-      </w:r>
-      <w:r>
-        <w:t>ATTACHMENT 1</w:t>
-      </w:r>
-    </w:p>
-    <w:p>
-      <w:pPr>
-        <w:ind w:left="10"/>
-      </w:pPr>
-      <w:r>
-        <w:t xml:space="preserve">   </w:t>
-      </w:r>
-      <w:r>
-        <w:t xml:space="preserve">      23</w:t>
-      </w:r>
-      <w:r>
-        <w:rPr>
+      <w:r>
+        <w:rPr>
+          <w:rFonts w:ascii="Times New Roman" w:hAnsi="Times New Roman" w:cs="Times New Roman"/>
+          <w:b/>
+          <w:bCs/>
+          <w:i/>
+          <w:iCs/>
+        </w:rPr>
+        <w:t>SEPT</w:t>
+      </w:r>
+      <w:r>
+        <w:rPr>
+          <w:rFonts w:ascii="Times New Roman" w:hAnsi="Times New Roman" w:cs="Times New Roman"/>
+          <w:b/>
+          <w:bCs/>
+          <w:i/>
+          <w:iCs/>
+        </w:rPr>
+        <w:t xml:space="preserve"> 202</w:t>
+      </w:r>
+      <w:r>
+        <w:rPr>
+          <w:rFonts w:ascii="Times New Roman" w:hAnsi="Times New Roman" w:cs="Times New Roman"/>
+          <w:b/>
+          <w:bCs/>
+          <w:i/>
+          <w:iCs/>
+        </w:rPr>
+        <w:t xml:space="preserve">2 </w:t>
+      </w:r>
+      <w:r>
+        <w:rPr>
+          <w:rFonts w:ascii="Times New Roman" w:hAnsi="Times New Roman" w:cs="Times New Roman"/>
+          <w:b/>
+          <w:bCs/>
+          <w:i/>
+          <w:iCs/>
+        </w:rPr>
+        <w:t>-</w:t>
+      </w:r>
+      <w:r>
+        <w:rPr>
+          <w:rFonts w:ascii="Times New Roman" w:hAnsi="Times New Roman" w:cs="Times New Roman"/>
+          <w:b/>
+          <w:bCs/>
+          <w:i/>
+          <w:iCs/>
+        </w:rPr>
+        <w:t xml:space="preserve"> </w:t>
+      </w:r>
+      <w:r>
+        <w:rPr>
+          <w:rFonts w:ascii="Times New Roman" w:hAnsi="Times New Roman" w:cs="Times New Roman"/>
+          <w:b/>
+          <w:bCs/>
+          <w:i/>
+          <w:iCs/>
+        </w:rPr>
+        <w:t>23</w:t>
+      </w:r>
+      <w:r>
+        <w:rPr>
+          <w:rFonts w:ascii="Times New Roman" w:hAnsi="Times New Roman" w:cs="Times New Roman"/>
+          <w:b/>
+          <w:bCs/>
+          <w:i/>
+          <w:iCs/>
           <w:vertAlign w:val="superscript"/>
         </w:rPr>
         <w:t>RD</w:t>
       </w:r>
       <w:r>
-        <w:t xml:space="preserve"> DEC 202</w:t>
-      </w:r>
-      <w:r>
-        <w:t xml:space="preserve">2 </w:t>
-      </w:r>
-      <w:r>
-        <w:t xml:space="preserve">TO DATE </w:t>
-      </w:r>
-      <w:r>
-        <w:t>23</w:t>
-      </w:r>
-      <w:r>
-        <w:rPr>
-          <w:vertAlign w:val="superscript"/>
-        </w:rPr>
-        <w:t>RD</w:t>
-      </w:r>
-      <w:r>
+        <w:rPr>
+          <w:rFonts w:ascii="Times New Roman" w:hAnsi="Times New Roman" w:cs="Times New Roman"/>
+          <w:b/>
+          <w:bCs/>
+          <w:i/>
+          <w:iCs/>
+        </w:rPr>
         <w:t xml:space="preserve"> NOV 2022</w:t>
       </w:r>
     </w:p>
@@ -2022,6 +1716,7 @@
           <w:ilvl w:val="0"/>
           <w:numId w:val="12"/>
         </w:numPr>
+        <w:ind w:left="1080"/>
       </w:pPr>
       <w:r>
         <w:rPr>
@@ -2031,10 +1726,18 @@
         <w:t>Monitoring and Performance Evaluation of Integrated Financial Management Information System (IFMIS)-</w:t>
       </w:r>
       <w:r>
-        <w:t xml:space="preserve"> Actively monitored the performance and functionality of the IFMIS to ensure the seamless processing of financial transactions within government institutions. Regularly analyzed system logs, identified performance bottlenecks, and collaborated with stakeholders to implement necessary improvements.</w:t>
-      </w:r>
-    </w:p>
-    <w:p/>
+        <w:t xml:space="preserve"> Actively monitored the performance and functionality of the IFMIS to ensure the seamless processing of financial transactions within government institutions. Regularly analyzed system logs, </w:t>
+      </w:r>
+      <w:r>
+        <w:lastRenderedPageBreak/>
+        <w:t>identified performance bottlenecks, and collaborated with stakeholders to implement necessary improvements.</w:t>
+      </w:r>
+    </w:p>
+    <w:p>
+      <w:pPr>
+        <w:ind w:left="375"/>
+      </w:pPr>
+    </w:p>
     <w:p>
       <w:pPr>
         <w:pStyle w:val="ListParagraph"/>
@@ -2042,6 +1745,7 @@
           <w:ilvl w:val="0"/>
           <w:numId w:val="12"/>
         </w:numPr>
+        <w:ind w:left="1080"/>
       </w:pPr>
       <w:r>
         <w:rPr>
@@ -2059,6 +1763,7 @@
     </w:p>
     <w:p>
       <w:pPr>
+        <w:ind w:left="375"/>
         <w:rPr>
           <w:b/>
           <w:bCs/>
@@ -2072,6 +1777,7 @@
           <w:ilvl w:val="0"/>
           <w:numId w:val="12"/>
         </w:numPr>
+        <w:ind w:left="1080"/>
       </w:pPr>
       <w:r>
         <w:rPr>
@@ -2089,6 +1795,7 @@
     </w:p>
     <w:p>
       <w:pPr>
+        <w:ind w:left="375"/>
         <w:rPr>
           <w:b/>
           <w:bCs/>
@@ -2102,6 +1809,7 @@
           <w:ilvl w:val="0"/>
           <w:numId w:val="12"/>
         </w:numPr>
+        <w:ind w:left="1080"/>
       </w:pPr>
       <w:r>
         <w:rPr>
@@ -2122,6 +1830,7 @@
     </w:p>
     <w:p>
       <w:pPr>
+        <w:ind w:left="375"/>
         <w:rPr>
           <w:b/>
           <w:bCs/>
@@ -2135,6 +1844,7 @@
           <w:ilvl w:val="0"/>
           <w:numId w:val="12"/>
         </w:numPr>
+        <w:ind w:left="1080"/>
       </w:pPr>
       <w:r>
         <w:rPr>
@@ -2147,7 +1857,11 @@
         <w:t xml:space="preserve"> Provided technical support to end-users within the government, resolving system-related issues, troubleshooting errors, and offering timely solutions. Monitored user complaints and worked with the development team to implement system updates and fixes based on user feedback.</w:t>
       </w:r>
     </w:p>
-    <w:p/>
+    <w:p>
+      <w:pPr>
+        <w:ind w:left="375"/>
+      </w:pPr>
+    </w:p>
     <w:p>
       <w:pPr>
         <w:pStyle w:val="ListParagraph"/>
@@ -2155,13 +1869,13 @@
           <w:ilvl w:val="0"/>
           <w:numId w:val="12"/>
         </w:numPr>
-      </w:pPr>
-      <w:r>
-        <w:rPr>
-          <w:b/>
-          <w:bCs/>
-        </w:rPr>
-        <w:lastRenderedPageBreak/>
+        <w:ind w:left="1080"/>
+      </w:pPr>
+      <w:r>
+        <w:rPr>
+          <w:b/>
+          <w:bCs/>
+        </w:rPr>
         <w:t>General ICT Support and Data Entry-</w:t>
       </w:r>
       <w:r>
@@ -2170,7 +1884,7 @@
     </w:p>
     <w:p>
       <w:pPr>
-        <w:ind w:left="5" w:firstLine="0"/>
+        <w:ind w:left="365" w:firstLine="0"/>
       </w:pPr>
     </w:p>
     <w:p>
@@ -2180,6 +1894,7 @@
           <w:ilvl w:val="0"/>
           <w:numId w:val="12"/>
         </w:numPr>
+        <w:ind w:left="1080"/>
       </w:pPr>
       <w:r>
         <w:rPr>
@@ -2192,7 +1907,11 @@
         <w:t>Installed and maintained antivirus software across all ICT equipment to ensure that systems remained secure from cyber threats. Monitored antivirus logs, ran routine system scans, and worked with the cybersecurity team to address potential security vulnerabilities in a timely manner.</w:t>
       </w:r>
     </w:p>
-    <w:p/>
+    <w:p>
+      <w:pPr>
+        <w:ind w:left="375"/>
+      </w:pPr>
+    </w:p>
     <w:p>
       <w:pPr>
         <w:pStyle w:val="ListParagraph"/>
@@ -2200,6 +1919,7 @@
           <w:ilvl w:val="0"/>
           <w:numId w:val="12"/>
         </w:numPr>
+        <w:ind w:left="1080"/>
       </w:pPr>
       <w:r>
         <w:rPr>
@@ -2225,7 +1945,11 @@
         <w:t>anaged the requisition and distribution of ICT hardware and software, including computers, printers, and networking devices. Ensured that employees had the tools they needed to perform their roles effectively, and kept accurate records of equipment issued and returned for inventory control.</w:t>
       </w:r>
     </w:p>
-    <w:p/>
+    <w:p>
+      <w:pPr>
+        <w:ind w:left="375"/>
+      </w:pPr>
+    </w:p>
     <w:p>
       <w:pPr>
         <w:pStyle w:val="ListParagraph"/>
@@ -2233,6 +1957,7 @@
           <w:ilvl w:val="0"/>
           <w:numId w:val="12"/>
         </w:numPr>
+        <w:ind w:left="1080"/>
       </w:pPr>
       <w:r>
         <w:rPr>
@@ -2255,70 +1980,141 @@
       </w:pPr>
     </w:p>
     <w:p>
+      <w:pPr>
+        <w:ind w:left="140"/>
+        <w:rPr>
+          <w:b/>
+          <w:bCs/>
+          <w:color w:val="FF0000"/>
+        </w:rPr>
+      </w:pPr>
       <w:r>
         <w:t xml:space="preserve"> </w:t>
       </w:r>
       <w:r>
         <w:t xml:space="preserve"> </w:t>
       </w:r>
+      <w:r>
+        <w:rPr>
+          <w:b/>
+          <w:bCs/>
+          <w:color w:val="FF0000"/>
+        </w:rPr>
+        <w:t xml:space="preserve">ICT OFFICER (ATTACHMENT </w:t>
+      </w:r>
+      <w:r>
+        <w:rPr>
+          <w:b/>
+          <w:bCs/>
+          <w:color w:val="FF0000"/>
+        </w:rPr>
+        <w:t>2</w:t>
+      </w:r>
+      <w:r>
+        <w:rPr>
+          <w:b/>
+          <w:bCs/>
+          <w:color w:val="FF0000"/>
+        </w:rPr>
+        <w:t>)</w:t>
+      </w:r>
     </w:p>
     <w:p>
       <w:pPr>
         <w:pStyle w:val="Heading3"/>
-        <w:ind w:left="370"/>
-      </w:pPr>
-      <w:r>
-        <w:t>2.</w:t>
+        <w:ind w:left="140"/>
+      </w:pPr>
+      <w:r>
+        <w:t xml:space="preserve">  </w:t>
       </w:r>
       <w:r>
         <w:t>MINISTRY OF</w:t>
       </w:r>
       <w:r>
-        <w:t xml:space="preserve"> EAST AFRICAN COMMUNITY (EAC), ASALs AND REGIONAL DEVELOPMENT.</w:t>
-      </w:r>
-    </w:p>
-    <w:p>
-      <w:r>
-        <w:t xml:space="preserve">       STATE DEPARTMENT FOR EAST AFRICAN COMMUNITY AFFAIRS</w:t>
-      </w:r>
-    </w:p>
-    <w:p>
-      <w:pPr>
-        <w:ind w:left="360"/>
-      </w:pPr>
-      <w:r>
-        <w:rPr>
-          <w:b/>
-        </w:rPr>
-        <w:t xml:space="preserve">  ROLE:</w:t>
-      </w:r>
-      <w:r>
-        <w:t xml:space="preserve"> ICT OFFICER, ATTACHEMENT 2</w:t>
-      </w:r>
-    </w:p>
-    <w:p>
-      <w:pPr>
-        <w:ind w:left="360"/>
-      </w:pPr>
-      <w:r>
-        <w:t xml:space="preserve">    23</w:t>
-      </w:r>
-      <w:r>
-        <w:rPr>
+        <w:t xml:space="preserve"> EAST AFRICAN COMMUNITY (EAC), ASALs AND REGIONAL </w:t>
+      </w:r>
+      <w:r>
+        <w:t xml:space="preserve">      </w:t>
+      </w:r>
+      <w:r>
+        <w:t>DEVELOPMENT</w:t>
+      </w:r>
+      <w:r>
+        <w:t xml:space="preserve"> - </w:t>
+      </w:r>
+      <w:r>
+        <w:rPr>
+          <w:rFonts w:ascii="Times New Roman" w:hAnsi="Times New Roman" w:cs="Times New Roman"/>
+          <w:i/>
+          <w:iCs/>
+        </w:rPr>
+        <w:t>STATE DEPARTMENT FOR EAST AFRICAN COMMUNITY AFFAIRS</w:t>
+      </w:r>
+    </w:p>
+    <w:p>
+      <w:pPr>
+        <w:ind w:left="490"/>
+        <w:rPr>
+          <w:rFonts w:ascii="Times New Roman" w:hAnsi="Times New Roman" w:cs="Times New Roman"/>
+          <w:b/>
+          <w:bCs/>
+          <w:i/>
+          <w:iCs/>
+        </w:rPr>
+      </w:pPr>
+      <w:r>
+        <w:t xml:space="preserve">  </w:t>
+      </w:r>
+      <w:r>
+        <w:rPr>
+          <w:rFonts w:ascii="Times New Roman" w:hAnsi="Times New Roman" w:cs="Times New Roman"/>
+          <w:b/>
+          <w:bCs/>
+          <w:i/>
+          <w:iCs/>
+        </w:rPr>
+        <w:t>23</w:t>
+      </w:r>
+      <w:r>
+        <w:rPr>
+          <w:rFonts w:ascii="Times New Roman" w:hAnsi="Times New Roman" w:cs="Times New Roman"/>
+          <w:b/>
+          <w:bCs/>
+          <w:i/>
+          <w:iCs/>
           <w:vertAlign w:val="superscript"/>
         </w:rPr>
         <w:t>RD</w:t>
       </w:r>
       <w:r>
+        <w:rPr>
+          <w:rFonts w:ascii="Times New Roman" w:hAnsi="Times New Roman" w:cs="Times New Roman"/>
+          <w:b/>
+          <w:bCs/>
+          <w:i/>
+          <w:iCs/>
+        </w:rPr>
         <w:t xml:space="preserve"> SEPTEMBER – 23</w:t>
       </w:r>
       <w:r>
         <w:rPr>
+          <w:rFonts w:ascii="Times New Roman" w:hAnsi="Times New Roman" w:cs="Times New Roman"/>
+          <w:b/>
+          <w:bCs/>
+          <w:i/>
+          <w:iCs/>
           <w:vertAlign w:val="superscript"/>
         </w:rPr>
         <w:t xml:space="preserve">RD </w:t>
       </w:r>
       <w:r>
+        <w:rPr>
+          <w:rFonts w:ascii="Times New Roman" w:hAnsi="Times New Roman" w:cs="Times New Roman"/>
+          <w:b/>
+          <w:bCs/>
+          <w:i/>
+          <w:iCs/>
+        </w:rPr>
         <w:t>DECEMBER 2024</w:t>
       </w:r>
     </w:p>
@@ -2347,10 +2143,9 @@
       <w:pPr>
         <w:numPr>
           <w:ilvl w:val="0"/>
-          <w:numId w:val="2"/>
+          <w:numId w:val="22"/>
         </w:numPr>
         <w:spacing w:after="36"/>
-        <w:ind w:hanging="360"/>
       </w:pPr>
       <w:r>
         <w:t xml:space="preserve"> </w:t>
@@ -2375,10 +2170,9 @@
       <w:pPr>
         <w:numPr>
           <w:ilvl w:val="0"/>
-          <w:numId w:val="2"/>
+          <w:numId w:val="22"/>
         </w:numPr>
         <w:spacing w:after="37"/>
-        <w:ind w:hanging="360"/>
       </w:pPr>
       <w:r>
         <w:rPr>
@@ -2404,11 +2198,11 @@
     </w:p>
     <w:p>
       <w:pPr>
+        <w:pStyle w:val="ListParagraph"/>
         <w:numPr>
           <w:ilvl w:val="0"/>
-          <w:numId w:val="2"/>
+          <w:numId w:val="22"/>
         </w:numPr>
-        <w:ind w:hanging="360"/>
       </w:pPr>
       <w:r>
         <w:rPr>
@@ -2437,27 +2231,20 @@
     </w:p>
     <w:p>
       <w:pPr>
-        <w:spacing w:after="32"/>
-        <w:ind w:left="730"/>
-      </w:pPr>
-      <w:r>
-        <w:t>NTBs in the 8 states in EAC through the 8 states in EAC. The system is called Non- Tariff Barriers Reporting and Monitoring System</w:t>
-      </w:r>
-      <w:r>
-        <w:rPr>
-          <w:b/>
-        </w:rPr>
-        <w:t xml:space="preserve"> </w:t>
+        <w:pStyle w:val="ListParagraph"/>
+        <w:ind w:firstLine="0"/>
+      </w:pPr>
+      <w:r>
+        <w:t xml:space="preserve">NTBs in the 8 states in EAC through the 8 states in EAC. The system is called Non- Tariff Barriers Reporting and Monitoring System </w:t>
       </w:r>
     </w:p>
     <w:p>
       <w:pPr>
         <w:numPr>
           <w:ilvl w:val="0"/>
-          <w:numId w:val="2"/>
+          <w:numId w:val="22"/>
         </w:numPr>
         <w:spacing w:after="0" w:line="240" w:lineRule="auto"/>
-        <w:ind w:hanging="360"/>
       </w:pPr>
       <w:r>
         <w:rPr>
@@ -2477,6 +2264,386 @@
       <w:r>
         <w:t xml:space="preserve"> </w:t>
       </w:r>
+    </w:p>
+    <w:p>
+      <w:pPr>
+        <w:ind w:left="5" w:firstLine="0"/>
+        <w:rPr>
+          <w:b/>
+          <w:bCs/>
+          <w:color w:val="EE0000"/>
+        </w:rPr>
+      </w:pPr>
+      <w:r>
+        <w:rPr>
+          <w:b/>
+          <w:bCs/>
+          <w:color w:val="EE0000"/>
+        </w:rPr>
+        <w:t>ICT OFFICER (</w:t>
+      </w:r>
+      <w:r>
+        <w:rPr>
+          <w:b/>
+          <w:bCs/>
+          <w:color w:val="EE0000"/>
+        </w:rPr>
+        <w:t xml:space="preserve">PART TIME </w:t>
+      </w:r>
+      <w:r>
+        <w:rPr>
+          <w:b/>
+          <w:bCs/>
+          <w:color w:val="EE0000"/>
+        </w:rPr>
+        <w:t>PROBATION)</w:t>
+      </w:r>
+    </w:p>
+    <w:p>
+      <w:pPr>
+        <w:ind w:left="5" w:firstLine="0"/>
+        <w:rPr>
+          <w:b/>
+          <w:bCs/>
+        </w:rPr>
+      </w:pPr>
+      <w:r>
+        <w:rPr>
+          <w:b/>
+          <w:bCs/>
+        </w:rPr>
+        <w:t>GITHIMA TV</w:t>
+      </w:r>
+    </w:p>
+    <w:p>
+      <w:pPr>
+        <w:ind w:left="5" w:firstLine="0"/>
+        <w:rPr>
+          <w:rFonts w:ascii="Times New Roman" w:hAnsi="Times New Roman" w:cs="Times New Roman"/>
+          <w:b/>
+          <w:bCs/>
+          <w:i/>
+          <w:iCs/>
+        </w:rPr>
+      </w:pPr>
+      <w:r>
+        <w:rPr>
+          <w:rFonts w:ascii="Times New Roman" w:hAnsi="Times New Roman" w:cs="Times New Roman"/>
+          <w:b/>
+          <w:bCs/>
+          <w:i/>
+          <w:iCs/>
+        </w:rPr>
+        <w:t>03</w:t>
+      </w:r>
+      <w:r>
+        <w:rPr>
+          <w:rFonts w:ascii="Times New Roman" w:hAnsi="Times New Roman" w:cs="Times New Roman"/>
+          <w:b/>
+          <w:bCs/>
+          <w:i/>
+          <w:iCs/>
+          <w:vertAlign w:val="superscript"/>
+        </w:rPr>
+        <w:t>RD</w:t>
+      </w:r>
+      <w:r>
+        <w:rPr>
+          <w:rFonts w:ascii="Times New Roman" w:hAnsi="Times New Roman" w:cs="Times New Roman"/>
+          <w:b/>
+          <w:bCs/>
+          <w:i/>
+          <w:iCs/>
+        </w:rPr>
+        <w:t xml:space="preserve"> </w:t>
+      </w:r>
+      <w:r>
+        <w:rPr>
+          <w:rFonts w:ascii="Times New Roman" w:hAnsi="Times New Roman" w:cs="Times New Roman"/>
+          <w:b/>
+          <w:bCs/>
+          <w:i/>
+          <w:iCs/>
+        </w:rPr>
+        <w:t>JANUARY 202</w:t>
+      </w:r>
+      <w:r>
+        <w:rPr>
+          <w:rFonts w:ascii="Times New Roman" w:hAnsi="Times New Roman" w:cs="Times New Roman"/>
+          <w:b/>
+          <w:bCs/>
+          <w:i/>
+          <w:iCs/>
+        </w:rPr>
+        <w:t>6</w:t>
+      </w:r>
+      <w:r>
+        <w:rPr>
+          <w:rFonts w:ascii="Times New Roman" w:hAnsi="Times New Roman" w:cs="Times New Roman"/>
+          <w:b/>
+          <w:bCs/>
+          <w:i/>
+          <w:iCs/>
+        </w:rPr>
+        <w:t xml:space="preserve"> – PRESENT</w:t>
+      </w:r>
+    </w:p>
+    <w:p>
+      <w:pPr>
+        <w:ind w:left="5" w:firstLine="0"/>
+      </w:pPr>
+    </w:p>
+    <w:p>
+      <w:pPr>
+        <w:ind w:left="5" w:firstLine="0"/>
+        <w:rPr>
+          <w:b/>
+          <w:bCs/>
+          <w:u w:val="single"/>
+        </w:rPr>
+      </w:pPr>
+      <w:r>
+        <w:rPr>
+          <w:b/>
+          <w:bCs/>
+          <w:u w:val="single"/>
+        </w:rPr>
+        <w:t>TASKS</w:t>
+      </w:r>
+    </w:p>
+    <w:p>
+      <w:pPr>
+        <w:pStyle w:val="ListParagraph"/>
+        <w:numPr>
+          <w:ilvl w:val="0"/>
+          <w:numId w:val="26"/>
+        </w:numPr>
+      </w:pPr>
+      <w:r>
+        <w:rPr>
+          <w:b/>
+          <w:bCs/>
+        </w:rPr>
+        <w:t>Broadcast IT Infrastructure Management</w:t>
+      </w:r>
+      <w:r>
+        <w:t xml:space="preserve"> - Oversee and maintain the studio's core IT systems, ensuring high availability for live production and broadcast operations with minimal downtime.</w:t>
+      </w:r>
+    </w:p>
+    <w:p>
+      <w:pPr>
+        <w:pStyle w:val="ListParagraph"/>
+        <w:numPr>
+          <w:ilvl w:val="0"/>
+          <w:numId w:val="26"/>
+        </w:numPr>
+      </w:pPr>
+      <w:r>
+        <w:rPr>
+          <w:b/>
+          <w:bCs/>
+        </w:rPr>
+        <w:t>Network Administration</w:t>
+      </w:r>
+      <w:r>
+        <w:t xml:space="preserve"> - Manage and monitor the corporate network, VLAN configurations for media traffic, and firewall policies to secure sensitive broadcast data and internal communications.</w:t>
+      </w:r>
+    </w:p>
+    <w:p>
+      <w:pPr>
+        <w:pStyle w:val="ListParagraph"/>
+        <w:numPr>
+          <w:ilvl w:val="0"/>
+          <w:numId w:val="26"/>
+        </w:numPr>
+      </w:pPr>
+      <w:r>
+        <w:rPr>
+          <w:b/>
+          <w:bCs/>
+        </w:rPr>
+        <w:t>Media Asset Management Support</w:t>
+      </w:r>
+      <w:r>
+        <w:t xml:space="preserve"> - Assist in the administration of digital storage systems and servers, ensuring efficient archiving, retrieval, and backup of video content and broadcast logs.</w:t>
+      </w:r>
+    </w:p>
+    <w:p>
+      <w:pPr>
+        <w:pStyle w:val="ListParagraph"/>
+        <w:numPr>
+          <w:ilvl w:val="0"/>
+          <w:numId w:val="26"/>
+        </w:numPr>
+      </w:pPr>
+      <w:r>
+        <w:rPr>
+          <w:b/>
+          <w:bCs/>
+        </w:rPr>
+        <w:t>End-User and Production Support</w:t>
+      </w:r>
+      <w:r>
+        <w:t xml:space="preserve"> - Provide Tier 1/2 technical support to journalists, editors, and production staff, troubleshooting software, hardware, and connectivity issues in a fast-paced newsroom environment.</w:t>
+      </w:r>
+    </w:p>
+    <w:p>
+      <w:pPr>
+        <w:pStyle w:val="ListParagraph"/>
+        <w:numPr>
+          <w:ilvl w:val="0"/>
+          <w:numId w:val="26"/>
+        </w:numPr>
+      </w:pPr>
+      <w:r>
+        <w:rPr>
+          <w:b/>
+          <w:bCs/>
+        </w:rPr>
+        <w:t>News and Promo/Advertisement Editing</w:t>
+      </w:r>
+      <w:r>
+        <w:t xml:space="preserve"> - Edit news packages, promotional content, and commercial advertisements using video editing software to ensure high-quality broadcast standards and timely delivery.</w:t>
+      </w:r>
+    </w:p>
+    <w:p>
+      <w:pPr>
+        <w:pStyle w:val="ListParagraph"/>
+        <w:numPr>
+          <w:ilvl w:val="0"/>
+          <w:numId w:val="26"/>
+        </w:numPr>
+      </w:pPr>
+      <w:r>
+        <w:rPr>
+          <w:b/>
+          <w:bCs/>
+        </w:rPr>
+        <w:t>Graphic Design and Poster Creation</w:t>
+      </w:r>
+      <w:r>
+        <w:t xml:space="preserve"> - Design promotional posters, graphics, and visual content for upcoming programs, news highlights, and station events using industry-standard design software.</w:t>
+      </w:r>
+    </w:p>
+    <w:p>
+      <w:pPr>
+        <w:pStyle w:val="ListParagraph"/>
+        <w:numPr>
+          <w:ilvl w:val="0"/>
+          <w:numId w:val="27"/>
+        </w:numPr>
+      </w:pPr>
+      <w:r>
+        <w:rPr>
+          <w:b/>
+          <w:bCs/>
+        </w:rPr>
+        <w:t>Website Development and Maintenance</w:t>
+      </w:r>
+      <w:r>
+        <w:t xml:space="preserve"> - Develop</w:t>
+      </w:r>
+      <w:r>
+        <w:t>ed</w:t>
+      </w:r>
+      <w:r>
+        <w:t xml:space="preserve">, </w:t>
+      </w:r>
+      <w:r>
+        <w:t xml:space="preserve">and made </w:t>
+      </w:r>
+      <w:proofErr w:type="spellStart"/>
+      <w:r>
+        <w:t>incharge</w:t>
+      </w:r>
+      <w:proofErr w:type="spellEnd"/>
+      <w:r>
+        <w:t xml:space="preserve"> of </w:t>
+      </w:r>
+      <w:r>
+        <w:t>update</w:t>
+      </w:r>
+      <w:r>
+        <w:t>s</w:t>
+      </w:r>
+      <w:r>
+        <w:t>, and maintain the company</w:t>
+      </w:r>
+      <w:r>
+        <w:t>’s</w:t>
+      </w:r>
+      <w:r>
+        <w:t xml:space="preserve"> website to ensure optimal performance, fresh content, and a user-friendly experience for viewers and advertisers.</w:t>
+      </w:r>
+    </w:p>
+    <w:p>
+      <w:pPr>
+        <w:pStyle w:val="ListParagraph"/>
+        <w:numPr>
+          <w:ilvl w:val="0"/>
+          <w:numId w:val="27"/>
+        </w:numPr>
+      </w:pPr>
+      <w:r>
+        <w:rPr>
+          <w:b/>
+          <w:bCs/>
+        </w:rPr>
+        <w:lastRenderedPageBreak/>
+        <w:t>Staff Check-in System Administration</w:t>
+      </w:r>
+      <w:r>
+        <w:t xml:space="preserve"> </w:t>
+      </w:r>
+      <w:r>
+        <w:t>–</w:t>
+      </w:r>
+      <w:r>
+        <w:t xml:space="preserve"> </w:t>
+      </w:r>
+      <w:r>
+        <w:t xml:space="preserve">Developed, </w:t>
+      </w:r>
+      <w:r>
+        <w:t>Manage</w:t>
+      </w:r>
+      <w:r>
+        <w:t xml:space="preserve">s </w:t>
+      </w:r>
+      <w:r>
+        <w:t>and maintain</w:t>
+      </w:r>
+      <w:r>
+        <w:t>s</w:t>
+      </w:r>
+      <w:r>
+        <w:t xml:space="preserve"> the digital staff check-in system, ensuring accurate attendance tracking, troubleshooting issues, and generating reports for HR and management.</w:t>
+      </w:r>
+    </w:p>
+    <w:p>
+      <w:pPr>
+        <w:pStyle w:val="ListParagraph"/>
+        <w:numPr>
+          <w:ilvl w:val="0"/>
+          <w:numId w:val="26"/>
+        </w:numPr>
+      </w:pPr>
+      <w:r>
+        <w:rPr>
+          <w:b/>
+          <w:bCs/>
+        </w:rPr>
+        <w:t>System Maintenance and Documentation</w:t>
+      </w:r>
+      <w:r>
+        <w:t xml:space="preserve"> - Perform routine system checks, apply software updates, and maintain accurate documentation of network configurations, IT inventory, and support tickets.</w:t>
+      </w:r>
+    </w:p>
+    <w:p>
+      <w:pPr>
+        <w:spacing w:after="0" w:line="259" w:lineRule="auto"/>
+        <w:ind w:left="0" w:firstLine="0"/>
+      </w:pPr>
     </w:p>
     <w:p>
       <w:pPr>
@@ -2582,305 +2749,709 @@
         <w:ind w:left="0"/>
       </w:pPr>
       <w:r>
-        <w:lastRenderedPageBreak/>
-        <w:t xml:space="preserve">   TECHNICAL SKILLS AND ABILITIES</w:t>
-      </w:r>
-      <w:r>
-        <w:rPr>
-          <w:sz w:val="24"/>
-        </w:rPr>
-        <w:t xml:space="preserve"> </w:t>
-      </w:r>
-    </w:p>
-    <w:p>
-      <w:pPr>
+        <w:t xml:space="preserve">   TECHNICAL SKILLS</w:t>
+      </w:r>
+    </w:p>
+    <w:p>
+      <w:pPr>
+        <w:pStyle w:val="ListParagraph"/>
         <w:numPr>
           <w:ilvl w:val="0"/>
-          <w:numId w:val="4"/>
+          <w:numId w:val="18"/>
         </w:numPr>
-        <w:ind w:left="844" w:hanging="494"/>
-      </w:pPr>
-      <w:r>
-        <w:t>Network Administration: Able to handle LAN/WAN, set up switches and routers, and maintain network security.</w:t>
-      </w:r>
-      <w:r>
-        <w:rPr>
-          <w:rFonts w:ascii="Segoe UI" w:eastAsia="Segoe UI" w:hAnsi="Segoe UI" w:cs="Segoe UI"/>
-          <w:b/>
-          <w:sz w:val="20"/>
-        </w:rPr>
-        <w:t xml:space="preserve"> </w:t>
-      </w:r>
-    </w:p>
-    <w:p>
-      <w:pPr>
+      </w:pPr>
+      <w:r>
+        <w:rPr>
+          <w:b/>
+          <w:bCs/>
+          <w:i/>
+          <w:iCs/>
+        </w:rPr>
+        <w:t>Frontend Development</w:t>
+      </w:r>
+      <w:r>
+        <w:t xml:space="preserve">: HTML5, CSS3, JavaScript, React  </w:t>
+      </w:r>
+    </w:p>
+    <w:p>
+      <w:pPr>
+        <w:pStyle w:val="ListParagraph"/>
         <w:numPr>
           <w:ilvl w:val="0"/>
-          <w:numId w:val="4"/>
+          <w:numId w:val="18"/>
         </w:numPr>
-        <w:ind w:left="844" w:hanging="494"/>
-      </w:pPr>
-      <w:r>
-        <w:t>Technical Support: Proficient in remotely and on-site troubleshooting hardware, software, and network issues. (Using Anydesk</w:t>
-      </w:r>
-      <w:r>
-        <w:t xml:space="preserve"> and Tiemviewer</w:t>
-      </w:r>
-      <w:r>
-        <w:t xml:space="preserve"> for remote Configurations)</w:t>
-      </w:r>
-      <w:r>
-        <w:rPr>
-          <w:rFonts w:ascii="Segoe UI" w:eastAsia="Segoe UI" w:hAnsi="Segoe UI" w:cs="Segoe UI"/>
-          <w:b/>
-          <w:sz w:val="20"/>
-        </w:rPr>
-        <w:t xml:space="preserve"> </w:t>
-      </w:r>
-    </w:p>
-    <w:p>
-      <w:pPr>
+      </w:pPr>
+      <w:r>
+        <w:rPr>
+          <w:b/>
+          <w:bCs/>
+          <w:i/>
+          <w:iCs/>
+        </w:rPr>
+        <w:t>Backend Development</w:t>
+      </w:r>
+      <w:r>
+        <w:t xml:space="preserve">: Node.js, Express.js, Python, Django, Flask, PHP  </w:t>
+      </w:r>
+    </w:p>
+    <w:p>
+      <w:pPr>
+        <w:pStyle w:val="ListParagraph"/>
         <w:numPr>
           <w:ilvl w:val="0"/>
-          <w:numId w:val="4"/>
+          <w:numId w:val="18"/>
         </w:numPr>
-        <w:ind w:left="844" w:hanging="494"/>
-      </w:pPr>
-      <w:r>
-        <w:t>Operating Systems: Proficient in the installation, configuration, and upkeep of Windows, and Linux.</w:t>
-      </w:r>
-      <w:r>
-        <w:rPr>
-          <w:rFonts w:ascii="Segoe UI" w:eastAsia="Segoe UI" w:hAnsi="Segoe UI" w:cs="Segoe UI"/>
-          <w:b/>
-          <w:sz w:val="20"/>
-        </w:rPr>
-        <w:t xml:space="preserve"> </w:t>
-      </w:r>
-    </w:p>
-    <w:p>
-      <w:pPr>
+      </w:pPr>
+      <w:r>
+        <w:rPr>
+          <w:b/>
+          <w:bCs/>
+          <w:i/>
+          <w:iCs/>
+        </w:rPr>
+        <w:t>Databases</w:t>
+      </w:r>
+      <w:r>
+        <w:t xml:space="preserve">: MongoDB, SQL  </w:t>
+      </w:r>
+    </w:p>
+    <w:p>
+      <w:pPr>
+        <w:pStyle w:val="ListParagraph"/>
         <w:numPr>
           <w:ilvl w:val="0"/>
-          <w:numId w:val="4"/>
+          <w:numId w:val="18"/>
         </w:numPr>
-        <w:spacing w:after="32"/>
-        <w:ind w:left="844" w:hanging="494"/>
-      </w:pPr>
-      <w:r>
-        <w:t>Network Security: Capable of setting up VPNs, managing firewalls, and putting security protocols like IDS/IPS into practice.</w:t>
-      </w:r>
-      <w:r>
-        <w:rPr>
-          <w:rFonts w:ascii="Segoe UI" w:eastAsia="Segoe UI" w:hAnsi="Segoe UI" w:cs="Segoe UI"/>
-          <w:b/>
-          <w:sz w:val="20"/>
-        </w:rPr>
-        <w:t xml:space="preserve"> </w:t>
-      </w:r>
-    </w:p>
-    <w:p>
-      <w:pPr>
+      </w:pPr>
+      <w:r>
+        <w:rPr>
+          <w:b/>
+          <w:bCs/>
+          <w:i/>
+          <w:iCs/>
+        </w:rPr>
+        <w:t>Cloud &amp; DevOps</w:t>
+      </w:r>
+      <w:r>
+        <w:t xml:space="preserve">: IBM Cloud, system deployment, patch management  </w:t>
+      </w:r>
+    </w:p>
+    <w:p>
+      <w:pPr>
+        <w:pStyle w:val="ListParagraph"/>
         <w:numPr>
           <w:ilvl w:val="0"/>
-          <w:numId w:val="4"/>
+          <w:numId w:val="18"/>
         </w:numPr>
-        <w:spacing w:after="37"/>
-        <w:ind w:left="844" w:hanging="494"/>
-      </w:pPr>
-      <w:r>
-        <w:t xml:space="preserve">Hardware Setup &amp; Maintenance: Proficiency in setting up, fixing, and looking after network, desktop, and laptop computers. </w:t>
-      </w:r>
-    </w:p>
-    <w:p>
-      <w:pPr>
+      </w:pPr>
+      <w:r>
+        <w:rPr>
+          <w:b/>
+          <w:bCs/>
+          <w:i/>
+          <w:iCs/>
+        </w:rPr>
+        <w:t>Networking &amp; Infrastructure</w:t>
+      </w:r>
+      <w:r>
+        <w:t>:</w:t>
+      </w:r>
+      <w:r>
+        <w:t xml:space="preserve"> </w:t>
+      </w:r>
+      <w:r>
+        <w:t xml:space="preserve">LAN/WAN optimization, wireless network configuration, router management, PoE setups  </w:t>
+      </w:r>
+    </w:p>
+    <w:p>
+      <w:pPr>
+        <w:pStyle w:val="ListParagraph"/>
         <w:numPr>
           <w:ilvl w:val="0"/>
-          <w:numId w:val="4"/>
+          <w:numId w:val="18"/>
         </w:numPr>
-        <w:ind w:left="844" w:hanging="494"/>
-      </w:pPr>
-      <w:r>
-        <w:t>Web Development:</w:t>
-      </w:r>
-      <w:r>
-        <w:t xml:space="preserve"> Node.js, Laravel, PHP, Flask, </w:t>
-      </w:r>
-      <w:r>
-        <w:t xml:space="preserve">Django, </w:t>
-      </w:r>
-      <w:r>
-        <w:t>Python, (</w:t>
-      </w:r>
-      <w:r>
-        <w:t>Backend</w:t>
-      </w:r>
-      <w:r>
-        <w:t>); HTML</w:t>
-      </w:r>
-      <w:r>
-        <w:t xml:space="preserve">, CSS, </w:t>
-      </w:r>
-      <w:r>
-        <w:t>JavaScript (</w:t>
-      </w:r>
-      <w:r>
-        <w:t xml:space="preserve">Front-End) </w:t>
-      </w:r>
-    </w:p>
-    <w:p>
-      <w:pPr>
+      </w:pPr>
+      <w:r>
+        <w:rPr>
+          <w:b/>
+          <w:bCs/>
+          <w:i/>
+          <w:iCs/>
+        </w:rPr>
+        <w:t>Cybersecurity</w:t>
+      </w:r>
+      <w:r>
+        <w:t xml:space="preserve">: Vulnerability monitoring, antivirus management, ISC2 &amp; IBM security certified  </w:t>
+      </w:r>
+    </w:p>
+    <w:p>
+      <w:pPr>
+        <w:pStyle w:val="ListParagraph"/>
         <w:numPr>
           <w:ilvl w:val="0"/>
-          <w:numId w:val="4"/>
+          <w:numId w:val="18"/>
         </w:numPr>
-        <w:ind w:left="844" w:hanging="494"/>
-      </w:pPr>
-      <w:r>
-        <w:t xml:space="preserve">Graphic Design </w:t>
-      </w:r>
-      <w:r>
-        <w:t>Skills (</w:t>
-      </w:r>
-      <w:r>
-        <w:t>Adobe Photoshop</w:t>
-      </w:r>
-      <w:r>
-        <w:t>, Photo Room, LightRoom, Canva)</w:t>
-      </w:r>
-      <w:r>
-        <w:rPr>
-          <w:rFonts w:ascii="Segoe UI" w:eastAsia="Segoe UI" w:hAnsi="Segoe UI" w:cs="Segoe UI"/>
-          <w:b/>
-          <w:sz w:val="20"/>
-        </w:rPr>
-        <w:t>.</w:t>
-      </w:r>
+      </w:pPr>
+      <w:r>
+        <w:rPr>
+          <w:b/>
+          <w:bCs/>
+          <w:i/>
+          <w:iCs/>
+        </w:rPr>
+        <w:t>Tools &amp; Platforms</w:t>
+      </w:r>
+      <w:r>
+        <w:t>:</w:t>
+      </w:r>
+      <w:r>
+        <w:t xml:space="preserve"> </w:t>
+      </w:r>
+      <w:r>
+        <w:t xml:space="preserve">Git, AnyDesk, TeamViewer, IFMIS, MIS platforms  </w:t>
+      </w:r>
+    </w:p>
+    <w:p>
+      <w:pPr>
+        <w:pStyle w:val="ListParagraph"/>
+        <w:numPr>
+          <w:ilvl w:val="0"/>
+          <w:numId w:val="18"/>
+        </w:numPr>
+      </w:pPr>
+      <w:r>
+        <w:rPr>
+          <w:b/>
+          <w:bCs/>
+          <w:i/>
+          <w:iCs/>
+        </w:rPr>
+        <w:t>Operating Systems</w:t>
+      </w:r>
+      <w:r>
+        <w:t xml:space="preserve">: Windows, Linux environments  </w:t>
+      </w:r>
+    </w:p>
+    <w:p>
+      <w:pPr>
+        <w:ind w:left="0" w:firstLine="0"/>
+      </w:pPr>
     </w:p>
     <w:p>
       <w:pPr>
         <w:spacing w:after="0" w:line="259" w:lineRule="auto"/>
         <w:ind w:left="0" w:firstLine="0"/>
-      </w:pPr>
-      <w:r>
         <w:rPr>
           <w:rFonts w:ascii="Segoe UI" w:eastAsia="Segoe UI" w:hAnsi="Segoe UI" w:cs="Segoe UI"/>
           <w:sz w:val="20"/>
         </w:rPr>
+      </w:pPr>
+      <w:r>
+        <w:rPr>
+          <w:rFonts w:ascii="Segoe UI" w:eastAsia="Segoe UI" w:hAnsi="Segoe UI" w:cs="Segoe UI"/>
+          <w:sz w:val="20"/>
+        </w:rPr>
         <w:t xml:space="preserve"> </w:t>
       </w:r>
+      <w:r>
+        <w:rPr>
+          <w:rFonts w:ascii="Calibri" w:eastAsia="Calibri" w:hAnsi="Calibri" w:cs="Calibri"/>
+          <w:noProof/>
+          <w:sz w:val="22"/>
+        </w:rPr>
+        <mc:AlternateContent>
+          <mc:Choice Requires="wpg">
+            <w:drawing>
+              <wp:inline distT="0" distB="0" distL="0" distR="0" wp14:anchorId="43D4390A" wp14:editId="3F9D16DB">
+                <wp:extent cx="6428106" cy="44450"/>
+                <wp:effectExtent l="0" t="0" r="0" b="0"/>
+                <wp:docPr id="1998879118" name="Group 1998879118"/>
+                <wp:cNvGraphicFramePr/>
+                <a:graphic xmlns:a="http://schemas.openxmlformats.org/drawingml/2006/main">
+                  <a:graphicData uri="http://schemas.microsoft.com/office/word/2010/wordprocessingGroup">
+                    <wpg:wgp>
+                      <wpg:cNvGrpSpPr/>
+                      <wpg:grpSpPr>
+                        <a:xfrm>
+                          <a:off x="0" y="0"/>
+                          <a:ext cx="6428106" cy="44450"/>
+                          <a:chOff x="0" y="0"/>
+                          <a:chExt cx="6428106" cy="44450"/>
+                        </a:xfrm>
+                      </wpg:grpSpPr>
+                      <wps:wsp>
+                        <wps:cNvPr id="1378251038" name="Shape 303"/>
+                        <wps:cNvSpPr/>
+                        <wps:spPr>
+                          <a:xfrm>
+                            <a:off x="0" y="0"/>
+                            <a:ext cx="6428106" cy="0"/>
+                          </a:xfrm>
+                          <a:custGeom>
+                            <a:avLst/>
+                            <a:gdLst/>
+                            <a:ahLst/>
+                            <a:cxnLst/>
+                            <a:rect l="0" t="0" r="0" b="0"/>
+                            <a:pathLst>
+                              <a:path w="6428106">
+                                <a:moveTo>
+                                  <a:pt x="0" y="0"/>
+                                </a:moveTo>
+                                <a:lnTo>
+                                  <a:pt x="6428106" y="0"/>
+                                </a:lnTo>
+                              </a:path>
+                            </a:pathLst>
+                          </a:custGeom>
+                          <a:ln w="44450" cap="flat">
+                            <a:miter lim="127000"/>
+                          </a:ln>
+                        </wps:spPr>
+                        <wps:style>
+                          <a:lnRef idx="1">
+                            <a:srgbClr val="DE521C"/>
+                          </a:lnRef>
+                          <a:fillRef idx="0">
+                            <a:srgbClr val="000000">
+                              <a:alpha val="0"/>
+                            </a:srgbClr>
+                          </a:fillRef>
+                          <a:effectRef idx="0">
+                            <a:scrgbClr r="0" g="0" b="0"/>
+                          </a:effectRef>
+                          <a:fontRef idx="none"/>
+                        </wps:style>
+                        <wps:bodyPr/>
+                      </wps:wsp>
+                    </wpg:wgp>
+                  </a:graphicData>
+                </a:graphic>
+              </wp:inline>
+            </w:drawing>
+          </mc:Choice>
+          <mc:Fallback>
+            <w:pict>
+              <v:group w14:anchorId="3552D360" id="Group 1998879118" o:spid="_x0000_s1026" style="width:506.15pt;height:3.5pt;mso-position-horizontal-relative:char;mso-position-vertical-relative:line" coordsize="64281,444" o:gfxdata="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">
+                <v:shape id="Shape 303" o:spid="_x0000_s1027" style="position:absolute;width:64281;height:0;visibility:visible;mso-wrap-style:square;v-text-anchor:top" coordsize="6428106,0" o:gfxdata="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" path="m,l6428106,e" filled="f" strokecolor="#de521c" strokeweight="3.5pt">
+                  <v:stroke miterlimit="83231f" joinstyle="miter"/>
+                  <v:path arrowok="t" textboxrect="0,0,6428106,0"/>
+                </v:shape>
+                <w10:anchorlock/>
+              </v:group>
+            </w:pict>
+          </mc:Fallback>
+        </mc:AlternateContent>
+      </w:r>
+    </w:p>
+    <w:p>
+      <w:pPr>
+        <w:spacing w:after="0" w:line="259" w:lineRule="auto"/>
+        <w:ind w:left="0" w:firstLine="0"/>
+      </w:pPr>
     </w:p>
     <w:p>
       <w:pPr>
         <w:pStyle w:val="Heading1"/>
         <w:spacing w:after="175"/>
-        <w:ind w:left="0"/>
-      </w:pPr>
-      <w:r>
-        <w:t xml:space="preserve">AWARDS AND ACHIVEMENTS </w:t>
-      </w:r>
-    </w:p>
-    <w:p>
-      <w:pPr>
+        <w:ind w:left="0" w:firstLine="0"/>
+      </w:pPr>
+      <w:r>
+        <w:t xml:space="preserve">   </w:t>
+      </w:r>
+      <w:r>
+        <w:t>EDUCATION AND CERTIFICATIONS</w:t>
+      </w:r>
+    </w:p>
+    <w:p>
+      <w:pPr>
+        <w:pStyle w:val="ListParagraph"/>
         <w:numPr>
           <w:ilvl w:val="0"/>
-          <w:numId w:val="5"/>
+          <w:numId w:val="14"/>
         </w:numPr>
-        <w:spacing w:after="34"/>
-        <w:ind w:hanging="360"/>
-      </w:pPr>
-      <w:r>
-        <w:t>ISC2 certification in cybersecurity.</w:t>
-      </w:r>
-    </w:p>
-    <w:p>
-      <w:pPr>
+        <w:ind w:left="1080"/>
+      </w:pPr>
+      <w:r>
+        <w:t xml:space="preserve">Diploma in Information Communication Technology (Second Class Upper Division)  </w:t>
+      </w:r>
+    </w:p>
+    <w:p>
+      <w:pPr>
+        <w:pStyle w:val="ListParagraph"/>
+        <w:ind w:left="1080" w:firstLine="0"/>
+      </w:pPr>
+      <w:r>
+        <w:rPr>
+          <w:b/>
+          <w:bCs/>
+          <w:sz w:val="22"/>
+          <w:szCs w:val="20"/>
+        </w:rPr>
+        <w:t>Borabu Technical Training Institute</w:t>
+      </w:r>
+      <w:r>
+        <w:rPr>
+          <w:sz w:val="22"/>
+          <w:szCs w:val="20"/>
+        </w:rPr>
+        <w:t xml:space="preserve"> </w:t>
+      </w:r>
+      <w:r>
+        <w:t xml:space="preserve">| </w:t>
+      </w:r>
+      <w:r>
+        <w:rPr>
+          <w:b/>
+          <w:bCs/>
+          <w:i/>
+          <w:iCs/>
+          <w:sz w:val="20"/>
+          <w:szCs w:val="18"/>
+        </w:rPr>
+        <w:t>2021–2025</w:t>
+      </w:r>
+      <w:r>
+        <w:t xml:space="preserve">  </w:t>
+      </w:r>
+    </w:p>
+    <w:p>
+      <w:pPr>
+        <w:pStyle w:val="ListParagraph"/>
         <w:numPr>
           <w:ilvl w:val="0"/>
-          <w:numId w:val="5"/>
+          <w:numId w:val="14"/>
         </w:numPr>
-        <w:spacing w:after="28"/>
-        <w:ind w:hanging="360"/>
-      </w:pPr>
-      <w:r>
-        <w:t xml:space="preserve">IBM certification in cloud computing. </w:t>
-      </w:r>
-    </w:p>
-    <w:p>
-      <w:pPr>
+        <w:ind w:left="1080"/>
+      </w:pPr>
+      <w:r>
+        <w:t xml:space="preserve">Full Stack Development Professional Certificate  </w:t>
+      </w:r>
+    </w:p>
+    <w:p>
+      <w:pPr>
+        <w:pStyle w:val="ListParagraph"/>
+        <w:ind w:left="1080" w:firstLine="0"/>
+      </w:pPr>
+      <w:r>
+        <w:rPr>
+          <w:b/>
+          <w:bCs/>
+          <w:sz w:val="22"/>
+          <w:szCs w:val="20"/>
+        </w:rPr>
+        <w:t>Power Learn Project Academy</w:t>
+      </w:r>
+      <w:r>
+        <w:rPr>
+          <w:sz w:val="22"/>
+          <w:szCs w:val="20"/>
+        </w:rPr>
+        <w:t xml:space="preserve"> </w:t>
+      </w:r>
+      <w:r>
+        <w:t xml:space="preserve">| </w:t>
+      </w:r>
+      <w:r>
+        <w:rPr>
+          <w:b/>
+          <w:bCs/>
+          <w:i/>
+          <w:iCs/>
+          <w:sz w:val="20"/>
+          <w:szCs w:val="18"/>
+        </w:rPr>
+        <w:t>202</w:t>
+      </w:r>
+      <w:r>
+        <w:rPr>
+          <w:b/>
+          <w:bCs/>
+          <w:i/>
+          <w:iCs/>
+          <w:sz w:val="20"/>
+          <w:szCs w:val="18"/>
+        </w:rPr>
+        <w:t>5</w:t>
+      </w:r>
+      <w:r>
+        <w:t xml:space="preserve">  </w:t>
+      </w:r>
+    </w:p>
+    <w:p>
+      <w:pPr>
+        <w:pStyle w:val="ListParagraph"/>
         <w:numPr>
           <w:ilvl w:val="0"/>
-          <w:numId w:val="5"/>
+          <w:numId w:val="14"/>
         </w:numPr>
-        <w:spacing w:after="28"/>
-        <w:ind w:hanging="360"/>
-      </w:pPr>
-      <w:r>
-        <w:t>IBM certification in cybersecurity.</w:t>
-      </w:r>
-    </w:p>
-    <w:p>
-      <w:pPr>
+        <w:ind w:left="1080"/>
+      </w:pPr>
+      <w:r>
+        <w:t>AI Literacy Certified Course</w:t>
+      </w:r>
+    </w:p>
+    <w:p>
+      <w:pPr>
+        <w:pStyle w:val="ListParagraph"/>
+        <w:ind w:left="1080" w:firstLine="0"/>
+      </w:pPr>
+      <w:r>
+        <w:rPr>
+          <w:b/>
+          <w:bCs/>
+          <w:sz w:val="22"/>
+          <w:szCs w:val="20"/>
+        </w:rPr>
+        <w:t>Outerman’s Institute</w:t>
+      </w:r>
+      <w:r>
+        <w:t xml:space="preserve"> | </w:t>
+      </w:r>
+      <w:r>
+        <w:rPr>
+          <w:b/>
+          <w:bCs/>
+          <w:i/>
+          <w:iCs/>
+          <w:sz w:val="20"/>
+          <w:szCs w:val="18"/>
+        </w:rPr>
+        <w:t>202</w:t>
+      </w:r>
+      <w:r>
+        <w:rPr>
+          <w:b/>
+          <w:bCs/>
+          <w:i/>
+          <w:iCs/>
+          <w:sz w:val="20"/>
+          <w:szCs w:val="18"/>
+        </w:rPr>
+        <w:t>5</w:t>
+      </w:r>
+    </w:p>
+    <w:p>
+      <w:pPr>
+        <w:pStyle w:val="ListParagraph"/>
         <w:numPr>
           <w:ilvl w:val="0"/>
-          <w:numId w:val="5"/>
+          <w:numId w:val="14"/>
         </w:numPr>
-        <w:spacing w:after="28"/>
-        <w:ind w:hanging="360"/>
-      </w:pPr>
-      <w:r>
-        <w:t>ICT Authority certification in Cybersecurity and Emerging Technologies Training.</w:t>
-      </w:r>
-    </w:p>
-    <w:p>
-      <w:pPr>
+        <w:ind w:left="1080"/>
+      </w:pPr>
+      <w:r>
+        <w:t>Cybersecurity &amp; Emerging Technologies Certification</w:t>
+      </w:r>
+    </w:p>
+    <w:p>
+      <w:pPr>
+        <w:pStyle w:val="ListParagraph"/>
+        <w:ind w:left="1080" w:firstLine="0"/>
+      </w:pPr>
+      <w:r>
+        <w:rPr>
+          <w:b/>
+          <w:bCs/>
+          <w:sz w:val="22"/>
+          <w:szCs w:val="20"/>
+        </w:rPr>
+        <w:t xml:space="preserve">IBM </w:t>
+      </w:r>
+      <w:r>
+        <w:rPr>
+          <w:b/>
+          <w:bCs/>
+          <w:sz w:val="22"/>
+          <w:szCs w:val="20"/>
+        </w:rPr>
+        <w:t>&amp; ICT Authority</w:t>
+      </w:r>
+      <w:r>
+        <w:rPr>
+          <w:sz w:val="22"/>
+          <w:szCs w:val="20"/>
+        </w:rPr>
+        <w:t xml:space="preserve"> </w:t>
+      </w:r>
+      <w:r>
+        <w:t xml:space="preserve">| </w:t>
+      </w:r>
+      <w:r>
+        <w:rPr>
+          <w:b/>
+          <w:bCs/>
+          <w:i/>
+          <w:iCs/>
+          <w:sz w:val="20"/>
+          <w:szCs w:val="18"/>
+        </w:rPr>
+        <w:t>202</w:t>
+      </w:r>
+      <w:r>
+        <w:rPr>
+          <w:b/>
+          <w:bCs/>
+          <w:i/>
+          <w:iCs/>
+          <w:sz w:val="20"/>
+          <w:szCs w:val="18"/>
+        </w:rPr>
+        <w:t>4</w:t>
+      </w:r>
+      <w:r>
+        <w:t xml:space="preserve">  </w:t>
+      </w:r>
+    </w:p>
+    <w:p>
+      <w:pPr>
+        <w:pStyle w:val="ListParagraph"/>
         <w:numPr>
           <w:ilvl w:val="0"/>
-          <w:numId w:val="5"/>
+          <w:numId w:val="14"/>
         </w:numPr>
-        <w:spacing w:after="34"/>
-        <w:ind w:hanging="360"/>
-      </w:pPr>
-      <w:r>
-        <w:t xml:space="preserve">Get Connected Cisco Certificate </w:t>
-      </w:r>
-      <w:r>
+        <w:ind w:left="1080"/>
+      </w:pPr>
+      <w:r>
+        <w:t xml:space="preserve">Kenya Certificate of Secondary Education (Grade B-)  </w:t>
+      </w:r>
+    </w:p>
+    <w:p>
+      <w:pPr>
+        <w:pStyle w:val="ListParagraph"/>
+        <w:ind w:left="1080" w:firstLine="0"/>
+      </w:pPr>
+      <w:r>
+        <w:rPr>
+          <w:b/>
+          <w:bCs/>
+          <w:sz w:val="22"/>
+          <w:szCs w:val="20"/>
+        </w:rPr>
+        <w:t>Githiga Boys High School</w:t>
+      </w:r>
+      <w:r>
+        <w:rPr>
+          <w:sz w:val="22"/>
+          <w:szCs w:val="20"/>
+        </w:rPr>
         <w:t xml:space="preserve"> </w:t>
       </w:r>
-    </w:p>
-    <w:p>
-      <w:pPr>
+      <w:r>
+        <w:t xml:space="preserve">| </w:t>
+      </w:r>
+      <w:r>
+        <w:rPr>
+          <w:b/>
+          <w:bCs/>
+          <w:i/>
+          <w:iCs/>
+          <w:sz w:val="20"/>
+          <w:szCs w:val="18"/>
+        </w:rPr>
+        <w:t>2017–2021</w:t>
+      </w:r>
+      <w:r>
+        <w:rPr>
+          <w:sz w:val="20"/>
+          <w:szCs w:val="18"/>
+        </w:rPr>
+        <w:t xml:space="preserve">  </w:t>
+      </w:r>
+    </w:p>
+    <w:p>
+      <w:pPr>
+        <w:pStyle w:val="ListParagraph"/>
         <w:numPr>
           <w:ilvl w:val="0"/>
-          <w:numId w:val="5"/>
+          <w:numId w:val="14"/>
         </w:numPr>
-        <w:spacing w:after="29"/>
-        <w:ind w:hanging="360"/>
-      </w:pPr>
-      <w:r>
-        <w:t xml:space="preserve">Participated in Africa connected Summit. </w:t>
-      </w:r>
-    </w:p>
-    <w:p>
-      <w:pPr>
-        <w:numPr>
-          <w:ilvl w:val="0"/>
-          <w:numId w:val="5"/>
-        </w:numPr>
-        <w:ind w:hanging="360"/>
-      </w:pPr>
-      <w:r>
-        <w:t xml:space="preserve">Participated in East-Africa Sub-Regional Forum in Artificial Intelligence. </w:t>
-      </w:r>
-    </w:p>
-    <w:p>
-      <w:pPr>
-        <w:spacing w:after="0" w:line="259" w:lineRule="auto"/>
-        <w:ind w:left="644" w:firstLine="0"/>
-      </w:pPr>
-      <w:r>
+        <w:ind w:left="1080"/>
+      </w:pPr>
+      <w:r>
+        <w:t xml:space="preserve">Kenya Certificate of Primary Education (351 Marks)  </w:t>
+      </w:r>
+    </w:p>
+    <w:p>
+      <w:pPr>
+        <w:pStyle w:val="ListParagraph"/>
+        <w:ind w:left="1080" w:firstLine="0"/>
+      </w:pPr>
+      <w:r>
+        <w:rPr>
+          <w:b/>
+          <w:bCs/>
+          <w:sz w:val="22"/>
+          <w:szCs w:val="20"/>
+        </w:rPr>
+        <w:t>Ngewe Primary School</w:t>
+      </w:r>
+      <w:r>
+        <w:rPr>
+          <w:sz w:val="22"/>
+          <w:szCs w:val="20"/>
+        </w:rPr>
         <w:t xml:space="preserve"> </w:t>
       </w:r>
+      <w:r>
+        <w:t xml:space="preserve">| </w:t>
+      </w:r>
+      <w:r>
+        <w:rPr>
+          <w:b/>
+          <w:bCs/>
+          <w:i/>
+          <w:iCs/>
+          <w:sz w:val="20"/>
+          <w:szCs w:val="18"/>
+        </w:rPr>
+        <w:t>201</w:t>
+      </w:r>
+      <w:r>
+        <w:rPr>
+          <w:b/>
+          <w:bCs/>
+          <w:i/>
+          <w:iCs/>
+          <w:sz w:val="20"/>
+          <w:szCs w:val="18"/>
+        </w:rPr>
+        <w:t>2</w:t>
+      </w:r>
+      <w:r>
+        <w:rPr>
+          <w:b/>
+          <w:bCs/>
+          <w:i/>
+          <w:iCs/>
+          <w:sz w:val="20"/>
+          <w:szCs w:val="18"/>
+        </w:rPr>
+        <w:t>–20</w:t>
+      </w:r>
+      <w:r>
+        <w:rPr>
+          <w:b/>
+          <w:bCs/>
+          <w:i/>
+          <w:iCs/>
+          <w:sz w:val="20"/>
+          <w:szCs w:val="18"/>
+        </w:rPr>
+        <w:t>17</w:t>
+      </w:r>
+      <w:r>
+        <w:rPr>
+          <w:sz w:val="20"/>
+          <w:szCs w:val="18"/>
+        </w:rPr>
+        <w:t xml:space="preserve">  </w:t>
+      </w:r>
+    </w:p>
+    <w:p>
+      <w:pPr>
+        <w:ind w:left="0" w:firstLine="0"/>
+      </w:pPr>
     </w:p>
     <w:p>
       <w:pPr>
@@ -2996,118 +3567,278 @@
         <w:ind w:left="0"/>
       </w:pPr>
       <w:r>
-        <w:t xml:space="preserve">INTERESTS AND HOBBIES </w:t>
-      </w:r>
-    </w:p>
-    <w:p>
-      <w:pPr>
-        <w:spacing w:after="31" w:line="259" w:lineRule="auto"/>
-        <w:ind w:left="5" w:firstLine="0"/>
-      </w:pPr>
-      <w:r>
-        <w:rPr>
-          <w:rFonts w:ascii="Segoe UI" w:eastAsia="Segoe UI" w:hAnsi="Segoe UI" w:cs="Segoe UI"/>
-          <w:sz w:val="20"/>
-        </w:rPr>
-        <w:t xml:space="preserve"> </w:t>
-      </w:r>
-    </w:p>
-    <w:p>
-      <w:pPr>
+        <w:t xml:space="preserve">   </w:t>
+      </w:r>
+      <w:r>
+        <w:t xml:space="preserve">PROJECTS &amp; ACHIEVEMENTS  </w:t>
+      </w:r>
+    </w:p>
+    <w:p>
+      <w:pPr>
+        <w:pStyle w:val="ListParagraph"/>
         <w:numPr>
           <w:ilvl w:val="0"/>
-          <w:numId w:val="6"/>
+          <w:numId w:val="21"/>
         </w:numPr>
-        <w:spacing w:after="33"/>
-        <w:ind w:hanging="360"/>
-      </w:pPr>
-      <w:r>
-        <w:t>Re</w:t>
-      </w:r>
-      <w:r>
-        <w:t>a</w:t>
-      </w:r>
-      <w:r>
-        <w:t>ding</w:t>
-      </w:r>
-      <w:r>
-        <w:t xml:space="preserve"> and watching documentaries</w:t>
-      </w:r>
-      <w:r>
+      </w:pPr>
+      <w:r>
+        <w:t xml:space="preserve">Contributed to the pilot implementation of a government </w:t>
+      </w:r>
+      <w:r>
+        <w:rPr>
+          <w:b/>
+          <w:bCs/>
+          <w:i/>
+          <w:iCs/>
+          <w:sz w:val="22"/>
+          <w:szCs w:val="20"/>
+        </w:rPr>
+        <w:t>Management Information System (MIS)</w:t>
+      </w:r>
+      <w:r>
+        <w:rPr>
+          <w:sz w:val="22"/>
+          <w:szCs w:val="20"/>
+        </w:rPr>
         <w:t xml:space="preserve"> </w:t>
       </w:r>
-    </w:p>
-    <w:p>
-      <w:pPr>
+      <w:r>
+        <w:t xml:space="preserve">designed to streamline inter-departmental reporting.  </w:t>
+      </w:r>
+    </w:p>
+    <w:p>
+      <w:pPr>
+        <w:pStyle w:val="ListParagraph"/>
         <w:numPr>
           <w:ilvl w:val="0"/>
-          <w:numId w:val="6"/>
+          <w:numId w:val="21"/>
         </w:numPr>
-        <w:spacing w:after="28"/>
-        <w:ind w:hanging="360"/>
-      </w:pPr>
-      <w:r>
-        <w:t xml:space="preserve">Learning new Programming language and skills. </w:t>
-      </w:r>
-    </w:p>
-    <w:p>
-      <w:pPr>
+      </w:pPr>
+      <w:r>
+        <w:t xml:space="preserve">Participated in the </w:t>
+      </w:r>
+      <w:r>
+        <w:rPr>
+          <w:b/>
+          <w:bCs/>
+          <w:i/>
+          <w:iCs/>
+          <w:sz w:val="22"/>
+          <w:szCs w:val="20"/>
+        </w:rPr>
+        <w:t xml:space="preserve">Africa Connected Summit </w:t>
+      </w:r>
+      <w:r>
+        <w:t>and</w:t>
+      </w:r>
+      <w:r>
+        <w:rPr>
+          <w:b/>
+          <w:bCs/>
+          <w:i/>
+          <w:iCs/>
+          <w:sz w:val="22"/>
+          <w:szCs w:val="20"/>
+        </w:rPr>
+        <w:t xml:space="preserve"> East-Africa Sub-Regional Forum on AI</w:t>
+      </w:r>
+      <w:r>
+        <w:rPr>
+          <w:sz w:val="22"/>
+          <w:szCs w:val="20"/>
+        </w:rPr>
+        <w:t>,</w:t>
+      </w:r>
+      <w:r>
+        <w:t xml:space="preserve"> engaging with regional tech leaders and innovations.  </w:t>
+      </w:r>
+    </w:p>
+    <w:p>
+      <w:pPr>
+        <w:ind w:left="5" w:firstLine="0"/>
+      </w:pPr>
+    </w:p>
+    <w:p>
+      <w:r>
+        <w:t xml:space="preserve"> </w:t>
+      </w:r>
+      <w:r>
+        <w:rPr>
+          <w:rFonts w:ascii="Calibri" w:eastAsia="Calibri" w:hAnsi="Calibri" w:cs="Calibri"/>
+          <w:noProof/>
+          <w:sz w:val="22"/>
+        </w:rPr>
+        <mc:AlternateContent>
+          <mc:Choice Requires="wpg">
+            <w:drawing>
+              <wp:inline distT="0" distB="0" distL="0" distR="0" wp14:anchorId="1FE80850" wp14:editId="2393BAA2">
+                <wp:extent cx="6428105" cy="44450"/>
+                <wp:effectExtent l="0" t="0" r="0" b="0"/>
+                <wp:docPr id="1587987219" name="Group 1587987219"/>
+                <wp:cNvGraphicFramePr/>
+                <a:graphic xmlns:a="http://schemas.openxmlformats.org/drawingml/2006/main">
+                  <a:graphicData uri="http://schemas.microsoft.com/office/word/2010/wordprocessingGroup">
+                    <wpg:wgp>
+                      <wpg:cNvGrpSpPr/>
+                      <wpg:grpSpPr>
+                        <a:xfrm>
+                          <a:off x="0" y="0"/>
+                          <a:ext cx="6428105" cy="44450"/>
+                          <a:chOff x="0" y="0"/>
+                          <a:chExt cx="6428105" cy="44450"/>
+                        </a:xfrm>
+                      </wpg:grpSpPr>
+                      <wps:wsp>
+                        <wps:cNvPr id="484487047" name="Shape 421"/>
+                        <wps:cNvSpPr/>
+                        <wps:spPr>
+                          <a:xfrm>
+                            <a:off x="0" y="0"/>
+                            <a:ext cx="6428105" cy="0"/>
+                          </a:xfrm>
+                          <a:custGeom>
+                            <a:avLst/>
+                            <a:gdLst/>
+                            <a:ahLst/>
+                            <a:cxnLst/>
+                            <a:rect l="0" t="0" r="0" b="0"/>
+                            <a:pathLst>
+                              <a:path w="6428105">
+                                <a:moveTo>
+                                  <a:pt x="0" y="0"/>
+                                </a:moveTo>
+                                <a:lnTo>
+                                  <a:pt x="6428105" y="0"/>
+                                </a:lnTo>
+                              </a:path>
+                            </a:pathLst>
+                          </a:custGeom>
+                          <a:ln w="44450" cap="flat">
+                            <a:miter lim="127000"/>
+                          </a:ln>
+                        </wps:spPr>
+                        <wps:style>
+                          <a:lnRef idx="1">
+                            <a:srgbClr val="DE521C"/>
+                          </a:lnRef>
+                          <a:fillRef idx="0">
+                            <a:srgbClr val="000000">
+                              <a:alpha val="0"/>
+                            </a:srgbClr>
+                          </a:fillRef>
+                          <a:effectRef idx="0">
+                            <a:scrgbClr r="0" g="0" b="0"/>
+                          </a:effectRef>
+                          <a:fontRef idx="none"/>
+                        </wps:style>
+                        <wps:bodyPr/>
+                      </wps:wsp>
+                    </wpg:wgp>
+                  </a:graphicData>
+                </a:graphic>
+              </wp:inline>
+            </w:drawing>
+          </mc:Choice>
+          <mc:Fallback>
+            <w:pict>
+              <v:group w14:anchorId="6CD1685D" id="Group 1587987219" o:spid="_x0000_s1026" style="width:506.15pt;height:3.5pt;mso-position-horizontal-relative:char;mso-position-vertical-relative:line" coordsize="64281,444" o:gfxdata="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">
+                <v:shape id="Shape 421" o:spid="_x0000_s1027" style="position:absolute;width:64281;height:0;visibility:visible;mso-wrap-style:square;v-text-anchor:top" coordsize="6428105,0" o:gfxdata="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" path="m,l6428105,e" filled="f" strokecolor="#de521c" strokeweight="3.5pt">
+                  <v:stroke miterlimit="83231f" joinstyle="miter"/>
+                  <v:path arrowok="t" textboxrect="0,0,6428105,0"/>
+                </v:shape>
+                <w10:anchorlock/>
+              </v:group>
+            </w:pict>
+          </mc:Fallback>
+        </mc:AlternateContent>
+      </w:r>
+    </w:p>
+    <w:p/>
+    <w:p>
+      <w:pPr>
+        <w:pStyle w:val="Heading2"/>
+        <w:ind w:left="25" w:firstLine="0"/>
+      </w:pPr>
+      <w:r>
+        <w:t xml:space="preserve">  </w:t>
+      </w:r>
+      <w:r>
+        <w:t xml:space="preserve"> </w:t>
+      </w:r>
+      <w:r>
+        <w:t xml:space="preserve">INTERESTS </w:t>
+      </w:r>
+    </w:p>
+    <w:p>
+      <w:pPr>
+        <w:pStyle w:val="ListParagraph"/>
         <w:numPr>
           <w:ilvl w:val="0"/>
-          <w:numId w:val="6"/>
+          <w:numId w:val="19"/>
         </w:numPr>
-        <w:spacing w:after="34"/>
-        <w:ind w:hanging="360"/>
-      </w:pPr>
-      <w:r>
-        <w:t xml:space="preserve">Entrepreneurship and startup culture. </w:t>
-      </w:r>
-    </w:p>
-    <w:p>
-      <w:pPr>
+        <w:ind w:left="1080"/>
+      </w:pPr>
+      <w:r>
+        <w:t xml:space="preserve">Exploring emerging frameworks in full stack development  </w:t>
+      </w:r>
+    </w:p>
+    <w:p>
+      <w:pPr>
+        <w:pStyle w:val="ListParagraph"/>
         <w:numPr>
           <w:ilvl w:val="0"/>
-          <w:numId w:val="6"/>
+          <w:numId w:val="19"/>
         </w:numPr>
-        <w:ind w:hanging="360"/>
-      </w:pPr>
-      <w:r>
-        <w:t xml:space="preserve">Community service and Volunteering. </w:t>
-      </w:r>
-    </w:p>
-    <w:p>
-      <w:pPr>
+        <w:ind w:left="1080"/>
+      </w:pPr>
+      <w:r>
+        <w:lastRenderedPageBreak/>
+        <w:t xml:space="preserve">Writing technical articles on system architecture and cybersecurity  </w:t>
+      </w:r>
+    </w:p>
+    <w:p>
+      <w:pPr>
+        <w:pStyle w:val="ListParagraph"/>
         <w:numPr>
           <w:ilvl w:val="0"/>
-          <w:numId w:val="6"/>
+          <w:numId w:val="19"/>
         </w:numPr>
-        <w:spacing w:after="37"/>
-        <w:ind w:hanging="360"/>
-      </w:pPr>
-      <w:r>
-        <w:t>Tech Blogging and Writing</w:t>
-      </w:r>
-      <w:r>
-        <w:t>.</w:t>
+        <w:ind w:left="1080"/>
+      </w:pPr>
+      <w:r>
+        <w:t xml:space="preserve">Volunteering in community digital literacy programs  </w:t>
+      </w:r>
+    </w:p>
+    <w:p>
+      <w:pPr>
+        <w:pStyle w:val="ListParagraph"/>
+        <w:numPr>
+          <w:ilvl w:val="0"/>
+          <w:numId w:val="19"/>
+        </w:numPr>
+        <w:ind w:left="1080"/>
+      </w:pPr>
+      <w:r>
+        <w:t xml:space="preserve">Participating in tech meetups and hackathons  </w:t>
+      </w:r>
+    </w:p>
+    <w:p>
+      <w:pPr>
+        <w:pStyle w:val="ListParagraph"/>
+        <w:numPr>
+          <w:ilvl w:val="0"/>
+          <w:numId w:val="19"/>
+        </w:numPr>
+        <w:ind w:left="1080"/>
+      </w:pPr>
+      <w:r>
+        <w:t xml:space="preserve">Studying entrepreneurship and startup ecosystems  </w:t>
       </w:r>
     </w:p>
     <w:p>
       <w:pPr>
         <w:spacing w:after="0" w:line="259" w:lineRule="auto"/>
-        <w:ind w:left="336" w:firstLine="0"/>
-      </w:pPr>
-      <w:r>
-        <w:rPr>
-          <w:rFonts w:ascii="Segoe UI" w:eastAsia="Segoe UI" w:hAnsi="Segoe UI" w:cs="Segoe UI"/>
-          <w:sz w:val="20"/>
-        </w:rPr>
-        <w:t xml:space="preserve"> </w:t>
-      </w:r>
-    </w:p>
-    <w:p>
-      <w:pPr>
-        <w:spacing w:after="0" w:line="259" w:lineRule="auto"/>
-        <w:ind w:left="336" w:firstLine="0"/>
+        <w:ind w:left="0" w:firstLine="0"/>
       </w:pPr>
       <w:r>
         <w:rPr>
@@ -3225,6 +3956,16 @@
     <w:p>
       <w:pPr>
         <w:ind w:left="360"/>
+        <w:sectPr>
+          <w:pgSz w:w="12240" w:h="15840"/>
+          <w:pgMar w:top="208" w:right="1051" w:bottom="751" w:left="528" w:header="720" w:footer="720" w:gutter="0"/>
+          <w:cols w:space="720"/>
+        </w:sectPr>
+      </w:pPr>
+    </w:p>
+    <w:p>
+      <w:pPr>
+        <w:ind w:left="360"/>
       </w:pPr>
       <w:r>
         <w:t xml:space="preserve">PAUL KIBIRA. </w:t>
@@ -3249,8 +3990,14 @@
     <w:p>
       <w:pPr>
         <w:ind w:left="360"/>
-      </w:pPr>
-      <w:r>
+        <w:rPr>
+          <w:lang w:val="it-IT"/>
+        </w:rPr>
+      </w:pPr>
+      <w:r>
+        <w:rPr>
+          <w:lang w:val="it-IT"/>
+        </w:rPr>
         <w:t xml:space="preserve">0720459291 </w:t>
       </w:r>
     </w:p>
@@ -3258,15 +4005,22 @@
       <w:pPr>
         <w:spacing w:after="0" w:line="259" w:lineRule="auto"/>
         <w:ind w:left="331"/>
+        <w:rPr>
+          <w:lang w:val="it-IT"/>
+        </w:rPr>
       </w:pPr>
       <w:r>
         <w:rPr>
           <w:color w:val="0563C1"/>
           <w:u w:val="single" w:color="0563C1"/>
+          <w:lang w:val="it-IT"/>
         </w:rPr>
         <w:t>kibirarureri@gmail.com</w:t>
       </w:r>
       <w:r>
+        <w:rPr>
+          <w:lang w:val="it-IT"/>
+        </w:rPr>
         <w:t xml:space="preserve"> </w:t>
       </w:r>
     </w:p>
@@ -3274,16 +4028,117 @@
       <w:pPr>
         <w:spacing w:after="0" w:line="259" w:lineRule="auto"/>
         <w:ind w:left="336" w:firstLine="0"/>
-      </w:pPr>
-      <w:r>
+        <w:rPr>
+          <w:lang w:val="it-IT"/>
+        </w:rPr>
+      </w:pPr>
+      <w:r>
+        <w:rPr>
+          <w:lang w:val="it-IT"/>
+        </w:rPr>
         <w:t xml:space="preserve"> </w:t>
+      </w:r>
+    </w:p>
+    <w:p>
+      <w:pPr>
+        <w:ind w:left="360"/>
+      </w:pPr>
+      <w:r>
+        <w:rPr>
+          <w:rFonts w:ascii="Times New Roman" w:eastAsia="Times New Roman" w:hAnsi="Times New Roman" w:cs="Times New Roman"/>
+        </w:rPr>
+        <w:t>JAPHLET ETYANG</w:t>
+      </w:r>
+      <w:r>
+        <w:rPr>
+          <w:rFonts w:ascii="Times New Roman" w:eastAsia="Times New Roman" w:hAnsi="Times New Roman" w:cs="Times New Roman"/>
+        </w:rPr>
+        <w:t>,</w:t>
+      </w:r>
+      <w:r>
+        <w:t xml:space="preserve"> </w:t>
+      </w:r>
+    </w:p>
+    <w:p>
+      <w:pPr>
+        <w:ind w:left="360"/>
+      </w:pPr>
+      <w:r>
+        <w:t xml:space="preserve">ICT OFFICER.  </w:t>
+      </w:r>
+    </w:p>
+    <w:p>
+      <w:pPr>
+        <w:ind w:left="360"/>
+      </w:pPr>
+      <w:r>
+        <w:t>STATE DEPARTMENT FOR PARLIAMENTARY AFFAIRS</w:t>
+      </w:r>
+      <w:r>
+        <w:t>.</w:t>
+      </w:r>
+    </w:p>
+    <w:p>
+      <w:pPr>
+        <w:ind w:left="360"/>
+        <w:rPr>
+          <w:lang w:val="it-IT"/>
+        </w:rPr>
+      </w:pPr>
+      <w:r>
+        <w:rPr>
+          <w:lang w:val="it-IT"/>
+        </w:rPr>
+        <w:t>0712950219</w:t>
+      </w:r>
+    </w:p>
+    <w:p>
+      <w:pPr>
+        <w:spacing w:after="0" w:line="259" w:lineRule="auto"/>
+        <w:ind w:left="331"/>
+        <w:rPr>
+          <w:lang w:val="it-IT"/>
+        </w:rPr>
+      </w:pPr>
+      <w:r>
+        <w:rPr>
+          <w:color w:val="0563C1"/>
+          <w:u w:val="single" w:color="0563C1"/>
+          <w:lang w:val="it-IT"/>
+        </w:rPr>
+        <w:t>etyang</w:t>
+      </w:r>
+      <w:r>
+        <w:rPr>
+          <w:color w:val="0563C1"/>
+          <w:u w:val="single" w:color="0563C1"/>
+          <w:lang w:val="it-IT"/>
+        </w:rPr>
+        <w:t>j</w:t>
+      </w:r>
+      <w:r>
+        <w:rPr>
+          <w:color w:val="0563C1"/>
+          <w:u w:val="single" w:color="0563C1"/>
+          <w:lang w:val="it-IT"/>
+        </w:rPr>
+        <w:t>aphlet@gmail.com</w:t>
       </w:r>
     </w:p>
     <w:p>
       <w:pPr>
         <w:spacing w:after="0" w:line="259" w:lineRule="auto"/>
         <w:ind w:left="336" w:firstLine="0"/>
-      </w:pPr>
+        <w:rPr>
+          <w:lang w:val="it-IT"/>
+        </w:rPr>
+      </w:pPr>
+      <w:r>
+        <w:rPr>
+          <w:lang w:val="it-IT"/>
+        </w:rPr>
+        <w:t xml:space="preserve"> </w:t>
+      </w:r>
     </w:p>
     <w:p>
       <w:pPr>
@@ -3291,7 +4146,10 @@
         <w:ind w:left="336" w:firstLine="0"/>
       </w:pPr>
       <w:r>
-        <w:t xml:space="preserve"> </w:t>
+        <w:t>ERIC MURIITHI</w:t>
+      </w:r>
+      <w:r>
+        <w:t>,</w:t>
       </w:r>
     </w:p>
     <w:p>
@@ -3300,128 +4158,10 @@
         <w:ind w:left="336" w:firstLine="0"/>
       </w:pPr>
       <w:r>
-        <w:lastRenderedPageBreak/>
-        <w:t xml:space="preserve">COLLINS KIPRONO.  </w:t>
-      </w:r>
-    </w:p>
-    <w:p>
-      <w:pPr>
-        <w:ind w:left="360"/>
-      </w:pPr>
-      <w:r>
-        <w:t xml:space="preserve">ICT OFFICER.  </w:t>
-      </w:r>
-    </w:p>
-    <w:p>
-      <w:pPr>
-        <w:ind w:left="360"/>
-      </w:pPr>
-      <w:r>
-        <w:t xml:space="preserve">KENYA INSTITUTE OF SURVEYING AND MAPPING.  </w:t>
-      </w:r>
-    </w:p>
-    <w:p>
-      <w:pPr>
-        <w:ind w:left="360"/>
-      </w:pPr>
-      <w:r>
-        <w:t xml:space="preserve">0708158837 </w:t>
-      </w:r>
-    </w:p>
-    <w:p>
-      <w:pPr>
-        <w:spacing w:after="0" w:line="259" w:lineRule="auto"/>
-        <w:ind w:left="331"/>
-      </w:pPr>
-      <w:r>
-        <w:rPr>
-          <w:color w:val="0563C1"/>
-          <w:u w:val="single" w:color="0563C1"/>
-        </w:rPr>
-        <w:t>Collins.kiprono@kism.ac.ke</w:t>
-      </w:r>
-      <w:r>
-        <w:t xml:space="preserve"> </w:t>
-      </w:r>
-    </w:p>
-    <w:p>
-      <w:pPr>
-        <w:spacing w:after="0" w:line="259" w:lineRule="auto"/>
-        <w:ind w:left="331"/>
-      </w:pPr>
-    </w:p>
-    <w:p>
-      <w:pPr>
-        <w:ind w:left="360"/>
-      </w:pPr>
-      <w:r>
-        <w:rPr>
-          <w:rFonts w:ascii="Times New Roman" w:eastAsia="Times New Roman" w:hAnsi="Times New Roman" w:cs="Times New Roman"/>
-        </w:rPr>
-        <w:t>JAPHLET ETYANG</w:t>
-      </w:r>
-      <w:r>
-        <w:rPr>
-          <w:rFonts w:ascii="Times New Roman" w:eastAsia="Times New Roman" w:hAnsi="Times New Roman" w:cs="Times New Roman"/>
-        </w:rPr>
+        <w:t>DEAN OF STUDENTS</w:t>
+      </w:r>
+      <w:r>
         <w:t>,</w:t>
-      </w:r>
-      <w:r>
-        <w:t xml:space="preserve"> </w:t>
-      </w:r>
-    </w:p>
-    <w:p>
-      <w:pPr>
-        <w:ind w:left="360"/>
-      </w:pPr>
-      <w:r>
-        <w:t xml:space="preserve">ICT OFFICER.  </w:t>
-      </w:r>
-    </w:p>
-    <w:p>
-      <w:pPr>
-        <w:ind w:left="360"/>
-      </w:pPr>
-      <w:r>
-        <w:t>STATE DEPARTMENT FOR PARLIAMENTARY AFFAIRS</w:t>
-      </w:r>
-      <w:r>
-        <w:t>.</w:t>
-      </w:r>
-    </w:p>
-    <w:p>
-      <w:pPr>
-        <w:ind w:left="360"/>
-      </w:pPr>
-      <w:r>
-        <w:t>0712950219</w:t>
-      </w:r>
-    </w:p>
-    <w:p>
-      <w:pPr>
-        <w:spacing w:after="0" w:line="259" w:lineRule="auto"/>
-        <w:ind w:left="331"/>
-      </w:pPr>
-      <w:r>
-        <w:rPr>
-          <w:color w:val="0563C1"/>
-          <w:u w:val="single" w:color="0563C1"/>
-        </w:rPr>
-        <w:t>etyang</w:t>
-      </w:r>
-      <w:r>
-        <w:rPr>
-          <w:color w:val="0563C1"/>
-          <w:u w:val="single" w:color="0563C1"/>
-        </w:rPr>
-        <w:t>j</w:t>
-      </w:r>
-      <w:r>
-        <w:rPr>
-          <w:color w:val="0563C1"/>
-          <w:u w:val="single" w:color="0563C1"/>
-        </w:rPr>
-        <w:t>aphlet@gmail.com</w:t>
       </w:r>
     </w:p>
     <w:p>
@@ -3430,7 +4170,7 @@
         <w:ind w:left="336" w:firstLine="0"/>
       </w:pPr>
       <w:r>
-        <w:t xml:space="preserve"> </w:t>
+        <w:t>Power Learn Project Academy.</w:t>
       </w:r>
     </w:p>
     <w:p>
@@ -3439,25 +4179,45 @@
         <w:ind w:left="336" w:firstLine="0"/>
       </w:pPr>
       <w:r>
-        <w:t>MAURICE MASENGE,</w:t>
+        <w:t>0700366137</w:t>
       </w:r>
     </w:p>
     <w:p>
       <w:pPr>
         <w:spacing w:after="0" w:line="259" w:lineRule="auto"/>
         <w:ind w:left="336" w:firstLine="0"/>
-      </w:pPr>
-      <w:r>
-        <w:t>SENIOR ICT OFFICER,</w:t>
-      </w:r>
+        <w:rPr>
+          <w:color w:val="2F5496" w:themeColor="accent1" w:themeShade="BF"/>
+          <w:u w:val="single"/>
+        </w:rPr>
+      </w:pPr>
+      <w:r>
+        <w:rPr>
+          <w:color w:val="2F5496" w:themeColor="accent1" w:themeShade="BF"/>
+          <w:u w:val="single"/>
+        </w:rPr>
+        <w:t>eric@powerlearnprojectafrica.org</w:t>
+      </w:r>
+    </w:p>
+    <w:p>
+      <w:pPr>
+        <w:spacing w:after="0" w:line="259" w:lineRule="auto"/>
+        <w:ind w:left="0" w:firstLine="0"/>
+      </w:pPr>
     </w:p>
     <w:p>
       <w:pPr>
         <w:spacing w:after="0" w:line="259" w:lineRule="auto"/>
         <w:ind w:left="336" w:firstLine="0"/>
-      </w:pPr>
-      <w:r>
-        <w:t>STATE DEPARTMENT FOR EAST AFRICAN COMMUNITY.</w:t>
+        <w:rPr>
+          <w:lang w:val="it-IT"/>
+        </w:rPr>
+      </w:pPr>
+      <w:r>
+        <w:rPr>
+          <w:lang w:val="it-IT"/>
+        </w:rPr>
+        <w:t>MAURICE MASENGE,</w:t>
       </w:r>
     </w:p>
     <w:p>
@@ -3466,7 +4226,7 @@
         <w:ind w:left="336" w:firstLine="0"/>
       </w:pPr>
       <w:r>
-        <w:t>0721865668</w:t>
+        <w:t>SENIOR ICT OFFICER,</w:t>
       </w:r>
     </w:p>
     <w:p>
@@ -3474,7 +4234,31 @@
         <w:spacing w:after="0" w:line="259" w:lineRule="auto"/>
         <w:ind w:left="336" w:firstLine="0"/>
       </w:pPr>
-      <w:hyperlink r:id="rId15" w:history="1">
+      <w:r>
+        <w:t>STATE DEPARTMENT FOR EAST AFRICAN COMMUNITY.</w:t>
+      </w:r>
+    </w:p>
+    <w:p>
+      <w:pPr>
+        <w:spacing w:after="0" w:line="259" w:lineRule="auto"/>
+        <w:ind w:left="336" w:firstLine="0"/>
+      </w:pPr>
+      <w:r>
+        <w:t>0721865668</w:t>
+      </w:r>
+    </w:p>
+    <w:p>
+      <w:pPr>
+        <w:spacing w:after="0" w:line="259" w:lineRule="auto"/>
+        <w:ind w:left="336" w:firstLine="0"/>
+        <w:sectPr>
+          <w:type w:val="continuous"/>
+          <w:pgSz w:w="12240" w:h="15840"/>
+          <w:pgMar w:top="208" w:right="1051" w:bottom="751" w:left="528" w:header="720" w:footer="720" w:gutter="0"/>
+          <w:cols w:num="2" w:space="720"/>
+        </w:sectPr>
+      </w:pPr>
+      <w:hyperlink r:id="rId11" w:history="1">
         <w:r>
           <w:rPr>
             <w:rStyle w:val="Hyperlink"/>
@@ -3483,28 +4267,282 @@
         </w:r>
       </w:hyperlink>
     </w:p>
+    <w:p>
+      <w:pPr>
+        <w:spacing w:after="0" w:line="259" w:lineRule="auto"/>
+        <w:ind w:left="0" w:firstLine="0"/>
+      </w:pPr>
+    </w:p>
+    <w:p>
+      <w:pPr>
+        <w:spacing w:after="0" w:line="259" w:lineRule="auto"/>
+        <w:ind w:left="336" w:firstLine="0"/>
+      </w:pPr>
+      <w:r>
+        <w:t xml:space="preserve">COLLINS KIPRONO.  </w:t>
+      </w:r>
+    </w:p>
+    <w:p>
+      <w:pPr>
+        <w:ind w:left="360"/>
+      </w:pPr>
+      <w:r>
+        <w:t xml:space="preserve">ICT OFFICER.  </w:t>
+      </w:r>
+    </w:p>
+    <w:p>
+      <w:pPr>
+        <w:ind w:left="360"/>
+      </w:pPr>
+      <w:r>
+        <w:t xml:space="preserve">KENYA INSTITUTE OF SURVEYING AND MAPPING.  </w:t>
+      </w:r>
+    </w:p>
+    <w:p>
+      <w:pPr>
+        <w:ind w:left="360"/>
+      </w:pPr>
+      <w:r>
+        <w:t xml:space="preserve">0708158837 </w:t>
+      </w:r>
+    </w:p>
+    <w:p>
+      <w:pPr>
+        <w:spacing w:after="0" w:line="259" w:lineRule="auto"/>
+        <w:ind w:left="331"/>
+      </w:pPr>
+      <w:r>
+        <w:rPr>
+          <w:color w:val="0563C1"/>
+          <w:u w:val="single" w:color="0563C1"/>
+        </w:rPr>
+        <w:t>collins.kiprono@kism.ac.ke</w:t>
+      </w:r>
+      <w:r>
+        <w:t xml:space="preserve"> </w:t>
+      </w:r>
+    </w:p>
+    <w:p>
+      <w:pPr>
+        <w:spacing w:after="0" w:line="259" w:lineRule="auto"/>
+      </w:pPr>
+    </w:p>
+    <w:p>
+      <w:pPr>
+        <w:spacing w:after="0" w:line="259" w:lineRule="auto"/>
+        <w:ind w:left="0" w:firstLine="0"/>
+      </w:pPr>
+    </w:p>
+    <w:p>
+      <w:pPr>
+        <w:spacing w:after="0" w:line="259" w:lineRule="auto"/>
+        <w:ind w:left="325"/>
+      </w:pPr>
+      <w:r>
+        <w:t>NJOGU KAMAU,</w:t>
+      </w:r>
+    </w:p>
+    <w:p>
+      <w:pPr>
+        <w:spacing w:after="0" w:line="259" w:lineRule="auto"/>
+        <w:ind w:left="325"/>
+      </w:pPr>
+      <w:r>
+        <w:t>OPERATIONS MANAGER,</w:t>
+      </w:r>
+    </w:p>
+    <w:p>
+      <w:pPr>
+        <w:spacing w:after="0" w:line="259" w:lineRule="auto"/>
+        <w:ind w:left="325"/>
+      </w:pPr>
+      <w:r>
+        <w:t>GITHIMA TV,</w:t>
+      </w:r>
+    </w:p>
+    <w:p>
+      <w:pPr>
+        <w:spacing w:after="0" w:line="259" w:lineRule="auto"/>
+        <w:ind w:left="325"/>
+      </w:pPr>
+      <w:r>
+        <w:t>0797426127</w:t>
+      </w:r>
+    </w:p>
+    <w:p>
+      <w:pPr>
+        <w:spacing w:after="0" w:line="259" w:lineRule="auto"/>
+        <w:ind w:left="0" w:firstLine="325"/>
+      </w:pPr>
+      <w:hyperlink r:id="rId12" w:history="1">
+        <w:r>
+          <w:rPr>
+            <w:rStyle w:val="Hyperlink"/>
+          </w:rPr>
+          <w:t>njogukamau@gmail.com</w:t>
+        </w:r>
+      </w:hyperlink>
+    </w:p>
+    <w:p>
+      <w:pPr>
+        <w:spacing w:after="0" w:line="259" w:lineRule="auto"/>
+        <w:ind w:left="0" w:firstLine="325"/>
+      </w:pPr>
+    </w:p>
+    <w:p>
+      <w:pPr>
+        <w:spacing w:after="0" w:line="259" w:lineRule="auto"/>
+        <w:ind w:left="0" w:firstLine="0"/>
+        <w:sectPr>
+          <w:type w:val="continuous"/>
+          <w:pgSz w:w="12240" w:h="15840"/>
+          <w:pgMar w:top="208" w:right="1051" w:bottom="751" w:left="528" w:header="720" w:footer="720" w:gutter="0"/>
+          <w:cols w:num="2" w:space="720"/>
+        </w:sectPr>
+      </w:pPr>
+    </w:p>
+    <w:p>
+      <w:pPr>
+        <w:spacing w:after="0" w:line="259" w:lineRule="auto"/>
+        <w:ind w:left="0" w:firstLine="0"/>
+      </w:pPr>
+    </w:p>
     <w:sectPr>
+      <w:type w:val="continuous"/>
       <w:pgSz w:w="12240" w:h="15840"/>
       <w:pgMar w:top="208" w:right="1051" w:bottom="751" w:left="528" w:header="720" w:footer="720" w:gutter="0"/>
-      <w:cols w:space="720"/>
+      <w:cols w:num="2" w:space="720"/>
     </w:sectPr>
   </w:body>
 </w:document>
 </file>
 
 <file path=word/numbering.xml><?xml version="1.0" encoding="utf-8"?>
-<w:numbering xmlns:wpc="http://schemas.microsoft.com/office/word/2010/wordprocessingCanvas" xmlns:cx="http://schemas.microsoft.com/office/drawing/2014/chartex" xmlns:cx1="http://schemas.microsoft.com/office/drawing/2015/9/8/chartex" xmlns:cx2="http://schemas.microsoft.com/office/drawing/2015/10/21/chartex" xmlns:cx3="http://schemas.microsoft.com/office/drawing/2016/5/9/chartex" xmlns:cx4="http://schemas.microsoft.com/office/drawing/2016/5/10/chartex" xmlns:cx5="http://schemas.microsoft.com/office/drawing/2016/5/11/chartex" xmlns:cx6="http://schemas.microsoft.com/office/drawing/2016/5/12/chartex" xmlns:cx7="http://schemas.microsoft.com/office/drawing/2016/5/13/chartex" xmlns:cx8="http://schemas.microsoft.com/office/drawing/2016/5/14/chartex" xmlns:mc="http://schemas.openxmlformats.org/markup-compatibility/2006" xmlns:aink="http://schemas.microsoft.com/office/drawing/2016/ink" xmlns:am3d="http://schemas.microsoft.com/office/drawing/2017/model3d" xmlns:o="urn:schemas-microsoft-com:office:office" xmlns:oel="http://schemas.microsoft.com/office/2019/extlst" xmlns:r="http://schemas.openxmlformats.org/officeDocument/2006/relationships" xmlns:m="http://schemas.openxmlformats.org/officeDocument/2006/math" xmlns:v="urn:schemas-microsoft-com:vml" xmlns:wp14="http://schemas.microsoft.com/office/word/2010/wordprocessingDrawing" xmlns:wp="http://schemas.openxmlformats.org/drawingml/2006/wordprocessingDrawing" xmlns:w10="urn:schemas-microsoft-com:office:word" xmlns:w="http://schemas.openxmlformats.org/wordprocessingml/2006/main" xmlns:w14="http://schemas.microsoft.com/office/word/2010/wordml" xmlns:w15="http://schemas.microsoft.com/office/word/2012/wordml" xmlns:w16cex="http://schemas.microsoft.com/office/word/2018/wordml/cex" xmlns:w16cid="http://schemas.microsoft.com/office/word/2016/wordml/cid" xmlns:w16="http://schemas.microsoft.com/office/word/2018/wordml" xmlns:w16du="http://schemas.microsoft.com/office/word/2023/wordml/word16du" xmlns:w16sdtdh="http://schemas.microsoft.com/office/word/2020/wordml/sdtdatahash" xmlns:w16se="http://schemas.microsoft.com/office/word/2015/wordml/symex" xmlns:wpg="http://schemas.microsoft.com/office/word/2010/wordprocessingGroup" xmlns:wpi="http://schemas.microsoft.com/office/word/2010/wordprocessingInk" xmlns:wne="http://schemas.microsoft.com/office/word/2006/wordml" xmlns:wps="http://schemas.microsoft.com/office/word/2010/wordprocessingShape" mc:Ignorable="w14 w15 w16se w16cid w16 w16cex w16sdtdh w16du wp14">
+<w:numbering xmlns:wpc="http://schemas.microsoft.com/office/word/2010/wordprocessingCanvas" xmlns:cx="http://schemas.microsoft.com/office/drawing/2014/chartex" xmlns:cx1="http://schemas.microsoft.com/office/drawing/2015/9/8/chartex" xmlns:cx2="http://schemas.microsoft.com/office/drawing/2015/10/21/chartex" xmlns:cx3="http://schemas.microsoft.com/office/drawing/2016/5/9/chartex" xmlns:cx4="http://schemas.microsoft.com/office/drawing/2016/5/10/chartex" xmlns:cx5="http://schemas.microsoft.com/office/drawing/2016/5/11/chartex" xmlns:cx6="http://schemas.microsoft.com/office/drawing/2016/5/12/chartex" xmlns:cx7="http://schemas.microsoft.com/office/drawing/2016/5/13/chartex" xmlns:cx8="http://schemas.microsoft.com/office/drawing/2016/5/14/chartex" xmlns:mc="http://schemas.openxmlformats.org/markup-compatibility/2006" xmlns:aink="http://schemas.microsoft.com/office/drawing/2016/ink" xmlns:am3d="http://schemas.microsoft.com/office/drawing/2017/model3d" xmlns:o="urn:schemas-microsoft-com:office:office" xmlns:oel="http://schemas.microsoft.com/office/2019/extlst" xmlns:r="http://schemas.openxmlformats.org/officeDocument/2006/relationships" xmlns:m="http://schemas.openxmlformats.org/officeDocument/2006/math" xmlns:v="urn:schemas-microsoft-com:vml" xmlns:wp14="http://schemas.microsoft.com/office/word/2010/wordprocessingDrawing" xmlns:wp="http://schemas.openxmlformats.org/drawingml/2006/wordprocessingDrawing" xmlns:w10="urn:schemas-microsoft-com:office:word" xmlns:w="http://schemas.openxmlformats.org/wordprocessingml/2006/main" xmlns:w14="http://schemas.microsoft.com/office/word/2010/wordml" xmlns:w15="http://schemas.microsoft.com/office/word/2012/wordml" xmlns:w16cex="http://schemas.microsoft.com/office/word/2018/wordml/cex" xmlns:w16cid="http://schemas.microsoft.com/office/word/2016/wordml/cid" xmlns:w16="http://schemas.microsoft.com/office/word/2018/wordml" xmlns:w16du="http://schemas.microsoft.com/office/word/2023/wordml/word16du" xmlns:w16sdtdh="http://schemas.microsoft.com/office/word/2020/wordml/sdtdatahash" xmlns:w16sdtfl="http://schemas.microsoft.com/office/word/2024/wordml/sdtformatlock" xmlns:w16se="http://schemas.microsoft.com/office/word/2015/wordml/symex" xmlns:wpg="http://schemas.microsoft.com/office/word/2010/wordprocessingGroup" xmlns:wpi="http://schemas.microsoft.com/office/word/2010/wordprocessingInk" xmlns:wne="http://schemas.microsoft.com/office/word/2006/wordml" xmlns:wps="http://schemas.microsoft.com/office/word/2010/wordprocessingShape" mc:Ignorable="w14 w15 w16se w16cid w16 w16cex w16sdtdh w16sdtfl w16du wp14">
   <w:abstractNum w:abstractNumId="0" w15:restartNumberingAfterBreak="0">
-    <w:nsid w:val="068E342D"/>
+    <w:nsid w:val="0420728B"/>
     <w:multiLevelType w:val="hybridMultilevel"/>
-    <w:tmpl w:val="C42C4D68"/>
-    <w:lvl w:ilvl="0" w:tplc="F47A7686">
+    <w:tmpl w:val="D32E488C"/>
+    <w:lvl w:ilvl="0" w:tplc="0409000D">
       <w:start w:val="1"/>
       <w:numFmt w:val="bullet"/>
       <w:lvlText w:val=""/>
       <w:lvlJc w:val="left"/>
       <w:pPr>
-        <w:ind w:left="715"/>
+        <w:ind w:left="1080" w:hanging="360"/>
+      </w:pPr>
+      <w:rPr>
+        <w:rFonts w:ascii="Wingdings" w:hAnsi="Wingdings" w:hint="default"/>
+      </w:rPr>
+    </w:lvl>
+    <w:lvl w:ilvl="1" w:tplc="FFFFFFFF" w:tentative="1">
+      <w:start w:val="1"/>
+      <w:numFmt w:val="bullet"/>
+      <w:lvlText w:val="o"/>
+      <w:lvlJc w:val="left"/>
+      <w:pPr>
+        <w:ind w:left="1800" w:hanging="360"/>
+      </w:pPr>
+      <w:rPr>
+        <w:rFonts w:ascii="Courier New" w:hAnsi="Courier New" w:cs="Courier New" w:hint="default"/>
+      </w:rPr>
+    </w:lvl>
+    <w:lvl w:ilvl="2" w:tplc="FFFFFFFF" w:tentative="1">
+      <w:start w:val="1"/>
+      <w:numFmt w:val="bullet"/>
+      <w:lvlText w:val=""/>
+      <w:lvlJc w:val="left"/>
+      <w:pPr>
+        <w:ind w:left="2520" w:hanging="360"/>
+      </w:pPr>
+      <w:rPr>
+        <w:rFonts w:ascii="Wingdings" w:hAnsi="Wingdings" w:hint="default"/>
+      </w:rPr>
+    </w:lvl>
+    <w:lvl w:ilvl="3" w:tplc="FFFFFFFF" w:tentative="1">
+      <w:start w:val="1"/>
+      <w:numFmt w:val="bullet"/>
+      <w:lvlText w:val=""/>
+      <w:lvlJc w:val="left"/>
+      <w:pPr>
+        <w:ind w:left="3240" w:hanging="360"/>
+      </w:pPr>
+      <w:rPr>
+        <w:rFonts w:ascii="Symbol" w:hAnsi="Symbol" w:hint="default"/>
+      </w:rPr>
+    </w:lvl>
+    <w:lvl w:ilvl="4" w:tplc="FFFFFFFF" w:tentative="1">
+      <w:start w:val="1"/>
+      <w:numFmt w:val="bullet"/>
+      <w:lvlText w:val="o"/>
+      <w:lvlJc w:val="left"/>
+      <w:pPr>
+        <w:ind w:left="3960" w:hanging="360"/>
+      </w:pPr>
+      <w:rPr>
+        <w:rFonts w:ascii="Courier New" w:hAnsi="Courier New" w:cs="Courier New" w:hint="default"/>
+      </w:rPr>
+    </w:lvl>
+    <w:lvl w:ilvl="5" w:tplc="FFFFFFFF" w:tentative="1">
+      <w:start w:val="1"/>
+      <w:numFmt w:val="bullet"/>
+      <w:lvlText w:val=""/>
+      <w:lvlJc w:val="left"/>
+      <w:pPr>
+        <w:ind w:left="4680" w:hanging="360"/>
+      </w:pPr>
+      <w:rPr>
+        <w:rFonts w:ascii="Wingdings" w:hAnsi="Wingdings" w:hint="default"/>
+      </w:rPr>
+    </w:lvl>
+    <w:lvl w:ilvl="6" w:tplc="FFFFFFFF" w:tentative="1">
+      <w:start w:val="1"/>
+      <w:numFmt w:val="bullet"/>
+      <w:lvlText w:val=""/>
+      <w:lvlJc w:val="left"/>
+      <w:pPr>
+        <w:ind w:left="5400" w:hanging="360"/>
+      </w:pPr>
+      <w:rPr>
+        <w:rFonts w:ascii="Symbol" w:hAnsi="Symbol" w:hint="default"/>
+      </w:rPr>
+    </w:lvl>
+    <w:lvl w:ilvl="7" w:tplc="FFFFFFFF" w:tentative="1">
+      <w:start w:val="1"/>
+      <w:numFmt w:val="bullet"/>
+      <w:lvlText w:val="o"/>
+      <w:lvlJc w:val="left"/>
+      <w:pPr>
+        <w:ind w:left="6120" w:hanging="360"/>
+      </w:pPr>
+      <w:rPr>
+        <w:rFonts w:ascii="Courier New" w:hAnsi="Courier New" w:cs="Courier New" w:hint="default"/>
+      </w:rPr>
+    </w:lvl>
+    <w:lvl w:ilvl="8" w:tplc="FFFFFFFF" w:tentative="1">
+      <w:start w:val="1"/>
+      <w:numFmt w:val="bullet"/>
+      <w:lvlText w:val=""/>
+      <w:lvlJc w:val="left"/>
+      <w:pPr>
+        <w:ind w:left="6840" w:hanging="360"/>
+      </w:pPr>
+      <w:rPr>
+        <w:rFonts w:ascii="Wingdings" w:hAnsi="Wingdings" w:hint="default"/>
+      </w:rPr>
+    </w:lvl>
+  </w:abstractNum>
+  <w:abstractNum w:abstractNumId="1" w15:restartNumberingAfterBreak="0">
+    <w:nsid w:val="049B6D5C"/>
+    <w:multiLevelType w:val="hybridMultilevel"/>
+    <w:tmpl w:val="85EC252C"/>
+    <w:lvl w:ilvl="0" w:tplc="AF1673D4">
+      <w:start w:val="1"/>
+      <w:numFmt w:val="bullet"/>
+      <w:lvlText w:val=""/>
+      <w:lvlJc w:val="left"/>
+      <w:pPr>
+        <w:ind w:left="720" w:hanging="360"/>
       </w:pPr>
       <w:rPr>
         <w:rFonts w:ascii="Wingdings" w:eastAsia="Wingdings" w:hAnsi="Wingdings" w:cs="Wingdings"/>
@@ -3521,13 +4559,227 @@
         <w:vertAlign w:val="baseline"/>
       </w:rPr>
     </w:lvl>
-    <w:lvl w:ilvl="1" w:tplc="723AB0CE">
+    <w:lvl w:ilvl="1" w:tplc="04090003" w:tentative="1">
       <w:start w:val="1"/>
       <w:numFmt w:val="bullet"/>
       <w:lvlText w:val="o"/>
       <w:lvlJc w:val="left"/>
       <w:pPr>
-        <w:ind w:left="1458"/>
+        <w:ind w:left="1440" w:hanging="360"/>
+      </w:pPr>
+      <w:rPr>
+        <w:rFonts w:ascii="Courier New" w:hAnsi="Courier New" w:cs="Courier New" w:hint="default"/>
+      </w:rPr>
+    </w:lvl>
+    <w:lvl w:ilvl="2" w:tplc="04090005" w:tentative="1">
+      <w:start w:val="1"/>
+      <w:numFmt w:val="bullet"/>
+      <w:lvlText w:val=""/>
+      <w:lvlJc w:val="left"/>
+      <w:pPr>
+        <w:ind w:left="2160" w:hanging="360"/>
+      </w:pPr>
+      <w:rPr>
+        <w:rFonts w:ascii="Wingdings" w:hAnsi="Wingdings" w:hint="default"/>
+      </w:rPr>
+    </w:lvl>
+    <w:lvl w:ilvl="3" w:tplc="04090001" w:tentative="1">
+      <w:start w:val="1"/>
+      <w:numFmt w:val="bullet"/>
+      <w:lvlText w:val=""/>
+      <w:lvlJc w:val="left"/>
+      <w:pPr>
+        <w:ind w:left="2880" w:hanging="360"/>
+      </w:pPr>
+      <w:rPr>
+        <w:rFonts w:ascii="Symbol" w:hAnsi="Symbol" w:hint="default"/>
+      </w:rPr>
+    </w:lvl>
+    <w:lvl w:ilvl="4" w:tplc="04090003" w:tentative="1">
+      <w:start w:val="1"/>
+      <w:numFmt w:val="bullet"/>
+      <w:lvlText w:val="o"/>
+      <w:lvlJc w:val="left"/>
+      <w:pPr>
+        <w:ind w:left="3600" w:hanging="360"/>
+      </w:pPr>
+      <w:rPr>
+        <w:rFonts w:ascii="Courier New" w:hAnsi="Courier New" w:cs="Courier New" w:hint="default"/>
+      </w:rPr>
+    </w:lvl>
+    <w:lvl w:ilvl="5" w:tplc="04090005" w:tentative="1">
+      <w:start w:val="1"/>
+      <w:numFmt w:val="bullet"/>
+      <w:lvlText w:val=""/>
+      <w:lvlJc w:val="left"/>
+      <w:pPr>
+        <w:ind w:left="4320" w:hanging="360"/>
+      </w:pPr>
+      <w:rPr>
+        <w:rFonts w:ascii="Wingdings" w:hAnsi="Wingdings" w:hint="default"/>
+      </w:rPr>
+    </w:lvl>
+    <w:lvl w:ilvl="6" w:tplc="04090001" w:tentative="1">
+      <w:start w:val="1"/>
+      <w:numFmt w:val="bullet"/>
+      <w:lvlText w:val=""/>
+      <w:lvlJc w:val="left"/>
+      <w:pPr>
+        <w:ind w:left="5040" w:hanging="360"/>
+      </w:pPr>
+      <w:rPr>
+        <w:rFonts w:ascii="Symbol" w:hAnsi="Symbol" w:hint="default"/>
+      </w:rPr>
+    </w:lvl>
+    <w:lvl w:ilvl="7" w:tplc="04090003" w:tentative="1">
+      <w:start w:val="1"/>
+      <w:numFmt w:val="bullet"/>
+      <w:lvlText w:val="o"/>
+      <w:lvlJc w:val="left"/>
+      <w:pPr>
+        <w:ind w:left="5760" w:hanging="360"/>
+      </w:pPr>
+      <w:rPr>
+        <w:rFonts w:ascii="Courier New" w:hAnsi="Courier New" w:cs="Courier New" w:hint="default"/>
+      </w:rPr>
+    </w:lvl>
+    <w:lvl w:ilvl="8" w:tplc="04090005" w:tentative="1">
+      <w:start w:val="1"/>
+      <w:numFmt w:val="bullet"/>
+      <w:lvlText w:val=""/>
+      <w:lvlJc w:val="left"/>
+      <w:pPr>
+        <w:ind w:left="6480" w:hanging="360"/>
+      </w:pPr>
+      <w:rPr>
+        <w:rFonts w:ascii="Wingdings" w:hAnsi="Wingdings" w:hint="default"/>
+      </w:rPr>
+    </w:lvl>
+  </w:abstractNum>
+  <w:abstractNum w:abstractNumId="2" w15:restartNumberingAfterBreak="0">
+    <w:nsid w:val="04A9740B"/>
+    <w:multiLevelType w:val="hybridMultilevel"/>
+    <w:tmpl w:val="12CEE18A"/>
+    <w:lvl w:ilvl="0" w:tplc="0409000D">
+      <w:start w:val="1"/>
+      <w:numFmt w:val="bullet"/>
+      <w:lvlText w:val=""/>
+      <w:lvlJc w:val="left"/>
+      <w:pPr>
+        <w:ind w:left="720" w:hanging="360"/>
+      </w:pPr>
+      <w:rPr>
+        <w:rFonts w:ascii="Wingdings" w:hAnsi="Wingdings" w:hint="default"/>
+      </w:rPr>
+    </w:lvl>
+    <w:lvl w:ilvl="1" w:tplc="04090003" w:tentative="1">
+      <w:start w:val="1"/>
+      <w:numFmt w:val="bullet"/>
+      <w:lvlText w:val="o"/>
+      <w:lvlJc w:val="left"/>
+      <w:pPr>
+        <w:ind w:left="1440" w:hanging="360"/>
+      </w:pPr>
+      <w:rPr>
+        <w:rFonts w:ascii="Courier New" w:hAnsi="Courier New" w:cs="Courier New" w:hint="default"/>
+      </w:rPr>
+    </w:lvl>
+    <w:lvl w:ilvl="2" w:tplc="04090005" w:tentative="1">
+      <w:start w:val="1"/>
+      <w:numFmt w:val="bullet"/>
+      <w:lvlText w:val=""/>
+      <w:lvlJc w:val="left"/>
+      <w:pPr>
+        <w:ind w:left="2160" w:hanging="360"/>
+      </w:pPr>
+      <w:rPr>
+        <w:rFonts w:ascii="Wingdings" w:hAnsi="Wingdings" w:hint="default"/>
+      </w:rPr>
+    </w:lvl>
+    <w:lvl w:ilvl="3" w:tplc="04090001" w:tentative="1">
+      <w:start w:val="1"/>
+      <w:numFmt w:val="bullet"/>
+      <w:lvlText w:val=""/>
+      <w:lvlJc w:val="left"/>
+      <w:pPr>
+        <w:ind w:left="2880" w:hanging="360"/>
+      </w:pPr>
+      <w:rPr>
+        <w:rFonts w:ascii="Symbol" w:hAnsi="Symbol" w:hint="default"/>
+      </w:rPr>
+    </w:lvl>
+    <w:lvl w:ilvl="4" w:tplc="04090003" w:tentative="1">
+      <w:start w:val="1"/>
+      <w:numFmt w:val="bullet"/>
+      <w:lvlText w:val="o"/>
+      <w:lvlJc w:val="left"/>
+      <w:pPr>
+        <w:ind w:left="3600" w:hanging="360"/>
+      </w:pPr>
+      <w:rPr>
+        <w:rFonts w:ascii="Courier New" w:hAnsi="Courier New" w:cs="Courier New" w:hint="default"/>
+      </w:rPr>
+    </w:lvl>
+    <w:lvl w:ilvl="5" w:tplc="04090005" w:tentative="1">
+      <w:start w:val="1"/>
+      <w:numFmt w:val="bullet"/>
+      <w:lvlText w:val=""/>
+      <w:lvlJc w:val="left"/>
+      <w:pPr>
+        <w:ind w:left="4320" w:hanging="360"/>
+      </w:pPr>
+      <w:rPr>
+        <w:rFonts w:ascii="Wingdings" w:hAnsi="Wingdings" w:hint="default"/>
+      </w:rPr>
+    </w:lvl>
+    <w:lvl w:ilvl="6" w:tplc="04090001" w:tentative="1">
+      <w:start w:val="1"/>
+      <w:numFmt w:val="bullet"/>
+      <w:lvlText w:val=""/>
+      <w:lvlJc w:val="left"/>
+      <w:pPr>
+        <w:ind w:left="5040" w:hanging="360"/>
+      </w:pPr>
+      <w:rPr>
+        <w:rFonts w:ascii="Symbol" w:hAnsi="Symbol" w:hint="default"/>
+      </w:rPr>
+    </w:lvl>
+    <w:lvl w:ilvl="7" w:tplc="04090003" w:tentative="1">
+      <w:start w:val="1"/>
+      <w:numFmt w:val="bullet"/>
+      <w:lvlText w:val="o"/>
+      <w:lvlJc w:val="left"/>
+      <w:pPr>
+        <w:ind w:left="5760" w:hanging="360"/>
+      </w:pPr>
+      <w:rPr>
+        <w:rFonts w:ascii="Courier New" w:hAnsi="Courier New" w:cs="Courier New" w:hint="default"/>
+      </w:rPr>
+    </w:lvl>
+    <w:lvl w:ilvl="8" w:tplc="04090005" w:tentative="1">
+      <w:start w:val="1"/>
+      <w:numFmt w:val="bullet"/>
+      <w:lvlText w:val=""/>
+      <w:lvlJc w:val="left"/>
+      <w:pPr>
+        <w:ind w:left="6480" w:hanging="360"/>
+      </w:pPr>
+      <w:rPr>
+        <w:rFonts w:ascii="Wingdings" w:hAnsi="Wingdings" w:hint="default"/>
+      </w:rPr>
+    </w:lvl>
+  </w:abstractNum>
+  <w:abstractNum w:abstractNumId="3" w15:restartNumberingAfterBreak="0">
+    <w:nsid w:val="068E342D"/>
+    <w:multiLevelType w:val="hybridMultilevel"/>
+    <w:tmpl w:val="C42C4D68"/>
+    <w:lvl w:ilvl="0" w:tplc="F47A7686">
+      <w:start w:val="1"/>
+      <w:numFmt w:val="bullet"/>
+      <w:lvlText w:val=""/>
+      <w:lvlJc w:val="left"/>
+      <w:pPr>
+        <w:ind w:left="715"/>
       </w:pPr>
       <w:rPr>
         <w:rFonts w:ascii="Wingdings" w:eastAsia="Wingdings" w:hAnsi="Wingdings" w:cs="Wingdings"/>
@@ -3544,13 +4796,13 @@
         <w:vertAlign w:val="baseline"/>
       </w:rPr>
     </w:lvl>
-    <w:lvl w:ilvl="2" w:tplc="486A587C">
-      <w:start w:val="1"/>
-      <w:numFmt w:val="bullet"/>
-      <w:lvlText w:val="▪"/>
-      <w:lvlJc w:val="left"/>
-      <w:pPr>
-        <w:ind w:left="2178"/>
+    <w:lvl w:ilvl="1" w:tplc="723AB0CE">
+      <w:start w:val="1"/>
+      <w:numFmt w:val="bullet"/>
+      <w:lvlText w:val="o"/>
+      <w:lvlJc w:val="left"/>
+      <w:pPr>
+        <w:ind w:left="1458"/>
       </w:pPr>
       <w:rPr>
         <w:rFonts w:ascii="Wingdings" w:eastAsia="Wingdings" w:hAnsi="Wingdings" w:cs="Wingdings"/>
@@ -3567,13 +4819,13 @@
         <w:vertAlign w:val="baseline"/>
       </w:rPr>
     </w:lvl>
-    <w:lvl w:ilvl="3" w:tplc="0884FBF8">
-      <w:start w:val="1"/>
-      <w:numFmt w:val="bullet"/>
-      <w:lvlText w:val="•"/>
-      <w:lvlJc w:val="left"/>
-      <w:pPr>
-        <w:ind w:left="2898"/>
+    <w:lvl w:ilvl="2" w:tplc="486A587C">
+      <w:start w:val="1"/>
+      <w:numFmt w:val="bullet"/>
+      <w:lvlText w:val="▪"/>
+      <w:lvlJc w:val="left"/>
+      <w:pPr>
+        <w:ind w:left="2178"/>
       </w:pPr>
       <w:rPr>
         <w:rFonts w:ascii="Wingdings" w:eastAsia="Wingdings" w:hAnsi="Wingdings" w:cs="Wingdings"/>
@@ -3590,13 +4842,13 @@
         <w:vertAlign w:val="baseline"/>
       </w:rPr>
     </w:lvl>
-    <w:lvl w:ilvl="4" w:tplc="DC7ABD76">
-      <w:start w:val="1"/>
-      <w:numFmt w:val="bullet"/>
-      <w:lvlText w:val="o"/>
-      <w:lvlJc w:val="left"/>
-      <w:pPr>
-        <w:ind w:left="3618"/>
+    <w:lvl w:ilvl="3" w:tplc="0884FBF8">
+      <w:start w:val="1"/>
+      <w:numFmt w:val="bullet"/>
+      <w:lvlText w:val="•"/>
+      <w:lvlJc w:val="left"/>
+      <w:pPr>
+        <w:ind w:left="2898"/>
       </w:pPr>
       <w:rPr>
         <w:rFonts w:ascii="Wingdings" w:eastAsia="Wingdings" w:hAnsi="Wingdings" w:cs="Wingdings"/>
@@ -3613,13 +4865,13 @@
         <w:vertAlign w:val="baseline"/>
       </w:rPr>
     </w:lvl>
-    <w:lvl w:ilvl="5" w:tplc="D6CC0288">
-      <w:start w:val="1"/>
-      <w:numFmt w:val="bullet"/>
-      <w:lvlText w:val="▪"/>
-      <w:lvlJc w:val="left"/>
-      <w:pPr>
-        <w:ind w:left="4338"/>
+    <w:lvl w:ilvl="4" w:tplc="DC7ABD76">
+      <w:start w:val="1"/>
+      <w:numFmt w:val="bullet"/>
+      <w:lvlText w:val="o"/>
+      <w:lvlJc w:val="left"/>
+      <w:pPr>
+        <w:ind w:left="3618"/>
       </w:pPr>
       <w:rPr>
         <w:rFonts w:ascii="Wingdings" w:eastAsia="Wingdings" w:hAnsi="Wingdings" w:cs="Wingdings"/>
@@ -3636,13 +4888,13 @@
         <w:vertAlign w:val="baseline"/>
       </w:rPr>
     </w:lvl>
-    <w:lvl w:ilvl="6" w:tplc="91C8177A">
-      <w:start w:val="1"/>
-      <w:numFmt w:val="bullet"/>
-      <w:lvlText w:val="•"/>
-      <w:lvlJc w:val="left"/>
-      <w:pPr>
-        <w:ind w:left="5058"/>
+    <w:lvl w:ilvl="5" w:tplc="D6CC0288">
+      <w:start w:val="1"/>
+      <w:numFmt w:val="bullet"/>
+      <w:lvlText w:val="▪"/>
+      <w:lvlJc w:val="left"/>
+      <w:pPr>
+        <w:ind w:left="4338"/>
       </w:pPr>
       <w:rPr>
         <w:rFonts w:ascii="Wingdings" w:eastAsia="Wingdings" w:hAnsi="Wingdings" w:cs="Wingdings"/>
@@ -3659,13 +4911,13 @@
         <w:vertAlign w:val="baseline"/>
       </w:rPr>
     </w:lvl>
-    <w:lvl w:ilvl="7" w:tplc="2698F49E">
-      <w:start w:val="1"/>
-      <w:numFmt w:val="bullet"/>
-      <w:lvlText w:val="o"/>
-      <w:lvlJc w:val="left"/>
-      <w:pPr>
-        <w:ind w:left="5778"/>
+    <w:lvl w:ilvl="6" w:tplc="91C8177A">
+      <w:start w:val="1"/>
+      <w:numFmt w:val="bullet"/>
+      <w:lvlText w:val="•"/>
+      <w:lvlJc w:val="left"/>
+      <w:pPr>
+        <w:ind w:left="5058"/>
       </w:pPr>
       <w:rPr>
         <w:rFonts w:ascii="Wingdings" w:eastAsia="Wingdings" w:hAnsi="Wingdings" w:cs="Wingdings"/>
@@ -3682,13 +4934,13 @@
         <w:vertAlign w:val="baseline"/>
       </w:rPr>
     </w:lvl>
-    <w:lvl w:ilvl="8" w:tplc="F4F88D70">
-      <w:start w:val="1"/>
-      <w:numFmt w:val="bullet"/>
-      <w:lvlText w:val="▪"/>
-      <w:lvlJc w:val="left"/>
-      <w:pPr>
-        <w:ind w:left="6498"/>
+    <w:lvl w:ilvl="7" w:tplc="2698F49E">
+      <w:start w:val="1"/>
+      <w:numFmt w:val="bullet"/>
+      <w:lvlText w:val="o"/>
+      <w:lvlJc w:val="left"/>
+      <w:pPr>
+        <w:ind w:left="5778"/>
       </w:pPr>
       <w:rPr>
         <w:rFonts w:ascii="Wingdings" w:eastAsia="Wingdings" w:hAnsi="Wingdings" w:cs="Wingdings"/>
@@ -3705,18 +4957,13 @@
         <w:vertAlign w:val="baseline"/>
       </w:rPr>
     </w:lvl>
-  </w:abstractNum>
-  <w:abstractNum w:abstractNumId="1" w15:restartNumberingAfterBreak="0">
-    <w:nsid w:val="0B585D35"/>
-    <w:multiLevelType w:val="hybridMultilevel"/>
-    <w:tmpl w:val="F04C4C98"/>
-    <w:lvl w:ilvl="0" w:tplc="F2B6D97E">
-      <w:start w:val="1"/>
-      <w:numFmt w:val="bullet"/>
-      <w:lvlText w:val=""/>
-      <w:lvlJc w:val="left"/>
-      <w:pPr>
-        <w:ind w:left="1004"/>
+    <w:lvl w:ilvl="8" w:tplc="F4F88D70">
+      <w:start w:val="1"/>
+      <w:numFmt w:val="bullet"/>
+      <w:lvlText w:val="▪"/>
+      <w:lvlJc w:val="left"/>
+      <w:pPr>
+        <w:ind w:left="6498"/>
       </w:pPr>
       <w:rPr>
         <w:rFonts w:ascii="Wingdings" w:eastAsia="Wingdings" w:hAnsi="Wingdings" w:cs="Wingdings"/>
@@ -3733,13 +4980,131 @@
         <w:vertAlign w:val="baseline"/>
       </w:rPr>
     </w:lvl>
-    <w:lvl w:ilvl="1" w:tplc="477E3A42">
+  </w:abstractNum>
+  <w:abstractNum w:abstractNumId="4" w15:restartNumberingAfterBreak="0">
+    <w:nsid w:val="0AAF18B5"/>
+    <w:multiLevelType w:val="hybridMultilevel"/>
+    <w:tmpl w:val="FBBCEBFE"/>
+    <w:lvl w:ilvl="0" w:tplc="0409000B">
+      <w:start w:val="1"/>
+      <w:numFmt w:val="bullet"/>
+      <w:lvlText w:val=""/>
+      <w:lvlJc w:val="left"/>
+      <w:pPr>
+        <w:ind w:left="1080" w:hanging="360"/>
+      </w:pPr>
+      <w:rPr>
+        <w:rFonts w:ascii="Wingdings" w:hAnsi="Wingdings" w:hint="default"/>
+      </w:rPr>
+    </w:lvl>
+    <w:lvl w:ilvl="1" w:tplc="04090003" w:tentative="1">
       <w:start w:val="1"/>
       <w:numFmt w:val="bullet"/>
       <w:lvlText w:val="o"/>
       <w:lvlJc w:val="left"/>
       <w:pPr>
-        <w:ind w:left="1724"/>
+        <w:ind w:left="1800" w:hanging="360"/>
+      </w:pPr>
+      <w:rPr>
+        <w:rFonts w:ascii="Courier New" w:hAnsi="Courier New" w:cs="Courier New" w:hint="default"/>
+      </w:rPr>
+    </w:lvl>
+    <w:lvl w:ilvl="2" w:tplc="04090005" w:tentative="1">
+      <w:start w:val="1"/>
+      <w:numFmt w:val="bullet"/>
+      <w:lvlText w:val=""/>
+      <w:lvlJc w:val="left"/>
+      <w:pPr>
+        <w:ind w:left="2520" w:hanging="360"/>
+      </w:pPr>
+      <w:rPr>
+        <w:rFonts w:ascii="Wingdings" w:hAnsi="Wingdings" w:hint="default"/>
+      </w:rPr>
+    </w:lvl>
+    <w:lvl w:ilvl="3" w:tplc="04090001" w:tentative="1">
+      <w:start w:val="1"/>
+      <w:numFmt w:val="bullet"/>
+      <w:lvlText w:val=""/>
+      <w:lvlJc w:val="left"/>
+      <w:pPr>
+        <w:ind w:left="3240" w:hanging="360"/>
+      </w:pPr>
+      <w:rPr>
+        <w:rFonts w:ascii="Symbol" w:hAnsi="Symbol" w:hint="default"/>
+      </w:rPr>
+    </w:lvl>
+    <w:lvl w:ilvl="4" w:tplc="04090003" w:tentative="1">
+      <w:start w:val="1"/>
+      <w:numFmt w:val="bullet"/>
+      <w:lvlText w:val="o"/>
+      <w:lvlJc w:val="left"/>
+      <w:pPr>
+        <w:ind w:left="3960" w:hanging="360"/>
+      </w:pPr>
+      <w:rPr>
+        <w:rFonts w:ascii="Courier New" w:hAnsi="Courier New" w:cs="Courier New" w:hint="default"/>
+      </w:rPr>
+    </w:lvl>
+    <w:lvl w:ilvl="5" w:tplc="04090005" w:tentative="1">
+      <w:start w:val="1"/>
+      <w:numFmt w:val="bullet"/>
+      <w:lvlText w:val=""/>
+      <w:lvlJc w:val="left"/>
+      <w:pPr>
+        <w:ind w:left="4680" w:hanging="360"/>
+      </w:pPr>
+      <w:rPr>
+        <w:rFonts w:ascii="Wingdings" w:hAnsi="Wingdings" w:hint="default"/>
+      </w:rPr>
+    </w:lvl>
+    <w:lvl w:ilvl="6" w:tplc="04090001" w:tentative="1">
+      <w:start w:val="1"/>
+      <w:numFmt w:val="bullet"/>
+      <w:lvlText w:val=""/>
+      <w:lvlJc w:val="left"/>
+      <w:pPr>
+        <w:ind w:left="5400" w:hanging="360"/>
+      </w:pPr>
+      <w:rPr>
+        <w:rFonts w:ascii="Symbol" w:hAnsi="Symbol" w:hint="default"/>
+      </w:rPr>
+    </w:lvl>
+    <w:lvl w:ilvl="7" w:tplc="04090003" w:tentative="1">
+      <w:start w:val="1"/>
+      <w:numFmt w:val="bullet"/>
+      <w:lvlText w:val="o"/>
+      <w:lvlJc w:val="left"/>
+      <w:pPr>
+        <w:ind w:left="6120" w:hanging="360"/>
+      </w:pPr>
+      <w:rPr>
+        <w:rFonts w:ascii="Courier New" w:hAnsi="Courier New" w:cs="Courier New" w:hint="default"/>
+      </w:rPr>
+    </w:lvl>
+    <w:lvl w:ilvl="8" w:tplc="04090005" w:tentative="1">
+      <w:start w:val="1"/>
+      <w:numFmt w:val="bullet"/>
+      <w:lvlText w:val=""/>
+      <w:lvlJc w:val="left"/>
+      <w:pPr>
+        <w:ind w:left="6840" w:hanging="360"/>
+      </w:pPr>
+      <w:rPr>
+        <w:rFonts w:ascii="Wingdings" w:hAnsi="Wingdings" w:hint="default"/>
+      </w:rPr>
+    </w:lvl>
+  </w:abstractNum>
+  <w:abstractNum w:abstractNumId="5" w15:restartNumberingAfterBreak="0">
+    <w:nsid w:val="0B1A0CAF"/>
+    <w:multiLevelType w:val="hybridMultilevel"/>
+    <w:tmpl w:val="A8FC3B82"/>
+    <w:lvl w:ilvl="0" w:tplc="AF1673D4">
+      <w:start w:val="1"/>
+      <w:numFmt w:val="bullet"/>
+      <w:lvlText w:val=""/>
+      <w:lvlJc w:val="left"/>
+      <w:pPr>
+        <w:ind w:left="725" w:hanging="360"/>
       </w:pPr>
       <w:rPr>
         <w:rFonts w:ascii="Wingdings" w:eastAsia="Wingdings" w:hAnsi="Wingdings" w:cs="Wingdings"/>
@@ -3756,13 +5121,114 @@
         <w:vertAlign w:val="baseline"/>
       </w:rPr>
     </w:lvl>
-    <w:lvl w:ilvl="2" w:tplc="4538E804">
-      <w:start w:val="1"/>
-      <w:numFmt w:val="bullet"/>
-      <w:lvlText w:val="▪"/>
-      <w:lvlJc w:val="left"/>
-      <w:pPr>
-        <w:ind w:left="2444"/>
+    <w:lvl w:ilvl="1" w:tplc="FFFFFFFF" w:tentative="1">
+      <w:start w:val="1"/>
+      <w:numFmt w:val="bullet"/>
+      <w:lvlText w:val="o"/>
+      <w:lvlJc w:val="left"/>
+      <w:pPr>
+        <w:ind w:left="1445" w:hanging="360"/>
+      </w:pPr>
+      <w:rPr>
+        <w:rFonts w:ascii="Courier New" w:hAnsi="Courier New" w:cs="Courier New" w:hint="default"/>
+      </w:rPr>
+    </w:lvl>
+    <w:lvl w:ilvl="2" w:tplc="FFFFFFFF" w:tentative="1">
+      <w:start w:val="1"/>
+      <w:numFmt w:val="bullet"/>
+      <w:lvlText w:val=""/>
+      <w:lvlJc w:val="left"/>
+      <w:pPr>
+        <w:ind w:left="2165" w:hanging="360"/>
+      </w:pPr>
+      <w:rPr>
+        <w:rFonts w:ascii="Wingdings" w:hAnsi="Wingdings" w:hint="default"/>
+      </w:rPr>
+    </w:lvl>
+    <w:lvl w:ilvl="3" w:tplc="FFFFFFFF" w:tentative="1">
+      <w:start w:val="1"/>
+      <w:numFmt w:val="bullet"/>
+      <w:lvlText w:val=""/>
+      <w:lvlJc w:val="left"/>
+      <w:pPr>
+        <w:ind w:left="2885" w:hanging="360"/>
+      </w:pPr>
+      <w:rPr>
+        <w:rFonts w:ascii="Symbol" w:hAnsi="Symbol" w:hint="default"/>
+      </w:rPr>
+    </w:lvl>
+    <w:lvl w:ilvl="4" w:tplc="FFFFFFFF" w:tentative="1">
+      <w:start w:val="1"/>
+      <w:numFmt w:val="bullet"/>
+      <w:lvlText w:val="o"/>
+      <w:lvlJc w:val="left"/>
+      <w:pPr>
+        <w:ind w:left="3605" w:hanging="360"/>
+      </w:pPr>
+      <w:rPr>
+        <w:rFonts w:ascii="Courier New" w:hAnsi="Courier New" w:cs="Courier New" w:hint="default"/>
+      </w:rPr>
+    </w:lvl>
+    <w:lvl w:ilvl="5" w:tplc="FFFFFFFF" w:tentative="1">
+      <w:start w:val="1"/>
+      <w:numFmt w:val="bullet"/>
+      <w:lvlText w:val=""/>
+      <w:lvlJc w:val="left"/>
+      <w:pPr>
+        <w:ind w:left="4325" w:hanging="360"/>
+      </w:pPr>
+      <w:rPr>
+        <w:rFonts w:ascii="Wingdings" w:hAnsi="Wingdings" w:hint="default"/>
+      </w:rPr>
+    </w:lvl>
+    <w:lvl w:ilvl="6" w:tplc="FFFFFFFF" w:tentative="1">
+      <w:start w:val="1"/>
+      <w:numFmt w:val="bullet"/>
+      <w:lvlText w:val=""/>
+      <w:lvlJc w:val="left"/>
+      <w:pPr>
+        <w:ind w:left="5045" w:hanging="360"/>
+      </w:pPr>
+      <w:rPr>
+        <w:rFonts w:ascii="Symbol" w:hAnsi="Symbol" w:hint="default"/>
+      </w:rPr>
+    </w:lvl>
+    <w:lvl w:ilvl="7" w:tplc="FFFFFFFF" w:tentative="1">
+      <w:start w:val="1"/>
+      <w:numFmt w:val="bullet"/>
+      <w:lvlText w:val="o"/>
+      <w:lvlJc w:val="left"/>
+      <w:pPr>
+        <w:ind w:left="5765" w:hanging="360"/>
+      </w:pPr>
+      <w:rPr>
+        <w:rFonts w:ascii="Courier New" w:hAnsi="Courier New" w:cs="Courier New" w:hint="default"/>
+      </w:rPr>
+    </w:lvl>
+    <w:lvl w:ilvl="8" w:tplc="FFFFFFFF" w:tentative="1">
+      <w:start w:val="1"/>
+      <w:numFmt w:val="bullet"/>
+      <w:lvlText w:val=""/>
+      <w:lvlJc w:val="left"/>
+      <w:pPr>
+        <w:ind w:left="6485" w:hanging="360"/>
+      </w:pPr>
+      <w:rPr>
+        <w:rFonts w:ascii="Wingdings" w:hAnsi="Wingdings" w:hint="default"/>
+      </w:rPr>
+    </w:lvl>
+  </w:abstractNum>
+  <w:abstractNum w:abstractNumId="6" w15:restartNumberingAfterBreak="0">
+    <w:nsid w:val="0B585D35"/>
+    <w:multiLevelType w:val="hybridMultilevel"/>
+    <w:tmpl w:val="F04C4C98"/>
+    <w:lvl w:ilvl="0" w:tplc="F2B6D97E">
+      <w:start w:val="1"/>
+      <w:numFmt w:val="bullet"/>
+      <w:lvlText w:val=""/>
+      <w:lvlJc w:val="left"/>
+      <w:pPr>
+        <w:ind w:left="1004"/>
       </w:pPr>
       <w:rPr>
         <w:rFonts w:ascii="Wingdings" w:eastAsia="Wingdings" w:hAnsi="Wingdings" w:cs="Wingdings"/>
@@ -3779,13 +5245,13 @@
         <w:vertAlign w:val="baseline"/>
       </w:rPr>
     </w:lvl>
-    <w:lvl w:ilvl="3" w:tplc="94028D84">
-      <w:start w:val="1"/>
-      <w:numFmt w:val="bullet"/>
-      <w:lvlText w:val="•"/>
-      <w:lvlJc w:val="left"/>
-      <w:pPr>
-        <w:ind w:left="3164"/>
+    <w:lvl w:ilvl="1" w:tplc="477E3A42">
+      <w:start w:val="1"/>
+      <w:numFmt w:val="bullet"/>
+      <w:lvlText w:val="o"/>
+      <w:lvlJc w:val="left"/>
+      <w:pPr>
+        <w:ind w:left="1724"/>
       </w:pPr>
       <w:rPr>
         <w:rFonts w:ascii="Wingdings" w:eastAsia="Wingdings" w:hAnsi="Wingdings" w:cs="Wingdings"/>
@@ -3802,13 +5268,13 @@
         <w:vertAlign w:val="baseline"/>
       </w:rPr>
     </w:lvl>
-    <w:lvl w:ilvl="4" w:tplc="9A30AC2C">
-      <w:start w:val="1"/>
-      <w:numFmt w:val="bullet"/>
-      <w:lvlText w:val="o"/>
-      <w:lvlJc w:val="left"/>
-      <w:pPr>
-        <w:ind w:left="3884"/>
+    <w:lvl w:ilvl="2" w:tplc="4538E804">
+      <w:start w:val="1"/>
+      <w:numFmt w:val="bullet"/>
+      <w:lvlText w:val="▪"/>
+      <w:lvlJc w:val="left"/>
+      <w:pPr>
+        <w:ind w:left="2444"/>
       </w:pPr>
       <w:rPr>
         <w:rFonts w:ascii="Wingdings" w:eastAsia="Wingdings" w:hAnsi="Wingdings" w:cs="Wingdings"/>
@@ -3825,13 +5291,13 @@
         <w:vertAlign w:val="baseline"/>
       </w:rPr>
     </w:lvl>
-    <w:lvl w:ilvl="5" w:tplc="81A87A74">
-      <w:start w:val="1"/>
-      <w:numFmt w:val="bullet"/>
-      <w:lvlText w:val="▪"/>
-      <w:lvlJc w:val="left"/>
-      <w:pPr>
-        <w:ind w:left="4604"/>
+    <w:lvl w:ilvl="3" w:tplc="94028D84">
+      <w:start w:val="1"/>
+      <w:numFmt w:val="bullet"/>
+      <w:lvlText w:val="•"/>
+      <w:lvlJc w:val="left"/>
+      <w:pPr>
+        <w:ind w:left="3164"/>
       </w:pPr>
       <w:rPr>
         <w:rFonts w:ascii="Wingdings" w:eastAsia="Wingdings" w:hAnsi="Wingdings" w:cs="Wingdings"/>
@@ -3848,13 +5314,13 @@
         <w:vertAlign w:val="baseline"/>
       </w:rPr>
     </w:lvl>
-    <w:lvl w:ilvl="6" w:tplc="4416859E">
-      <w:start w:val="1"/>
-      <w:numFmt w:val="bullet"/>
-      <w:lvlText w:val="•"/>
-      <w:lvlJc w:val="left"/>
-      <w:pPr>
-        <w:ind w:left="5324"/>
+    <w:lvl w:ilvl="4" w:tplc="9A30AC2C">
+      <w:start w:val="1"/>
+      <w:numFmt w:val="bullet"/>
+      <w:lvlText w:val="o"/>
+      <w:lvlJc w:val="left"/>
+      <w:pPr>
+        <w:ind w:left="3884"/>
       </w:pPr>
       <w:rPr>
         <w:rFonts w:ascii="Wingdings" w:eastAsia="Wingdings" w:hAnsi="Wingdings" w:cs="Wingdings"/>
@@ -3871,13 +5337,13 @@
         <w:vertAlign w:val="baseline"/>
       </w:rPr>
     </w:lvl>
-    <w:lvl w:ilvl="7" w:tplc="A7C81BFA">
-      <w:start w:val="1"/>
-      <w:numFmt w:val="bullet"/>
-      <w:lvlText w:val="o"/>
-      <w:lvlJc w:val="left"/>
-      <w:pPr>
-        <w:ind w:left="6044"/>
+    <w:lvl w:ilvl="5" w:tplc="81A87A74">
+      <w:start w:val="1"/>
+      <w:numFmt w:val="bullet"/>
+      <w:lvlText w:val="▪"/>
+      <w:lvlJc w:val="left"/>
+      <w:pPr>
+        <w:ind w:left="4604"/>
       </w:pPr>
       <w:rPr>
         <w:rFonts w:ascii="Wingdings" w:eastAsia="Wingdings" w:hAnsi="Wingdings" w:cs="Wingdings"/>
@@ -3894,13 +5360,13 @@
         <w:vertAlign w:val="baseline"/>
       </w:rPr>
     </w:lvl>
-    <w:lvl w:ilvl="8" w:tplc="B27CDCA4">
-      <w:start w:val="1"/>
-      <w:numFmt w:val="bullet"/>
-      <w:lvlText w:val="▪"/>
-      <w:lvlJc w:val="left"/>
-      <w:pPr>
-        <w:ind w:left="6764"/>
+    <w:lvl w:ilvl="6" w:tplc="4416859E">
+      <w:start w:val="1"/>
+      <w:numFmt w:val="bullet"/>
+      <w:lvlText w:val="•"/>
+      <w:lvlJc w:val="left"/>
+      <w:pPr>
+        <w:ind w:left="5324"/>
       </w:pPr>
       <w:rPr>
         <w:rFonts w:ascii="Wingdings" w:eastAsia="Wingdings" w:hAnsi="Wingdings" w:cs="Wingdings"/>
@@ -3917,8 +5383,54 @@
         <w:vertAlign w:val="baseline"/>
       </w:rPr>
     </w:lvl>
+    <w:lvl w:ilvl="7" w:tplc="A7C81BFA">
+      <w:start w:val="1"/>
+      <w:numFmt w:val="bullet"/>
+      <w:lvlText w:val="o"/>
+      <w:lvlJc w:val="left"/>
+      <w:pPr>
+        <w:ind w:left="6044"/>
+      </w:pPr>
+      <w:rPr>
+        <w:rFonts w:ascii="Wingdings" w:eastAsia="Wingdings" w:hAnsi="Wingdings" w:cs="Wingdings"/>
+        <w:b w:val="0"/>
+        <w:i w:val="0"/>
+        <w:strike w:val="0"/>
+        <w:dstrike w:val="0"/>
+        <w:color w:val="000000"/>
+        <w:sz w:val="24"/>
+        <w:szCs w:val="24"/>
+        <w:u w:val="none" w:color="000000"/>
+        <w:bdr w:val="none" w:sz="0" w:space="0" w:color="auto"/>
+        <w:shd w:val="clear" w:color="auto" w:fill="auto"/>
+        <w:vertAlign w:val="baseline"/>
+      </w:rPr>
+    </w:lvl>
+    <w:lvl w:ilvl="8" w:tplc="B27CDCA4">
+      <w:start w:val="1"/>
+      <w:numFmt w:val="bullet"/>
+      <w:lvlText w:val="▪"/>
+      <w:lvlJc w:val="left"/>
+      <w:pPr>
+        <w:ind w:left="6764"/>
+      </w:pPr>
+      <w:rPr>
+        <w:rFonts w:ascii="Wingdings" w:eastAsia="Wingdings" w:hAnsi="Wingdings" w:cs="Wingdings"/>
+        <w:b w:val="0"/>
+        <w:i w:val="0"/>
+        <w:strike w:val="0"/>
+        <w:dstrike w:val="0"/>
+        <w:color w:val="000000"/>
+        <w:sz w:val="24"/>
+        <w:szCs w:val="24"/>
+        <w:u w:val="none" w:color="000000"/>
+        <w:bdr w:val="none" w:sz="0" w:space="0" w:color="auto"/>
+        <w:shd w:val="clear" w:color="auto" w:fill="auto"/>
+        <w:vertAlign w:val="baseline"/>
+      </w:rPr>
+    </w:lvl>
   </w:abstractNum>
-  <w:abstractNum w:abstractNumId="2" w15:restartNumberingAfterBreak="0">
+  <w:abstractNum w:abstractNumId="7" w15:restartNumberingAfterBreak="0">
     <w:nsid w:val="15922717"/>
     <w:multiLevelType w:val="hybridMultilevel"/>
     <w:tmpl w:val="C7FA4C9E"/>
@@ -4130,7 +5642,7 @@
       </w:rPr>
     </w:lvl>
   </w:abstractNum>
-  <w:abstractNum w:abstractNumId="3" w15:restartNumberingAfterBreak="0">
+  <w:abstractNum w:abstractNumId="8" w15:restartNumberingAfterBreak="0">
     <w:nsid w:val="238861BB"/>
     <w:multiLevelType w:val="hybridMultilevel"/>
     <w:tmpl w:val="01325776"/>
@@ -4140,7 +5652,7 @@
       <w:lvlText w:val=""/>
       <w:lvlJc w:val="left"/>
       <w:pPr>
-        <w:ind w:left="710"/>
+        <w:ind w:left="1070"/>
       </w:pPr>
       <w:rPr>
         <w:rFonts w:ascii="Wingdings" w:eastAsia="Wingdings" w:hAnsi="Wingdings" w:cs="Wingdings"/>
@@ -4163,7 +5675,7 @@
       <w:lvlText w:val="o"/>
       <w:lvlJc w:val="left"/>
       <w:pPr>
-        <w:ind w:left="1445"/>
+        <w:ind w:left="1805"/>
       </w:pPr>
       <w:rPr>
         <w:rFonts w:ascii="Wingdings" w:eastAsia="Wingdings" w:hAnsi="Wingdings" w:cs="Wingdings"/>
@@ -4186,7 +5698,7 @@
       <w:lvlText w:val="▪"/>
       <w:lvlJc w:val="left"/>
       <w:pPr>
-        <w:ind w:left="2165"/>
+        <w:ind w:left="2525"/>
       </w:pPr>
       <w:rPr>
         <w:rFonts w:ascii="Wingdings" w:eastAsia="Wingdings" w:hAnsi="Wingdings" w:cs="Wingdings"/>
@@ -4209,7 +5721,7 @@
       <w:lvlText w:val="•"/>
       <w:lvlJc w:val="left"/>
       <w:pPr>
-        <w:ind w:left="2885"/>
+        <w:ind w:left="3245"/>
       </w:pPr>
       <w:rPr>
         <w:rFonts w:ascii="Wingdings" w:eastAsia="Wingdings" w:hAnsi="Wingdings" w:cs="Wingdings"/>
@@ -4232,7 +5744,7 @@
       <w:lvlText w:val="o"/>
       <w:lvlJc w:val="left"/>
       <w:pPr>
-        <w:ind w:left="3605"/>
+        <w:ind w:left="3965"/>
       </w:pPr>
       <w:rPr>
         <w:rFonts w:ascii="Wingdings" w:eastAsia="Wingdings" w:hAnsi="Wingdings" w:cs="Wingdings"/>
@@ -4255,7 +5767,7 @@
       <w:lvlText w:val="▪"/>
       <w:lvlJc w:val="left"/>
       <w:pPr>
-        <w:ind w:left="4325"/>
+        <w:ind w:left="4685"/>
       </w:pPr>
       <w:rPr>
         <w:rFonts w:ascii="Wingdings" w:eastAsia="Wingdings" w:hAnsi="Wingdings" w:cs="Wingdings"/>
@@ -4278,7 +5790,7 @@
       <w:lvlText w:val="•"/>
       <w:lvlJc w:val="left"/>
       <w:pPr>
-        <w:ind w:left="5045"/>
+        <w:ind w:left="5405"/>
       </w:pPr>
       <w:rPr>
         <w:rFonts w:ascii="Wingdings" w:eastAsia="Wingdings" w:hAnsi="Wingdings" w:cs="Wingdings"/>
@@ -4301,7 +5813,7 @@
       <w:lvlText w:val="o"/>
       <w:lvlJc w:val="left"/>
       <w:pPr>
-        <w:ind w:left="5765"/>
+        <w:ind w:left="6125"/>
       </w:pPr>
       <w:rPr>
         <w:rFonts w:ascii="Wingdings" w:eastAsia="Wingdings" w:hAnsi="Wingdings" w:cs="Wingdings"/>
@@ -4324,7 +5836,7 @@
       <w:lvlText w:val="▪"/>
       <w:lvlJc w:val="left"/>
       <w:pPr>
-        <w:ind w:left="6485"/>
+        <w:ind w:left="6845"/>
       </w:pPr>
       <w:rPr>
         <w:rFonts w:ascii="Wingdings" w:eastAsia="Wingdings" w:hAnsi="Wingdings" w:cs="Wingdings"/>
@@ -4342,7 +5854,120 @@
       </w:rPr>
     </w:lvl>
   </w:abstractNum>
-  <w:abstractNum w:abstractNumId="4" w15:restartNumberingAfterBreak="0">
+  <w:abstractNum w:abstractNumId="9" w15:restartNumberingAfterBreak="0">
+    <w:nsid w:val="254F70F9"/>
+    <w:multiLevelType w:val="hybridMultilevel"/>
+    <w:tmpl w:val="C054D392"/>
+    <w:lvl w:ilvl="0" w:tplc="0409000B">
+      <w:start w:val="1"/>
+      <w:numFmt w:val="bullet"/>
+      <w:lvlText w:val=""/>
+      <w:lvlJc w:val="left"/>
+      <w:pPr>
+        <w:ind w:left="1385" w:hanging="360"/>
+      </w:pPr>
+      <w:rPr>
+        <w:rFonts w:ascii="Wingdings" w:hAnsi="Wingdings" w:hint="default"/>
+      </w:rPr>
+    </w:lvl>
+    <w:lvl w:ilvl="1" w:tplc="04090003" w:tentative="1">
+      <w:start w:val="1"/>
+      <w:numFmt w:val="bullet"/>
+      <w:lvlText w:val="o"/>
+      <w:lvlJc w:val="left"/>
+      <w:pPr>
+        <w:ind w:left="2105" w:hanging="360"/>
+      </w:pPr>
+      <w:rPr>
+        <w:rFonts w:ascii="Courier New" w:hAnsi="Courier New" w:cs="Courier New" w:hint="default"/>
+      </w:rPr>
+    </w:lvl>
+    <w:lvl w:ilvl="2" w:tplc="04090005" w:tentative="1">
+      <w:start w:val="1"/>
+      <w:numFmt w:val="bullet"/>
+      <w:lvlText w:val=""/>
+      <w:lvlJc w:val="left"/>
+      <w:pPr>
+        <w:ind w:left="2825" w:hanging="360"/>
+      </w:pPr>
+      <w:rPr>
+        <w:rFonts w:ascii="Wingdings" w:hAnsi="Wingdings" w:hint="default"/>
+      </w:rPr>
+    </w:lvl>
+    <w:lvl w:ilvl="3" w:tplc="04090001" w:tentative="1">
+      <w:start w:val="1"/>
+      <w:numFmt w:val="bullet"/>
+      <w:lvlText w:val=""/>
+      <w:lvlJc w:val="left"/>
+      <w:pPr>
+        <w:ind w:left="3545" w:hanging="360"/>
+      </w:pPr>
+      <w:rPr>
+        <w:rFonts w:ascii="Symbol" w:hAnsi="Symbol" w:hint="default"/>
+      </w:rPr>
+    </w:lvl>
+    <w:lvl w:ilvl="4" w:tplc="04090003" w:tentative="1">
+      <w:start w:val="1"/>
+      <w:numFmt w:val="bullet"/>
+      <w:lvlText w:val="o"/>
+      <w:lvlJc w:val="left"/>
+      <w:pPr>
+        <w:ind w:left="4265" w:hanging="360"/>
+      </w:pPr>
+      <w:rPr>
+        <w:rFonts w:ascii="Courier New" w:hAnsi="Courier New" w:cs="Courier New" w:hint="default"/>
+      </w:rPr>
+    </w:lvl>
+    <w:lvl w:ilvl="5" w:tplc="04090005" w:tentative="1">
+      <w:start w:val="1"/>
+      <w:numFmt w:val="bullet"/>
+      <w:lvlText w:val=""/>
+      <w:lvlJc w:val="left"/>
+      <w:pPr>
+        <w:ind w:left="4985" w:hanging="360"/>
+      </w:pPr>
+      <w:rPr>
+        <w:rFonts w:ascii="Wingdings" w:hAnsi="Wingdings" w:hint="default"/>
+      </w:rPr>
+    </w:lvl>
+    <w:lvl w:ilvl="6" w:tplc="04090001" w:tentative="1">
+      <w:start w:val="1"/>
+      <w:numFmt w:val="bullet"/>
+      <w:lvlText w:val=""/>
+      <w:lvlJc w:val="left"/>
+      <w:pPr>
+        <w:ind w:left="5705" w:hanging="360"/>
+      </w:pPr>
+      <w:rPr>
+        <w:rFonts w:ascii="Symbol" w:hAnsi="Symbol" w:hint="default"/>
+      </w:rPr>
+    </w:lvl>
+    <w:lvl w:ilvl="7" w:tplc="04090003" w:tentative="1">
+      <w:start w:val="1"/>
+      <w:numFmt w:val="bullet"/>
+      <w:lvlText w:val="o"/>
+      <w:lvlJc w:val="left"/>
+      <w:pPr>
+        <w:ind w:left="6425" w:hanging="360"/>
+      </w:pPr>
+      <w:rPr>
+        <w:rFonts w:ascii="Courier New" w:hAnsi="Courier New" w:cs="Courier New" w:hint="default"/>
+      </w:rPr>
+    </w:lvl>
+    <w:lvl w:ilvl="8" w:tplc="04090005" w:tentative="1">
+      <w:start w:val="1"/>
+      <w:numFmt w:val="bullet"/>
+      <w:lvlText w:val=""/>
+      <w:lvlJc w:val="left"/>
+      <w:pPr>
+        <w:ind w:left="7145" w:hanging="360"/>
+      </w:pPr>
+      <w:rPr>
+        <w:rFonts w:ascii="Wingdings" w:hAnsi="Wingdings" w:hint="default"/>
+      </w:rPr>
+    </w:lvl>
+  </w:abstractNum>
+  <w:abstractNum w:abstractNumId="10" w15:restartNumberingAfterBreak="0">
     <w:nsid w:val="27E66E0D"/>
     <w:multiLevelType w:val="hybridMultilevel"/>
     <w:tmpl w:val="048E0664"/>
@@ -4431,7 +6056,7 @@
       </w:pPr>
     </w:lvl>
   </w:abstractNum>
-  <w:abstractNum w:abstractNumId="5" w15:restartNumberingAfterBreak="0">
+  <w:abstractNum w:abstractNumId="11" w15:restartNumberingAfterBreak="0">
     <w:nsid w:val="2D926B17"/>
     <w:multiLevelType w:val="hybridMultilevel"/>
     <w:tmpl w:val="54606238"/>
@@ -4643,7 +6268,7 @@
       </w:rPr>
     </w:lvl>
   </w:abstractNum>
-  <w:abstractNum w:abstractNumId="6" w15:restartNumberingAfterBreak="0">
+  <w:abstractNum w:abstractNumId="12" w15:restartNumberingAfterBreak="0">
     <w:nsid w:val="30433F09"/>
     <w:multiLevelType w:val="multilevel"/>
     <w:tmpl w:val="016CE222"/>
@@ -4792,17 +6417,130 @@
       </w:rPr>
     </w:lvl>
   </w:abstractNum>
-  <w:abstractNum w:abstractNumId="7" w15:restartNumberingAfterBreak="0">
-    <w:nsid w:val="3CB64D28"/>
+  <w:abstractNum w:abstractNumId="13" w15:restartNumberingAfterBreak="0">
+    <w:nsid w:val="30F733FD"/>
     <w:multiLevelType w:val="hybridMultilevel"/>
-    <w:tmpl w:val="8012C042"/>
-    <w:lvl w:ilvl="0" w:tplc="40847932">
+    <w:tmpl w:val="80CC916E"/>
+    <w:lvl w:ilvl="0" w:tplc="0409000D">
+      <w:start w:val="1"/>
+      <w:numFmt w:val="bullet"/>
+      <w:lvlText w:val=""/>
+      <w:lvlJc w:val="left"/>
+      <w:pPr>
+        <w:ind w:left="1080" w:hanging="360"/>
+      </w:pPr>
+      <w:rPr>
+        <w:rFonts w:ascii="Wingdings" w:hAnsi="Wingdings" w:hint="default"/>
+      </w:rPr>
+    </w:lvl>
+    <w:lvl w:ilvl="1" w:tplc="04090003" w:tentative="1">
+      <w:start w:val="1"/>
+      <w:numFmt w:val="bullet"/>
+      <w:lvlText w:val="o"/>
+      <w:lvlJc w:val="left"/>
+      <w:pPr>
+        <w:ind w:left="1800" w:hanging="360"/>
+      </w:pPr>
+      <w:rPr>
+        <w:rFonts w:ascii="Courier New" w:hAnsi="Courier New" w:cs="Courier New" w:hint="default"/>
+      </w:rPr>
+    </w:lvl>
+    <w:lvl w:ilvl="2" w:tplc="04090005" w:tentative="1">
+      <w:start w:val="1"/>
+      <w:numFmt w:val="bullet"/>
+      <w:lvlText w:val=""/>
+      <w:lvlJc w:val="left"/>
+      <w:pPr>
+        <w:ind w:left="2520" w:hanging="360"/>
+      </w:pPr>
+      <w:rPr>
+        <w:rFonts w:ascii="Wingdings" w:hAnsi="Wingdings" w:hint="default"/>
+      </w:rPr>
+    </w:lvl>
+    <w:lvl w:ilvl="3" w:tplc="04090001" w:tentative="1">
+      <w:start w:val="1"/>
+      <w:numFmt w:val="bullet"/>
+      <w:lvlText w:val=""/>
+      <w:lvlJc w:val="left"/>
+      <w:pPr>
+        <w:ind w:left="3240" w:hanging="360"/>
+      </w:pPr>
+      <w:rPr>
+        <w:rFonts w:ascii="Symbol" w:hAnsi="Symbol" w:hint="default"/>
+      </w:rPr>
+    </w:lvl>
+    <w:lvl w:ilvl="4" w:tplc="04090003" w:tentative="1">
+      <w:start w:val="1"/>
+      <w:numFmt w:val="bullet"/>
+      <w:lvlText w:val="o"/>
+      <w:lvlJc w:val="left"/>
+      <w:pPr>
+        <w:ind w:left="3960" w:hanging="360"/>
+      </w:pPr>
+      <w:rPr>
+        <w:rFonts w:ascii="Courier New" w:hAnsi="Courier New" w:cs="Courier New" w:hint="default"/>
+      </w:rPr>
+    </w:lvl>
+    <w:lvl w:ilvl="5" w:tplc="04090005" w:tentative="1">
+      <w:start w:val="1"/>
+      <w:numFmt w:val="bullet"/>
+      <w:lvlText w:val=""/>
+      <w:lvlJc w:val="left"/>
+      <w:pPr>
+        <w:ind w:left="4680" w:hanging="360"/>
+      </w:pPr>
+      <w:rPr>
+        <w:rFonts w:ascii="Wingdings" w:hAnsi="Wingdings" w:hint="default"/>
+      </w:rPr>
+    </w:lvl>
+    <w:lvl w:ilvl="6" w:tplc="04090001" w:tentative="1">
+      <w:start w:val="1"/>
+      <w:numFmt w:val="bullet"/>
+      <w:lvlText w:val=""/>
+      <w:lvlJc w:val="left"/>
+      <w:pPr>
+        <w:ind w:left="5400" w:hanging="360"/>
+      </w:pPr>
+      <w:rPr>
+        <w:rFonts w:ascii="Symbol" w:hAnsi="Symbol" w:hint="default"/>
+      </w:rPr>
+    </w:lvl>
+    <w:lvl w:ilvl="7" w:tplc="04090003" w:tentative="1">
+      <w:start w:val="1"/>
+      <w:numFmt w:val="bullet"/>
+      <w:lvlText w:val="o"/>
+      <w:lvlJc w:val="left"/>
+      <w:pPr>
+        <w:ind w:left="6120" w:hanging="360"/>
+      </w:pPr>
+      <w:rPr>
+        <w:rFonts w:ascii="Courier New" w:hAnsi="Courier New" w:cs="Courier New" w:hint="default"/>
+      </w:rPr>
+    </w:lvl>
+    <w:lvl w:ilvl="8" w:tplc="04090005" w:tentative="1">
+      <w:start w:val="1"/>
+      <w:numFmt w:val="bullet"/>
+      <w:lvlText w:val=""/>
+      <w:lvlJc w:val="left"/>
+      <w:pPr>
+        <w:ind w:left="6840" w:hanging="360"/>
+      </w:pPr>
+      <w:rPr>
+        <w:rFonts w:ascii="Wingdings" w:hAnsi="Wingdings" w:hint="default"/>
+      </w:rPr>
+    </w:lvl>
+  </w:abstractNum>
+  <w:abstractNum w:abstractNumId="14" w15:restartNumberingAfterBreak="0">
+    <w:nsid w:val="318335E0"/>
+    <w:multiLevelType w:val="hybridMultilevel"/>
+    <w:tmpl w:val="7CE49864"/>
+    <w:lvl w:ilvl="0" w:tplc="AF1673D4">
       <w:start w:val="1"/>
       <w:numFmt w:val="bullet"/>
       <w:lvlText w:val=""/>
       <w:lvlJc w:val="left"/>
       <w:pPr>
-        <w:ind w:left="1056"/>
+        <w:ind w:left="1085" w:hanging="360"/>
       </w:pPr>
       <w:rPr>
         <w:rFonts w:ascii="Wingdings" w:eastAsia="Wingdings" w:hAnsi="Wingdings" w:cs="Wingdings"/>
@@ -4819,13 +6557,114 @@
         <w:vertAlign w:val="baseline"/>
       </w:rPr>
     </w:lvl>
-    <w:lvl w:ilvl="1" w:tplc="02048FD4">
+    <w:lvl w:ilvl="1" w:tplc="FFFFFFFF" w:tentative="1">
       <w:start w:val="1"/>
       <w:numFmt w:val="bullet"/>
       <w:lvlText w:val="o"/>
       <w:lvlJc w:val="left"/>
       <w:pPr>
-        <w:ind w:left="1776"/>
+        <w:ind w:left="1805" w:hanging="360"/>
+      </w:pPr>
+      <w:rPr>
+        <w:rFonts w:ascii="Courier New" w:hAnsi="Courier New" w:cs="Courier New" w:hint="default"/>
+      </w:rPr>
+    </w:lvl>
+    <w:lvl w:ilvl="2" w:tplc="FFFFFFFF" w:tentative="1">
+      <w:start w:val="1"/>
+      <w:numFmt w:val="bullet"/>
+      <w:lvlText w:val=""/>
+      <w:lvlJc w:val="left"/>
+      <w:pPr>
+        <w:ind w:left="2525" w:hanging="360"/>
+      </w:pPr>
+      <w:rPr>
+        <w:rFonts w:ascii="Wingdings" w:hAnsi="Wingdings" w:hint="default"/>
+      </w:rPr>
+    </w:lvl>
+    <w:lvl w:ilvl="3" w:tplc="FFFFFFFF" w:tentative="1">
+      <w:start w:val="1"/>
+      <w:numFmt w:val="bullet"/>
+      <w:lvlText w:val=""/>
+      <w:lvlJc w:val="left"/>
+      <w:pPr>
+        <w:ind w:left="3245" w:hanging="360"/>
+      </w:pPr>
+      <w:rPr>
+        <w:rFonts w:ascii="Symbol" w:hAnsi="Symbol" w:hint="default"/>
+      </w:rPr>
+    </w:lvl>
+    <w:lvl w:ilvl="4" w:tplc="FFFFFFFF" w:tentative="1">
+      <w:start w:val="1"/>
+      <w:numFmt w:val="bullet"/>
+      <w:lvlText w:val="o"/>
+      <w:lvlJc w:val="left"/>
+      <w:pPr>
+        <w:ind w:left="3965" w:hanging="360"/>
+      </w:pPr>
+      <w:rPr>
+        <w:rFonts w:ascii="Courier New" w:hAnsi="Courier New" w:cs="Courier New" w:hint="default"/>
+      </w:rPr>
+    </w:lvl>
+    <w:lvl w:ilvl="5" w:tplc="FFFFFFFF" w:tentative="1">
+      <w:start w:val="1"/>
+      <w:numFmt w:val="bullet"/>
+      <w:lvlText w:val=""/>
+      <w:lvlJc w:val="left"/>
+      <w:pPr>
+        <w:ind w:left="4685" w:hanging="360"/>
+      </w:pPr>
+      <w:rPr>
+        <w:rFonts w:ascii="Wingdings" w:hAnsi="Wingdings" w:hint="default"/>
+      </w:rPr>
+    </w:lvl>
+    <w:lvl w:ilvl="6" w:tplc="FFFFFFFF" w:tentative="1">
+      <w:start w:val="1"/>
+      <w:numFmt w:val="bullet"/>
+      <w:lvlText w:val=""/>
+      <w:lvlJc w:val="left"/>
+      <w:pPr>
+        <w:ind w:left="5405" w:hanging="360"/>
+      </w:pPr>
+      <w:rPr>
+        <w:rFonts w:ascii="Symbol" w:hAnsi="Symbol" w:hint="default"/>
+      </w:rPr>
+    </w:lvl>
+    <w:lvl w:ilvl="7" w:tplc="FFFFFFFF" w:tentative="1">
+      <w:start w:val="1"/>
+      <w:numFmt w:val="bullet"/>
+      <w:lvlText w:val="o"/>
+      <w:lvlJc w:val="left"/>
+      <w:pPr>
+        <w:ind w:left="6125" w:hanging="360"/>
+      </w:pPr>
+      <w:rPr>
+        <w:rFonts w:ascii="Courier New" w:hAnsi="Courier New" w:cs="Courier New" w:hint="default"/>
+      </w:rPr>
+    </w:lvl>
+    <w:lvl w:ilvl="8" w:tplc="FFFFFFFF" w:tentative="1">
+      <w:start w:val="1"/>
+      <w:numFmt w:val="bullet"/>
+      <w:lvlText w:val=""/>
+      <w:lvlJc w:val="left"/>
+      <w:pPr>
+        <w:ind w:left="6845" w:hanging="360"/>
+      </w:pPr>
+      <w:rPr>
+        <w:rFonts w:ascii="Wingdings" w:hAnsi="Wingdings" w:hint="default"/>
+      </w:rPr>
+    </w:lvl>
+  </w:abstractNum>
+  <w:abstractNum w:abstractNumId="15" w15:restartNumberingAfterBreak="0">
+    <w:nsid w:val="355C59AB"/>
+    <w:multiLevelType w:val="hybridMultilevel"/>
+    <w:tmpl w:val="7D769C1C"/>
+    <w:lvl w:ilvl="0" w:tplc="AF1673D4">
+      <w:start w:val="1"/>
+      <w:numFmt w:val="bullet"/>
+      <w:lvlText w:val=""/>
+      <w:lvlJc w:val="left"/>
+      <w:pPr>
+        <w:ind w:left="1440" w:hanging="360"/>
       </w:pPr>
       <w:rPr>
         <w:rFonts w:ascii="Wingdings" w:eastAsia="Wingdings" w:hAnsi="Wingdings" w:cs="Wingdings"/>
@@ -4842,13 +6681,114 @@
         <w:vertAlign w:val="baseline"/>
       </w:rPr>
     </w:lvl>
-    <w:lvl w:ilvl="2" w:tplc="3DE4CAAC">
-      <w:start w:val="1"/>
-      <w:numFmt w:val="bullet"/>
-      <w:lvlText w:val="▪"/>
-      <w:lvlJc w:val="left"/>
-      <w:pPr>
-        <w:ind w:left="2496"/>
+    <w:lvl w:ilvl="1" w:tplc="04090003" w:tentative="1">
+      <w:start w:val="1"/>
+      <w:numFmt w:val="bullet"/>
+      <w:lvlText w:val="o"/>
+      <w:lvlJc w:val="left"/>
+      <w:pPr>
+        <w:ind w:left="2160" w:hanging="360"/>
+      </w:pPr>
+      <w:rPr>
+        <w:rFonts w:ascii="Courier New" w:hAnsi="Courier New" w:cs="Courier New" w:hint="default"/>
+      </w:rPr>
+    </w:lvl>
+    <w:lvl w:ilvl="2" w:tplc="04090005" w:tentative="1">
+      <w:start w:val="1"/>
+      <w:numFmt w:val="bullet"/>
+      <w:lvlText w:val=""/>
+      <w:lvlJc w:val="left"/>
+      <w:pPr>
+        <w:ind w:left="2880" w:hanging="360"/>
+      </w:pPr>
+      <w:rPr>
+        <w:rFonts w:ascii="Wingdings" w:hAnsi="Wingdings" w:hint="default"/>
+      </w:rPr>
+    </w:lvl>
+    <w:lvl w:ilvl="3" w:tplc="04090001" w:tentative="1">
+      <w:start w:val="1"/>
+      <w:numFmt w:val="bullet"/>
+      <w:lvlText w:val=""/>
+      <w:lvlJc w:val="left"/>
+      <w:pPr>
+        <w:ind w:left="3600" w:hanging="360"/>
+      </w:pPr>
+      <w:rPr>
+        <w:rFonts w:ascii="Symbol" w:hAnsi="Symbol" w:hint="default"/>
+      </w:rPr>
+    </w:lvl>
+    <w:lvl w:ilvl="4" w:tplc="04090003" w:tentative="1">
+      <w:start w:val="1"/>
+      <w:numFmt w:val="bullet"/>
+      <w:lvlText w:val="o"/>
+      <w:lvlJc w:val="left"/>
+      <w:pPr>
+        <w:ind w:left="4320" w:hanging="360"/>
+      </w:pPr>
+      <w:rPr>
+        <w:rFonts w:ascii="Courier New" w:hAnsi="Courier New" w:cs="Courier New" w:hint="default"/>
+      </w:rPr>
+    </w:lvl>
+    <w:lvl w:ilvl="5" w:tplc="04090005" w:tentative="1">
+      <w:start w:val="1"/>
+      <w:numFmt w:val="bullet"/>
+      <w:lvlText w:val=""/>
+      <w:lvlJc w:val="left"/>
+      <w:pPr>
+        <w:ind w:left="5040" w:hanging="360"/>
+      </w:pPr>
+      <w:rPr>
+        <w:rFonts w:ascii="Wingdings" w:hAnsi="Wingdings" w:hint="default"/>
+      </w:rPr>
+    </w:lvl>
+    <w:lvl w:ilvl="6" w:tplc="04090001" w:tentative="1">
+      <w:start w:val="1"/>
+      <w:numFmt w:val="bullet"/>
+      <w:lvlText w:val=""/>
+      <w:lvlJc w:val="left"/>
+      <w:pPr>
+        <w:ind w:left="5760" w:hanging="360"/>
+      </w:pPr>
+      <w:rPr>
+        <w:rFonts w:ascii="Symbol" w:hAnsi="Symbol" w:hint="default"/>
+      </w:rPr>
+    </w:lvl>
+    <w:lvl w:ilvl="7" w:tplc="04090003" w:tentative="1">
+      <w:start w:val="1"/>
+      <w:numFmt w:val="bullet"/>
+      <w:lvlText w:val="o"/>
+      <w:lvlJc w:val="left"/>
+      <w:pPr>
+        <w:ind w:left="6480" w:hanging="360"/>
+      </w:pPr>
+      <w:rPr>
+        <w:rFonts w:ascii="Courier New" w:hAnsi="Courier New" w:cs="Courier New" w:hint="default"/>
+      </w:rPr>
+    </w:lvl>
+    <w:lvl w:ilvl="8" w:tplc="04090005" w:tentative="1">
+      <w:start w:val="1"/>
+      <w:numFmt w:val="bullet"/>
+      <w:lvlText w:val=""/>
+      <w:lvlJc w:val="left"/>
+      <w:pPr>
+        <w:ind w:left="7200" w:hanging="360"/>
+      </w:pPr>
+      <w:rPr>
+        <w:rFonts w:ascii="Wingdings" w:hAnsi="Wingdings" w:hint="default"/>
+      </w:rPr>
+    </w:lvl>
+  </w:abstractNum>
+  <w:abstractNum w:abstractNumId="16" w15:restartNumberingAfterBreak="0">
+    <w:nsid w:val="3AA93323"/>
+    <w:multiLevelType w:val="hybridMultilevel"/>
+    <w:tmpl w:val="21B692C2"/>
+    <w:lvl w:ilvl="0" w:tplc="AF1673D4">
+      <w:start w:val="1"/>
+      <w:numFmt w:val="bullet"/>
+      <w:lvlText w:val=""/>
+      <w:lvlJc w:val="left"/>
+      <w:pPr>
+        <w:ind w:left="1085" w:hanging="360"/>
       </w:pPr>
       <w:rPr>
         <w:rFonts w:ascii="Wingdings" w:eastAsia="Wingdings" w:hAnsi="Wingdings" w:cs="Wingdings"/>
@@ -4865,13 +6805,114 @@
         <w:vertAlign w:val="baseline"/>
       </w:rPr>
     </w:lvl>
-    <w:lvl w:ilvl="3" w:tplc="E014E234">
-      <w:start w:val="1"/>
-      <w:numFmt w:val="bullet"/>
-      <w:lvlText w:val="•"/>
-      <w:lvlJc w:val="left"/>
-      <w:pPr>
-        <w:ind w:left="3216"/>
+    <w:lvl w:ilvl="1" w:tplc="04090003" w:tentative="1">
+      <w:start w:val="1"/>
+      <w:numFmt w:val="bullet"/>
+      <w:lvlText w:val="o"/>
+      <w:lvlJc w:val="left"/>
+      <w:pPr>
+        <w:ind w:left="1805" w:hanging="360"/>
+      </w:pPr>
+      <w:rPr>
+        <w:rFonts w:ascii="Courier New" w:hAnsi="Courier New" w:cs="Courier New" w:hint="default"/>
+      </w:rPr>
+    </w:lvl>
+    <w:lvl w:ilvl="2" w:tplc="04090005" w:tentative="1">
+      <w:start w:val="1"/>
+      <w:numFmt w:val="bullet"/>
+      <w:lvlText w:val=""/>
+      <w:lvlJc w:val="left"/>
+      <w:pPr>
+        <w:ind w:left="2525" w:hanging="360"/>
+      </w:pPr>
+      <w:rPr>
+        <w:rFonts w:ascii="Wingdings" w:hAnsi="Wingdings" w:hint="default"/>
+      </w:rPr>
+    </w:lvl>
+    <w:lvl w:ilvl="3" w:tplc="04090001" w:tentative="1">
+      <w:start w:val="1"/>
+      <w:numFmt w:val="bullet"/>
+      <w:lvlText w:val=""/>
+      <w:lvlJc w:val="left"/>
+      <w:pPr>
+        <w:ind w:left="3245" w:hanging="360"/>
+      </w:pPr>
+      <w:rPr>
+        <w:rFonts w:ascii="Symbol" w:hAnsi="Symbol" w:hint="default"/>
+      </w:rPr>
+    </w:lvl>
+    <w:lvl w:ilvl="4" w:tplc="04090003" w:tentative="1">
+      <w:start w:val="1"/>
+      <w:numFmt w:val="bullet"/>
+      <w:lvlText w:val="o"/>
+      <w:lvlJc w:val="left"/>
+      <w:pPr>
+        <w:ind w:left="3965" w:hanging="360"/>
+      </w:pPr>
+      <w:rPr>
+        <w:rFonts w:ascii="Courier New" w:hAnsi="Courier New" w:cs="Courier New" w:hint="default"/>
+      </w:rPr>
+    </w:lvl>
+    <w:lvl w:ilvl="5" w:tplc="04090005" w:tentative="1">
+      <w:start w:val="1"/>
+      <w:numFmt w:val="bullet"/>
+      <w:lvlText w:val=""/>
+      <w:lvlJc w:val="left"/>
+      <w:pPr>
+        <w:ind w:left="4685" w:hanging="360"/>
+      </w:pPr>
+      <w:rPr>
+        <w:rFonts w:ascii="Wingdings" w:hAnsi="Wingdings" w:hint="default"/>
+      </w:rPr>
+    </w:lvl>
+    <w:lvl w:ilvl="6" w:tplc="04090001" w:tentative="1">
+      <w:start w:val="1"/>
+      <w:numFmt w:val="bullet"/>
+      <w:lvlText w:val=""/>
+      <w:lvlJc w:val="left"/>
+      <w:pPr>
+        <w:ind w:left="5405" w:hanging="360"/>
+      </w:pPr>
+      <w:rPr>
+        <w:rFonts w:ascii="Symbol" w:hAnsi="Symbol" w:hint="default"/>
+      </w:rPr>
+    </w:lvl>
+    <w:lvl w:ilvl="7" w:tplc="04090003" w:tentative="1">
+      <w:start w:val="1"/>
+      <w:numFmt w:val="bullet"/>
+      <w:lvlText w:val="o"/>
+      <w:lvlJc w:val="left"/>
+      <w:pPr>
+        <w:ind w:left="6125" w:hanging="360"/>
+      </w:pPr>
+      <w:rPr>
+        <w:rFonts w:ascii="Courier New" w:hAnsi="Courier New" w:cs="Courier New" w:hint="default"/>
+      </w:rPr>
+    </w:lvl>
+    <w:lvl w:ilvl="8" w:tplc="04090005" w:tentative="1">
+      <w:start w:val="1"/>
+      <w:numFmt w:val="bullet"/>
+      <w:lvlText w:val=""/>
+      <w:lvlJc w:val="left"/>
+      <w:pPr>
+        <w:ind w:left="6845" w:hanging="360"/>
+      </w:pPr>
+      <w:rPr>
+        <w:rFonts w:ascii="Wingdings" w:hAnsi="Wingdings" w:hint="default"/>
+      </w:rPr>
+    </w:lvl>
+  </w:abstractNum>
+  <w:abstractNum w:abstractNumId="17" w15:restartNumberingAfterBreak="0">
+    <w:nsid w:val="3CB64D28"/>
+    <w:multiLevelType w:val="hybridMultilevel"/>
+    <w:tmpl w:val="8012C042"/>
+    <w:lvl w:ilvl="0" w:tplc="40847932">
+      <w:start w:val="1"/>
+      <w:numFmt w:val="bullet"/>
+      <w:lvlText w:val=""/>
+      <w:lvlJc w:val="left"/>
+      <w:pPr>
+        <w:ind w:left="1056"/>
       </w:pPr>
       <w:rPr>
         <w:rFonts w:ascii="Wingdings" w:eastAsia="Wingdings" w:hAnsi="Wingdings" w:cs="Wingdings"/>
@@ -4888,13 +6929,13 @@
         <w:vertAlign w:val="baseline"/>
       </w:rPr>
     </w:lvl>
-    <w:lvl w:ilvl="4" w:tplc="7BCEF57E">
+    <w:lvl w:ilvl="1" w:tplc="02048FD4">
       <w:start w:val="1"/>
       <w:numFmt w:val="bullet"/>
       <w:lvlText w:val="o"/>
       <w:lvlJc w:val="left"/>
       <w:pPr>
-        <w:ind w:left="3936"/>
+        <w:ind w:left="1776"/>
       </w:pPr>
       <w:rPr>
         <w:rFonts w:ascii="Wingdings" w:eastAsia="Wingdings" w:hAnsi="Wingdings" w:cs="Wingdings"/>
@@ -4911,13 +6952,13 @@
         <w:vertAlign w:val="baseline"/>
       </w:rPr>
     </w:lvl>
-    <w:lvl w:ilvl="5" w:tplc="893666E8">
+    <w:lvl w:ilvl="2" w:tplc="3DE4CAAC">
       <w:start w:val="1"/>
       <w:numFmt w:val="bullet"/>
       <w:lvlText w:val="▪"/>
       <w:lvlJc w:val="left"/>
       <w:pPr>
-        <w:ind w:left="4656"/>
+        <w:ind w:left="2496"/>
       </w:pPr>
       <w:rPr>
         <w:rFonts w:ascii="Wingdings" w:eastAsia="Wingdings" w:hAnsi="Wingdings" w:cs="Wingdings"/>
@@ -4934,13 +6975,13 @@
         <w:vertAlign w:val="baseline"/>
       </w:rPr>
     </w:lvl>
-    <w:lvl w:ilvl="6" w:tplc="68E20B80">
+    <w:lvl w:ilvl="3" w:tplc="E014E234">
       <w:start w:val="1"/>
       <w:numFmt w:val="bullet"/>
       <w:lvlText w:val="•"/>
       <w:lvlJc w:val="left"/>
       <w:pPr>
-        <w:ind w:left="5376"/>
+        <w:ind w:left="3216"/>
       </w:pPr>
       <w:rPr>
         <w:rFonts w:ascii="Wingdings" w:eastAsia="Wingdings" w:hAnsi="Wingdings" w:cs="Wingdings"/>
@@ -4957,13 +6998,13 @@
         <w:vertAlign w:val="baseline"/>
       </w:rPr>
     </w:lvl>
-    <w:lvl w:ilvl="7" w:tplc="71625C5A">
+    <w:lvl w:ilvl="4" w:tplc="7BCEF57E">
       <w:start w:val="1"/>
       <w:numFmt w:val="bullet"/>
       <w:lvlText w:val="o"/>
       <w:lvlJc w:val="left"/>
       <w:pPr>
-        <w:ind w:left="6096"/>
+        <w:ind w:left="3936"/>
       </w:pPr>
       <w:rPr>
         <w:rFonts w:ascii="Wingdings" w:eastAsia="Wingdings" w:hAnsi="Wingdings" w:cs="Wingdings"/>
@@ -4980,13 +7021,13 @@
         <w:vertAlign w:val="baseline"/>
       </w:rPr>
     </w:lvl>
-    <w:lvl w:ilvl="8" w:tplc="41BC5ADC">
+    <w:lvl w:ilvl="5" w:tplc="893666E8">
       <w:start w:val="1"/>
       <w:numFmt w:val="bullet"/>
       <w:lvlText w:val="▪"/>
       <w:lvlJc w:val="left"/>
       <w:pPr>
-        <w:ind w:left="6816"/>
+        <w:ind w:left="4656"/>
       </w:pPr>
       <w:rPr>
         <w:rFonts w:ascii="Wingdings" w:eastAsia="Wingdings" w:hAnsi="Wingdings" w:cs="Wingdings"/>
@@ -5003,316 +7044,13 @@
         <w:vertAlign w:val="baseline"/>
       </w:rPr>
     </w:lvl>
-  </w:abstractNum>
-  <w:abstractNum w:abstractNumId="8" w15:restartNumberingAfterBreak="0">
-    <w:nsid w:val="421721F2"/>
-    <w:multiLevelType w:val="multilevel"/>
-    <w:tmpl w:val="E3921202"/>
-    <w:lvl w:ilvl="0">
-      <w:start w:val="1"/>
-      <w:numFmt w:val="bullet"/>
-      <w:lvlText w:val=""/>
-      <w:lvlJc w:val="left"/>
-      <w:pPr>
-        <w:tabs>
-          <w:tab w:val="num" w:pos="720"/>
-        </w:tabs>
-        <w:ind w:left="720" w:hanging="360"/>
-      </w:pPr>
-      <w:rPr>
-        <w:rFonts w:ascii="Symbol" w:hAnsi="Symbol" w:hint="default"/>
-        <w:sz w:val="20"/>
-      </w:rPr>
-    </w:lvl>
-    <w:lvl w:ilvl="1" w:tentative="1">
-      <w:start w:val="1"/>
-      <w:numFmt w:val="bullet"/>
-      <w:lvlText w:val="o"/>
-      <w:lvlJc w:val="left"/>
-      <w:pPr>
-        <w:tabs>
-          <w:tab w:val="num" w:pos="1440"/>
-        </w:tabs>
-        <w:ind w:left="1440" w:hanging="360"/>
-      </w:pPr>
-      <w:rPr>
-        <w:rFonts w:ascii="Courier New" w:hAnsi="Courier New" w:hint="default"/>
-        <w:sz w:val="20"/>
-      </w:rPr>
-    </w:lvl>
-    <w:lvl w:ilvl="2" w:tentative="1">
-      <w:start w:val="1"/>
-      <w:numFmt w:val="bullet"/>
-      <w:lvlText w:val=""/>
-      <w:lvlJc w:val="left"/>
-      <w:pPr>
-        <w:tabs>
-          <w:tab w:val="num" w:pos="2160"/>
-        </w:tabs>
-        <w:ind w:left="2160" w:hanging="360"/>
-      </w:pPr>
-      <w:rPr>
-        <w:rFonts w:ascii="Wingdings" w:hAnsi="Wingdings" w:hint="default"/>
-        <w:sz w:val="20"/>
-      </w:rPr>
-    </w:lvl>
-    <w:lvl w:ilvl="3" w:tentative="1">
-      <w:start w:val="1"/>
-      <w:numFmt w:val="bullet"/>
-      <w:lvlText w:val=""/>
-      <w:lvlJc w:val="left"/>
-      <w:pPr>
-        <w:tabs>
-          <w:tab w:val="num" w:pos="2880"/>
-        </w:tabs>
-        <w:ind w:left="2880" w:hanging="360"/>
-      </w:pPr>
-      <w:rPr>
-        <w:rFonts w:ascii="Wingdings" w:hAnsi="Wingdings" w:hint="default"/>
-        <w:sz w:val="20"/>
-      </w:rPr>
-    </w:lvl>
-    <w:lvl w:ilvl="4" w:tentative="1">
-      <w:start w:val="1"/>
-      <w:numFmt w:val="bullet"/>
-      <w:lvlText w:val=""/>
-      <w:lvlJc w:val="left"/>
-      <w:pPr>
-        <w:tabs>
-          <w:tab w:val="num" w:pos="3600"/>
-        </w:tabs>
-        <w:ind w:left="3600" w:hanging="360"/>
-      </w:pPr>
-      <w:rPr>
-        <w:rFonts w:ascii="Wingdings" w:hAnsi="Wingdings" w:hint="default"/>
-        <w:sz w:val="20"/>
-      </w:rPr>
-    </w:lvl>
-    <w:lvl w:ilvl="5" w:tentative="1">
-      <w:start w:val="1"/>
-      <w:numFmt w:val="bullet"/>
-      <w:lvlText w:val=""/>
-      <w:lvlJc w:val="left"/>
-      <w:pPr>
-        <w:tabs>
-          <w:tab w:val="num" w:pos="4320"/>
-        </w:tabs>
-        <w:ind w:left="4320" w:hanging="360"/>
-      </w:pPr>
-      <w:rPr>
-        <w:rFonts w:ascii="Wingdings" w:hAnsi="Wingdings" w:hint="default"/>
-        <w:sz w:val="20"/>
-      </w:rPr>
-    </w:lvl>
-    <w:lvl w:ilvl="6" w:tentative="1">
-      <w:start w:val="1"/>
-      <w:numFmt w:val="bullet"/>
-      <w:lvlText w:val=""/>
-      <w:lvlJc w:val="left"/>
-      <w:pPr>
-        <w:tabs>
-          <w:tab w:val="num" w:pos="5040"/>
-        </w:tabs>
-        <w:ind w:left="5040" w:hanging="360"/>
-      </w:pPr>
-      <w:rPr>
-        <w:rFonts w:ascii="Wingdings" w:hAnsi="Wingdings" w:hint="default"/>
-        <w:sz w:val="20"/>
-      </w:rPr>
-    </w:lvl>
-    <w:lvl w:ilvl="7" w:tentative="1">
-      <w:start w:val="1"/>
-      <w:numFmt w:val="bullet"/>
-      <w:lvlText w:val=""/>
-      <w:lvlJc w:val="left"/>
-      <w:pPr>
-        <w:tabs>
-          <w:tab w:val="num" w:pos="5760"/>
-        </w:tabs>
-        <w:ind w:left="5760" w:hanging="360"/>
-      </w:pPr>
-      <w:rPr>
-        <w:rFonts w:ascii="Wingdings" w:hAnsi="Wingdings" w:hint="default"/>
-        <w:sz w:val="20"/>
-      </w:rPr>
-    </w:lvl>
-    <w:lvl w:ilvl="8" w:tentative="1">
-      <w:start w:val="1"/>
-      <w:numFmt w:val="bullet"/>
-      <w:lvlText w:val=""/>
-      <w:lvlJc w:val="left"/>
-      <w:pPr>
-        <w:tabs>
-          <w:tab w:val="num" w:pos="6480"/>
-        </w:tabs>
-        <w:ind w:left="6480" w:hanging="360"/>
-      </w:pPr>
-      <w:rPr>
-        <w:rFonts w:ascii="Wingdings" w:hAnsi="Wingdings" w:hint="default"/>
-        <w:sz w:val="20"/>
-      </w:rPr>
-    </w:lvl>
-  </w:abstractNum>
-  <w:abstractNum w:abstractNumId="9" w15:restartNumberingAfterBreak="0">
-    <w:nsid w:val="5C3E0DC6"/>
-    <w:multiLevelType w:val="multilevel"/>
-    <w:tmpl w:val="0A140334"/>
-    <w:lvl w:ilvl="0">
-      <w:start w:val="1"/>
-      <w:numFmt w:val="bullet"/>
-      <w:lvlText w:val=""/>
-      <w:lvlJc w:val="left"/>
-      <w:pPr>
-        <w:tabs>
-          <w:tab w:val="num" w:pos="720"/>
-        </w:tabs>
-        <w:ind w:left="720" w:hanging="360"/>
-      </w:pPr>
-      <w:rPr>
-        <w:rFonts w:ascii="Symbol" w:hAnsi="Symbol" w:hint="default"/>
-        <w:sz w:val="20"/>
-      </w:rPr>
-    </w:lvl>
-    <w:lvl w:ilvl="1" w:tentative="1">
-      <w:start w:val="1"/>
-      <w:numFmt w:val="bullet"/>
-      <w:lvlText w:val="o"/>
-      <w:lvlJc w:val="left"/>
-      <w:pPr>
-        <w:tabs>
-          <w:tab w:val="num" w:pos="1440"/>
-        </w:tabs>
-        <w:ind w:left="1440" w:hanging="360"/>
-      </w:pPr>
-      <w:rPr>
-        <w:rFonts w:ascii="Courier New" w:hAnsi="Courier New" w:hint="default"/>
-        <w:sz w:val="20"/>
-      </w:rPr>
-    </w:lvl>
-    <w:lvl w:ilvl="2" w:tentative="1">
-      <w:start w:val="1"/>
-      <w:numFmt w:val="bullet"/>
-      <w:lvlText w:val=""/>
-      <w:lvlJc w:val="left"/>
-      <w:pPr>
-        <w:tabs>
-          <w:tab w:val="num" w:pos="2160"/>
-        </w:tabs>
-        <w:ind w:left="2160" w:hanging="360"/>
-      </w:pPr>
-      <w:rPr>
-        <w:rFonts w:ascii="Wingdings" w:hAnsi="Wingdings" w:hint="default"/>
-        <w:sz w:val="20"/>
-      </w:rPr>
-    </w:lvl>
-    <w:lvl w:ilvl="3" w:tentative="1">
-      <w:start w:val="1"/>
-      <w:numFmt w:val="bullet"/>
-      <w:lvlText w:val=""/>
-      <w:lvlJc w:val="left"/>
-      <w:pPr>
-        <w:tabs>
-          <w:tab w:val="num" w:pos="2880"/>
-        </w:tabs>
-        <w:ind w:left="2880" w:hanging="360"/>
-      </w:pPr>
-      <w:rPr>
-        <w:rFonts w:ascii="Wingdings" w:hAnsi="Wingdings" w:hint="default"/>
-        <w:sz w:val="20"/>
-      </w:rPr>
-    </w:lvl>
-    <w:lvl w:ilvl="4" w:tentative="1">
-      <w:start w:val="1"/>
-      <w:numFmt w:val="bullet"/>
-      <w:lvlText w:val=""/>
-      <w:lvlJc w:val="left"/>
-      <w:pPr>
-        <w:tabs>
-          <w:tab w:val="num" w:pos="3600"/>
-        </w:tabs>
-        <w:ind w:left="3600" w:hanging="360"/>
-      </w:pPr>
-      <w:rPr>
-        <w:rFonts w:ascii="Wingdings" w:hAnsi="Wingdings" w:hint="default"/>
-        <w:sz w:val="20"/>
-      </w:rPr>
-    </w:lvl>
-    <w:lvl w:ilvl="5" w:tentative="1">
-      <w:start w:val="1"/>
-      <w:numFmt w:val="bullet"/>
-      <w:lvlText w:val=""/>
-      <w:lvlJc w:val="left"/>
-      <w:pPr>
-        <w:tabs>
-          <w:tab w:val="num" w:pos="4320"/>
-        </w:tabs>
-        <w:ind w:left="4320" w:hanging="360"/>
-      </w:pPr>
-      <w:rPr>
-        <w:rFonts w:ascii="Wingdings" w:hAnsi="Wingdings" w:hint="default"/>
-        <w:sz w:val="20"/>
-      </w:rPr>
-    </w:lvl>
-    <w:lvl w:ilvl="6" w:tentative="1">
-      <w:start w:val="1"/>
-      <w:numFmt w:val="bullet"/>
-      <w:lvlText w:val=""/>
-      <w:lvlJc w:val="left"/>
-      <w:pPr>
-        <w:tabs>
-          <w:tab w:val="num" w:pos="5040"/>
-        </w:tabs>
-        <w:ind w:left="5040" w:hanging="360"/>
-      </w:pPr>
-      <w:rPr>
-        <w:rFonts w:ascii="Wingdings" w:hAnsi="Wingdings" w:hint="default"/>
-        <w:sz w:val="20"/>
-      </w:rPr>
-    </w:lvl>
-    <w:lvl w:ilvl="7" w:tentative="1">
-      <w:start w:val="1"/>
-      <w:numFmt w:val="bullet"/>
-      <w:lvlText w:val=""/>
-      <w:lvlJc w:val="left"/>
-      <w:pPr>
-        <w:tabs>
-          <w:tab w:val="num" w:pos="5760"/>
-        </w:tabs>
-        <w:ind w:left="5760" w:hanging="360"/>
-      </w:pPr>
-      <w:rPr>
-        <w:rFonts w:ascii="Wingdings" w:hAnsi="Wingdings" w:hint="default"/>
-        <w:sz w:val="20"/>
-      </w:rPr>
-    </w:lvl>
-    <w:lvl w:ilvl="8" w:tentative="1">
-      <w:start w:val="1"/>
-      <w:numFmt w:val="bullet"/>
-      <w:lvlText w:val=""/>
-      <w:lvlJc w:val="left"/>
-      <w:pPr>
-        <w:tabs>
-          <w:tab w:val="num" w:pos="6480"/>
-        </w:tabs>
-        <w:ind w:left="6480" w:hanging="360"/>
-      </w:pPr>
-      <w:rPr>
-        <w:rFonts w:ascii="Wingdings" w:hAnsi="Wingdings" w:hint="default"/>
-        <w:sz w:val="20"/>
-      </w:rPr>
-    </w:lvl>
-  </w:abstractNum>
-  <w:abstractNum w:abstractNumId="10" w15:restartNumberingAfterBreak="0">
-    <w:nsid w:val="64184181"/>
-    <w:multiLevelType w:val="hybridMultilevel"/>
-    <w:tmpl w:val="87CE6722"/>
-    <w:lvl w:ilvl="0" w:tplc="AF1673D4">
-      <w:start w:val="1"/>
-      <w:numFmt w:val="bullet"/>
-      <w:lvlText w:val=""/>
-      <w:lvlJc w:val="left"/>
-      <w:pPr>
-        <w:ind w:left="720" w:hanging="360"/>
+    <w:lvl w:ilvl="6" w:tplc="68E20B80">
+      <w:start w:val="1"/>
+      <w:numFmt w:val="bullet"/>
+      <w:lvlText w:val="•"/>
+      <w:lvlJc w:val="left"/>
+      <w:pPr>
+        <w:ind w:left="5376"/>
       </w:pPr>
       <w:rPr>
         <w:rFonts w:ascii="Wingdings" w:eastAsia="Wingdings" w:hAnsi="Wingdings" w:cs="Wingdings"/>
@@ -5329,15 +7067,351 @@
         <w:vertAlign w:val="baseline"/>
       </w:rPr>
     </w:lvl>
+    <w:lvl w:ilvl="7" w:tplc="71625C5A">
+      <w:start w:val="1"/>
+      <w:numFmt w:val="bullet"/>
+      <w:lvlText w:val="o"/>
+      <w:lvlJc w:val="left"/>
+      <w:pPr>
+        <w:ind w:left="6096"/>
+      </w:pPr>
+      <w:rPr>
+        <w:rFonts w:ascii="Wingdings" w:eastAsia="Wingdings" w:hAnsi="Wingdings" w:cs="Wingdings"/>
+        <w:b w:val="0"/>
+        <w:i w:val="0"/>
+        <w:strike w:val="0"/>
+        <w:dstrike w:val="0"/>
+        <w:color w:val="000000"/>
+        <w:sz w:val="24"/>
+        <w:szCs w:val="24"/>
+        <w:u w:val="none" w:color="000000"/>
+        <w:bdr w:val="none" w:sz="0" w:space="0" w:color="auto"/>
+        <w:shd w:val="clear" w:color="auto" w:fill="auto"/>
+        <w:vertAlign w:val="baseline"/>
+      </w:rPr>
+    </w:lvl>
+    <w:lvl w:ilvl="8" w:tplc="41BC5ADC">
+      <w:start w:val="1"/>
+      <w:numFmt w:val="bullet"/>
+      <w:lvlText w:val="▪"/>
+      <w:lvlJc w:val="left"/>
+      <w:pPr>
+        <w:ind w:left="6816"/>
+      </w:pPr>
+      <w:rPr>
+        <w:rFonts w:ascii="Wingdings" w:eastAsia="Wingdings" w:hAnsi="Wingdings" w:cs="Wingdings"/>
+        <w:b w:val="0"/>
+        <w:i w:val="0"/>
+        <w:strike w:val="0"/>
+        <w:dstrike w:val="0"/>
+        <w:color w:val="000000"/>
+        <w:sz w:val="24"/>
+        <w:szCs w:val="24"/>
+        <w:u w:val="none" w:color="000000"/>
+        <w:bdr w:val="none" w:sz="0" w:space="0" w:color="auto"/>
+        <w:shd w:val="clear" w:color="auto" w:fill="auto"/>
+        <w:vertAlign w:val="baseline"/>
+      </w:rPr>
+    </w:lvl>
+  </w:abstractNum>
+  <w:abstractNum w:abstractNumId="18" w15:restartNumberingAfterBreak="0">
+    <w:nsid w:val="421721F2"/>
+    <w:multiLevelType w:val="multilevel"/>
+    <w:tmpl w:val="E3921202"/>
+    <w:lvl w:ilvl="0">
+      <w:start w:val="1"/>
+      <w:numFmt w:val="bullet"/>
+      <w:lvlText w:val=""/>
+      <w:lvlJc w:val="left"/>
+      <w:pPr>
+        <w:tabs>
+          <w:tab w:val="num" w:pos="720"/>
+        </w:tabs>
+        <w:ind w:left="720" w:hanging="360"/>
+      </w:pPr>
+      <w:rPr>
+        <w:rFonts w:ascii="Symbol" w:hAnsi="Symbol" w:hint="default"/>
+        <w:sz w:val="20"/>
+      </w:rPr>
+    </w:lvl>
+    <w:lvl w:ilvl="1" w:tentative="1">
+      <w:start w:val="1"/>
+      <w:numFmt w:val="bullet"/>
+      <w:lvlText w:val="o"/>
+      <w:lvlJc w:val="left"/>
+      <w:pPr>
+        <w:tabs>
+          <w:tab w:val="num" w:pos="1440"/>
+        </w:tabs>
+        <w:ind w:left="1440" w:hanging="360"/>
+      </w:pPr>
+      <w:rPr>
+        <w:rFonts w:ascii="Courier New" w:hAnsi="Courier New" w:hint="default"/>
+        <w:sz w:val="20"/>
+      </w:rPr>
+    </w:lvl>
+    <w:lvl w:ilvl="2" w:tentative="1">
+      <w:start w:val="1"/>
+      <w:numFmt w:val="bullet"/>
+      <w:lvlText w:val=""/>
+      <w:lvlJc w:val="left"/>
+      <w:pPr>
+        <w:tabs>
+          <w:tab w:val="num" w:pos="2160"/>
+        </w:tabs>
+        <w:ind w:left="2160" w:hanging="360"/>
+      </w:pPr>
+      <w:rPr>
+        <w:rFonts w:ascii="Wingdings" w:hAnsi="Wingdings" w:hint="default"/>
+        <w:sz w:val="20"/>
+      </w:rPr>
+    </w:lvl>
+    <w:lvl w:ilvl="3" w:tentative="1">
+      <w:start w:val="1"/>
+      <w:numFmt w:val="bullet"/>
+      <w:lvlText w:val=""/>
+      <w:lvlJc w:val="left"/>
+      <w:pPr>
+        <w:tabs>
+          <w:tab w:val="num" w:pos="2880"/>
+        </w:tabs>
+        <w:ind w:left="2880" w:hanging="360"/>
+      </w:pPr>
+      <w:rPr>
+        <w:rFonts w:ascii="Wingdings" w:hAnsi="Wingdings" w:hint="default"/>
+        <w:sz w:val="20"/>
+      </w:rPr>
+    </w:lvl>
+    <w:lvl w:ilvl="4" w:tentative="1">
+      <w:start w:val="1"/>
+      <w:numFmt w:val="bullet"/>
+      <w:lvlText w:val=""/>
+      <w:lvlJc w:val="left"/>
+      <w:pPr>
+        <w:tabs>
+          <w:tab w:val="num" w:pos="3600"/>
+        </w:tabs>
+        <w:ind w:left="3600" w:hanging="360"/>
+      </w:pPr>
+      <w:rPr>
+        <w:rFonts w:ascii="Wingdings" w:hAnsi="Wingdings" w:hint="default"/>
+        <w:sz w:val="20"/>
+      </w:rPr>
+    </w:lvl>
+    <w:lvl w:ilvl="5" w:tentative="1">
+      <w:start w:val="1"/>
+      <w:numFmt w:val="bullet"/>
+      <w:lvlText w:val=""/>
+      <w:lvlJc w:val="left"/>
+      <w:pPr>
+        <w:tabs>
+          <w:tab w:val="num" w:pos="4320"/>
+        </w:tabs>
+        <w:ind w:left="4320" w:hanging="360"/>
+      </w:pPr>
+      <w:rPr>
+        <w:rFonts w:ascii="Wingdings" w:hAnsi="Wingdings" w:hint="default"/>
+        <w:sz w:val="20"/>
+      </w:rPr>
+    </w:lvl>
+    <w:lvl w:ilvl="6" w:tentative="1">
+      <w:start w:val="1"/>
+      <w:numFmt w:val="bullet"/>
+      <w:lvlText w:val=""/>
+      <w:lvlJc w:val="left"/>
+      <w:pPr>
+        <w:tabs>
+          <w:tab w:val="num" w:pos="5040"/>
+        </w:tabs>
+        <w:ind w:left="5040" w:hanging="360"/>
+      </w:pPr>
+      <w:rPr>
+        <w:rFonts w:ascii="Wingdings" w:hAnsi="Wingdings" w:hint="default"/>
+        <w:sz w:val="20"/>
+      </w:rPr>
+    </w:lvl>
+    <w:lvl w:ilvl="7" w:tentative="1">
+      <w:start w:val="1"/>
+      <w:numFmt w:val="bullet"/>
+      <w:lvlText w:val=""/>
+      <w:lvlJc w:val="left"/>
+      <w:pPr>
+        <w:tabs>
+          <w:tab w:val="num" w:pos="5760"/>
+        </w:tabs>
+        <w:ind w:left="5760" w:hanging="360"/>
+      </w:pPr>
+      <w:rPr>
+        <w:rFonts w:ascii="Wingdings" w:hAnsi="Wingdings" w:hint="default"/>
+        <w:sz w:val="20"/>
+      </w:rPr>
+    </w:lvl>
+    <w:lvl w:ilvl="8" w:tentative="1">
+      <w:start w:val="1"/>
+      <w:numFmt w:val="bullet"/>
+      <w:lvlText w:val=""/>
+      <w:lvlJc w:val="left"/>
+      <w:pPr>
+        <w:tabs>
+          <w:tab w:val="num" w:pos="6480"/>
+        </w:tabs>
+        <w:ind w:left="6480" w:hanging="360"/>
+      </w:pPr>
+      <w:rPr>
+        <w:rFonts w:ascii="Wingdings" w:hAnsi="Wingdings" w:hint="default"/>
+        <w:sz w:val="20"/>
+      </w:rPr>
+    </w:lvl>
+  </w:abstractNum>
+  <w:abstractNum w:abstractNumId="19" w15:restartNumberingAfterBreak="0">
+    <w:nsid w:val="45161BA3"/>
+    <w:multiLevelType w:val="hybridMultilevel"/>
+    <w:tmpl w:val="DFA4354C"/>
+    <w:lvl w:ilvl="0" w:tplc="AF1673D4">
+      <w:start w:val="1"/>
+      <w:numFmt w:val="bullet"/>
+      <w:lvlText w:val=""/>
+      <w:lvlJc w:val="left"/>
+      <w:pPr>
+        <w:ind w:left="725" w:hanging="360"/>
+      </w:pPr>
+      <w:rPr>
+        <w:rFonts w:ascii="Wingdings" w:eastAsia="Wingdings" w:hAnsi="Wingdings" w:cs="Wingdings"/>
+        <w:b w:val="0"/>
+        <w:i w:val="0"/>
+        <w:strike w:val="0"/>
+        <w:dstrike w:val="0"/>
+        <w:color w:val="000000"/>
+        <w:sz w:val="24"/>
+        <w:szCs w:val="24"/>
+        <w:u w:val="none" w:color="000000"/>
+        <w:bdr w:val="none" w:sz="0" w:space="0" w:color="auto"/>
+        <w:shd w:val="clear" w:color="auto" w:fill="auto"/>
+        <w:vertAlign w:val="baseline"/>
+      </w:rPr>
+    </w:lvl>
     <w:lvl w:ilvl="1" w:tplc="04090003" w:tentative="1">
       <w:start w:val="1"/>
       <w:numFmt w:val="bullet"/>
       <w:lvlText w:val="o"/>
       <w:lvlJc w:val="left"/>
       <w:pPr>
+        <w:ind w:left="1445" w:hanging="360"/>
+      </w:pPr>
+      <w:rPr>
+        <w:rFonts w:ascii="Courier New" w:hAnsi="Courier New" w:cs="Courier New" w:hint="default"/>
+      </w:rPr>
+    </w:lvl>
+    <w:lvl w:ilvl="2" w:tplc="04090005" w:tentative="1">
+      <w:start w:val="1"/>
+      <w:numFmt w:val="bullet"/>
+      <w:lvlText w:val=""/>
+      <w:lvlJc w:val="left"/>
+      <w:pPr>
+        <w:ind w:left="2165" w:hanging="360"/>
+      </w:pPr>
+      <w:rPr>
+        <w:rFonts w:ascii="Wingdings" w:hAnsi="Wingdings" w:hint="default"/>
+      </w:rPr>
+    </w:lvl>
+    <w:lvl w:ilvl="3" w:tplc="04090001" w:tentative="1">
+      <w:start w:val="1"/>
+      <w:numFmt w:val="bullet"/>
+      <w:lvlText w:val=""/>
+      <w:lvlJc w:val="left"/>
+      <w:pPr>
+        <w:ind w:left="2885" w:hanging="360"/>
+      </w:pPr>
+      <w:rPr>
+        <w:rFonts w:ascii="Symbol" w:hAnsi="Symbol" w:hint="default"/>
+      </w:rPr>
+    </w:lvl>
+    <w:lvl w:ilvl="4" w:tplc="04090003" w:tentative="1">
+      <w:start w:val="1"/>
+      <w:numFmt w:val="bullet"/>
+      <w:lvlText w:val="o"/>
+      <w:lvlJc w:val="left"/>
+      <w:pPr>
+        <w:ind w:left="3605" w:hanging="360"/>
+      </w:pPr>
+      <w:rPr>
+        <w:rFonts w:ascii="Courier New" w:hAnsi="Courier New" w:cs="Courier New" w:hint="default"/>
+      </w:rPr>
+    </w:lvl>
+    <w:lvl w:ilvl="5" w:tplc="04090005" w:tentative="1">
+      <w:start w:val="1"/>
+      <w:numFmt w:val="bullet"/>
+      <w:lvlText w:val=""/>
+      <w:lvlJc w:val="left"/>
+      <w:pPr>
+        <w:ind w:left="4325" w:hanging="360"/>
+      </w:pPr>
+      <w:rPr>
+        <w:rFonts w:ascii="Wingdings" w:hAnsi="Wingdings" w:hint="default"/>
+      </w:rPr>
+    </w:lvl>
+    <w:lvl w:ilvl="6" w:tplc="04090001" w:tentative="1">
+      <w:start w:val="1"/>
+      <w:numFmt w:val="bullet"/>
+      <w:lvlText w:val=""/>
+      <w:lvlJc w:val="left"/>
+      <w:pPr>
+        <w:ind w:left="5045" w:hanging="360"/>
+      </w:pPr>
+      <w:rPr>
+        <w:rFonts w:ascii="Symbol" w:hAnsi="Symbol" w:hint="default"/>
+      </w:rPr>
+    </w:lvl>
+    <w:lvl w:ilvl="7" w:tplc="04090003" w:tentative="1">
+      <w:start w:val="1"/>
+      <w:numFmt w:val="bullet"/>
+      <w:lvlText w:val="o"/>
+      <w:lvlJc w:val="left"/>
+      <w:pPr>
+        <w:ind w:left="5765" w:hanging="360"/>
+      </w:pPr>
+      <w:rPr>
+        <w:rFonts w:ascii="Courier New" w:hAnsi="Courier New" w:cs="Courier New" w:hint="default"/>
+      </w:rPr>
+    </w:lvl>
+    <w:lvl w:ilvl="8" w:tplc="04090005" w:tentative="1">
+      <w:start w:val="1"/>
+      <w:numFmt w:val="bullet"/>
+      <w:lvlText w:val=""/>
+      <w:lvlJc w:val="left"/>
+      <w:pPr>
+        <w:ind w:left="6485" w:hanging="360"/>
+      </w:pPr>
+      <w:rPr>
+        <w:rFonts w:ascii="Wingdings" w:hAnsi="Wingdings" w:hint="default"/>
+      </w:rPr>
+    </w:lvl>
+  </w:abstractNum>
+  <w:abstractNum w:abstractNumId="20" w15:restartNumberingAfterBreak="0">
+    <w:nsid w:val="577A2994"/>
+    <w:multiLevelType w:val="hybridMultilevel"/>
+    <w:tmpl w:val="75F84D74"/>
+    <w:lvl w:ilvl="0" w:tplc="0409000B">
+      <w:start w:val="1"/>
+      <w:numFmt w:val="bullet"/>
+      <w:lvlText w:val=""/>
+      <w:lvlJc w:val="left"/>
+      <w:pPr>
         <w:ind w:left="1440" w:hanging="360"/>
       </w:pPr>
       <w:rPr>
+        <w:rFonts w:ascii="Wingdings" w:hAnsi="Wingdings" w:hint="default"/>
+      </w:rPr>
+    </w:lvl>
+    <w:lvl w:ilvl="1" w:tplc="04090003">
+      <w:start w:val="1"/>
+      <w:numFmt w:val="bullet"/>
+      <w:lvlText w:val="o"/>
+      <w:lvlJc w:val="left"/>
+      <w:pPr>
+        <w:ind w:left="2160" w:hanging="360"/>
+      </w:pPr>
+      <w:rPr>
         <w:rFonts w:ascii="Courier New" w:hAnsi="Courier New" w:cs="Courier New" w:hint="default"/>
       </w:rPr>
     </w:lvl>
@@ -5347,10 +7421,407 @@
       <w:lvlText w:val=""/>
       <w:lvlJc w:val="left"/>
       <w:pPr>
+        <w:ind w:left="2880" w:hanging="360"/>
+      </w:pPr>
+      <w:rPr>
+        <w:rFonts w:ascii="Wingdings" w:hAnsi="Wingdings" w:hint="default"/>
+      </w:rPr>
+    </w:lvl>
+    <w:lvl w:ilvl="3" w:tplc="04090001" w:tentative="1">
+      <w:start w:val="1"/>
+      <w:numFmt w:val="bullet"/>
+      <w:lvlText w:val=""/>
+      <w:lvlJc w:val="left"/>
+      <w:pPr>
+        <w:ind w:left="3600" w:hanging="360"/>
+      </w:pPr>
+      <w:rPr>
+        <w:rFonts w:ascii="Symbol" w:hAnsi="Symbol" w:hint="default"/>
+      </w:rPr>
+    </w:lvl>
+    <w:lvl w:ilvl="4" w:tplc="04090003" w:tentative="1">
+      <w:start w:val="1"/>
+      <w:numFmt w:val="bullet"/>
+      <w:lvlText w:val="o"/>
+      <w:lvlJc w:val="left"/>
+      <w:pPr>
+        <w:ind w:left="4320" w:hanging="360"/>
+      </w:pPr>
+      <w:rPr>
+        <w:rFonts w:ascii="Courier New" w:hAnsi="Courier New" w:cs="Courier New" w:hint="default"/>
+      </w:rPr>
+    </w:lvl>
+    <w:lvl w:ilvl="5" w:tplc="04090005" w:tentative="1">
+      <w:start w:val="1"/>
+      <w:numFmt w:val="bullet"/>
+      <w:lvlText w:val=""/>
+      <w:lvlJc w:val="left"/>
+      <w:pPr>
+        <w:ind w:left="5040" w:hanging="360"/>
+      </w:pPr>
+      <w:rPr>
+        <w:rFonts w:ascii="Wingdings" w:hAnsi="Wingdings" w:hint="default"/>
+      </w:rPr>
+    </w:lvl>
+    <w:lvl w:ilvl="6" w:tplc="04090001" w:tentative="1">
+      <w:start w:val="1"/>
+      <w:numFmt w:val="bullet"/>
+      <w:lvlText w:val=""/>
+      <w:lvlJc w:val="left"/>
+      <w:pPr>
+        <w:ind w:left="5760" w:hanging="360"/>
+      </w:pPr>
+      <w:rPr>
+        <w:rFonts w:ascii="Symbol" w:hAnsi="Symbol" w:hint="default"/>
+      </w:rPr>
+    </w:lvl>
+    <w:lvl w:ilvl="7" w:tplc="04090003" w:tentative="1">
+      <w:start w:val="1"/>
+      <w:numFmt w:val="bullet"/>
+      <w:lvlText w:val="o"/>
+      <w:lvlJc w:val="left"/>
+      <w:pPr>
+        <w:ind w:left="6480" w:hanging="360"/>
+      </w:pPr>
+      <w:rPr>
+        <w:rFonts w:ascii="Courier New" w:hAnsi="Courier New" w:cs="Courier New" w:hint="default"/>
+      </w:rPr>
+    </w:lvl>
+    <w:lvl w:ilvl="8" w:tplc="04090005" w:tentative="1">
+      <w:start w:val="1"/>
+      <w:numFmt w:val="bullet"/>
+      <w:lvlText w:val=""/>
+      <w:lvlJc w:val="left"/>
+      <w:pPr>
+        <w:ind w:left="7200" w:hanging="360"/>
+      </w:pPr>
+      <w:rPr>
+        <w:rFonts w:ascii="Wingdings" w:hAnsi="Wingdings" w:hint="default"/>
+      </w:rPr>
+    </w:lvl>
+  </w:abstractNum>
+  <w:abstractNum w:abstractNumId="21" w15:restartNumberingAfterBreak="0">
+    <w:nsid w:val="5C3E0DC6"/>
+    <w:multiLevelType w:val="multilevel"/>
+    <w:tmpl w:val="0A140334"/>
+    <w:lvl w:ilvl="0">
+      <w:start w:val="1"/>
+      <w:numFmt w:val="bullet"/>
+      <w:lvlText w:val=""/>
+      <w:lvlJc w:val="left"/>
+      <w:pPr>
+        <w:tabs>
+          <w:tab w:val="num" w:pos="720"/>
+        </w:tabs>
+        <w:ind w:left="720" w:hanging="360"/>
+      </w:pPr>
+      <w:rPr>
+        <w:rFonts w:ascii="Symbol" w:hAnsi="Symbol" w:hint="default"/>
+        <w:sz w:val="20"/>
+      </w:rPr>
+    </w:lvl>
+    <w:lvl w:ilvl="1" w:tentative="1">
+      <w:start w:val="1"/>
+      <w:numFmt w:val="bullet"/>
+      <w:lvlText w:val="o"/>
+      <w:lvlJc w:val="left"/>
+      <w:pPr>
+        <w:tabs>
+          <w:tab w:val="num" w:pos="1440"/>
+        </w:tabs>
+        <w:ind w:left="1440" w:hanging="360"/>
+      </w:pPr>
+      <w:rPr>
+        <w:rFonts w:ascii="Courier New" w:hAnsi="Courier New" w:hint="default"/>
+        <w:sz w:val="20"/>
+      </w:rPr>
+    </w:lvl>
+    <w:lvl w:ilvl="2" w:tentative="1">
+      <w:start w:val="1"/>
+      <w:numFmt w:val="bullet"/>
+      <w:lvlText w:val=""/>
+      <w:lvlJc w:val="left"/>
+      <w:pPr>
+        <w:tabs>
+          <w:tab w:val="num" w:pos="2160"/>
+        </w:tabs>
         <w:ind w:left="2160" w:hanging="360"/>
       </w:pPr>
       <w:rPr>
         <w:rFonts w:ascii="Wingdings" w:hAnsi="Wingdings" w:hint="default"/>
+        <w:sz w:val="20"/>
+      </w:rPr>
+    </w:lvl>
+    <w:lvl w:ilvl="3" w:tentative="1">
+      <w:start w:val="1"/>
+      <w:numFmt w:val="bullet"/>
+      <w:lvlText w:val=""/>
+      <w:lvlJc w:val="left"/>
+      <w:pPr>
+        <w:tabs>
+          <w:tab w:val="num" w:pos="2880"/>
+        </w:tabs>
+        <w:ind w:left="2880" w:hanging="360"/>
+      </w:pPr>
+      <w:rPr>
+        <w:rFonts w:ascii="Wingdings" w:hAnsi="Wingdings" w:hint="default"/>
+        <w:sz w:val="20"/>
+      </w:rPr>
+    </w:lvl>
+    <w:lvl w:ilvl="4" w:tentative="1">
+      <w:start w:val="1"/>
+      <w:numFmt w:val="bullet"/>
+      <w:lvlText w:val=""/>
+      <w:lvlJc w:val="left"/>
+      <w:pPr>
+        <w:tabs>
+          <w:tab w:val="num" w:pos="3600"/>
+        </w:tabs>
+        <w:ind w:left="3600" w:hanging="360"/>
+      </w:pPr>
+      <w:rPr>
+        <w:rFonts w:ascii="Wingdings" w:hAnsi="Wingdings" w:hint="default"/>
+        <w:sz w:val="20"/>
+      </w:rPr>
+    </w:lvl>
+    <w:lvl w:ilvl="5" w:tentative="1">
+      <w:start w:val="1"/>
+      <w:numFmt w:val="bullet"/>
+      <w:lvlText w:val=""/>
+      <w:lvlJc w:val="left"/>
+      <w:pPr>
+        <w:tabs>
+          <w:tab w:val="num" w:pos="4320"/>
+        </w:tabs>
+        <w:ind w:left="4320" w:hanging="360"/>
+      </w:pPr>
+      <w:rPr>
+        <w:rFonts w:ascii="Wingdings" w:hAnsi="Wingdings" w:hint="default"/>
+        <w:sz w:val="20"/>
+      </w:rPr>
+    </w:lvl>
+    <w:lvl w:ilvl="6" w:tentative="1">
+      <w:start w:val="1"/>
+      <w:numFmt w:val="bullet"/>
+      <w:lvlText w:val=""/>
+      <w:lvlJc w:val="left"/>
+      <w:pPr>
+        <w:tabs>
+          <w:tab w:val="num" w:pos="5040"/>
+        </w:tabs>
+        <w:ind w:left="5040" w:hanging="360"/>
+      </w:pPr>
+      <w:rPr>
+        <w:rFonts w:ascii="Wingdings" w:hAnsi="Wingdings" w:hint="default"/>
+        <w:sz w:val="20"/>
+      </w:rPr>
+    </w:lvl>
+    <w:lvl w:ilvl="7" w:tentative="1">
+      <w:start w:val="1"/>
+      <w:numFmt w:val="bullet"/>
+      <w:lvlText w:val=""/>
+      <w:lvlJc w:val="left"/>
+      <w:pPr>
+        <w:tabs>
+          <w:tab w:val="num" w:pos="5760"/>
+        </w:tabs>
+        <w:ind w:left="5760" w:hanging="360"/>
+      </w:pPr>
+      <w:rPr>
+        <w:rFonts w:ascii="Wingdings" w:hAnsi="Wingdings" w:hint="default"/>
+        <w:sz w:val="20"/>
+      </w:rPr>
+    </w:lvl>
+    <w:lvl w:ilvl="8" w:tentative="1">
+      <w:start w:val="1"/>
+      <w:numFmt w:val="bullet"/>
+      <w:lvlText w:val=""/>
+      <w:lvlJc w:val="left"/>
+      <w:pPr>
+        <w:tabs>
+          <w:tab w:val="num" w:pos="6480"/>
+        </w:tabs>
+        <w:ind w:left="6480" w:hanging="360"/>
+      </w:pPr>
+      <w:rPr>
+        <w:rFonts w:ascii="Wingdings" w:hAnsi="Wingdings" w:hint="default"/>
+        <w:sz w:val="20"/>
+      </w:rPr>
+    </w:lvl>
+  </w:abstractNum>
+  <w:abstractNum w:abstractNumId="22" w15:restartNumberingAfterBreak="0">
+    <w:nsid w:val="5E3D0B29"/>
+    <w:multiLevelType w:val="hybridMultilevel"/>
+    <w:tmpl w:val="D50A7076"/>
+    <w:lvl w:ilvl="0" w:tplc="AF1673D4">
+      <w:start w:val="1"/>
+      <w:numFmt w:val="bullet"/>
+      <w:lvlText w:val=""/>
+      <w:lvlJc w:val="left"/>
+      <w:pPr>
+        <w:ind w:left="725" w:hanging="360"/>
+      </w:pPr>
+      <w:rPr>
+        <w:rFonts w:ascii="Wingdings" w:eastAsia="Wingdings" w:hAnsi="Wingdings" w:cs="Wingdings"/>
+        <w:b w:val="0"/>
+        <w:i w:val="0"/>
+        <w:strike w:val="0"/>
+        <w:dstrike w:val="0"/>
+        <w:color w:val="000000"/>
+        <w:sz w:val="24"/>
+        <w:szCs w:val="24"/>
+        <w:u w:val="none" w:color="000000"/>
+        <w:bdr w:val="none" w:sz="0" w:space="0" w:color="auto"/>
+        <w:shd w:val="clear" w:color="auto" w:fill="auto"/>
+        <w:vertAlign w:val="baseline"/>
+      </w:rPr>
+    </w:lvl>
+    <w:lvl w:ilvl="1" w:tplc="FFFFFFFF" w:tentative="1">
+      <w:start w:val="1"/>
+      <w:numFmt w:val="bullet"/>
+      <w:lvlText w:val="o"/>
+      <w:lvlJc w:val="left"/>
+      <w:pPr>
+        <w:ind w:left="1445" w:hanging="360"/>
+      </w:pPr>
+      <w:rPr>
+        <w:rFonts w:ascii="Courier New" w:hAnsi="Courier New" w:cs="Courier New" w:hint="default"/>
+      </w:rPr>
+    </w:lvl>
+    <w:lvl w:ilvl="2" w:tplc="FFFFFFFF" w:tentative="1">
+      <w:start w:val="1"/>
+      <w:numFmt w:val="bullet"/>
+      <w:lvlText w:val=""/>
+      <w:lvlJc w:val="left"/>
+      <w:pPr>
+        <w:ind w:left="2165" w:hanging="360"/>
+      </w:pPr>
+      <w:rPr>
+        <w:rFonts w:ascii="Wingdings" w:hAnsi="Wingdings" w:hint="default"/>
+      </w:rPr>
+    </w:lvl>
+    <w:lvl w:ilvl="3" w:tplc="FFFFFFFF" w:tentative="1">
+      <w:start w:val="1"/>
+      <w:numFmt w:val="bullet"/>
+      <w:lvlText w:val=""/>
+      <w:lvlJc w:val="left"/>
+      <w:pPr>
+        <w:ind w:left="2885" w:hanging="360"/>
+      </w:pPr>
+      <w:rPr>
+        <w:rFonts w:ascii="Symbol" w:hAnsi="Symbol" w:hint="default"/>
+      </w:rPr>
+    </w:lvl>
+    <w:lvl w:ilvl="4" w:tplc="FFFFFFFF" w:tentative="1">
+      <w:start w:val="1"/>
+      <w:numFmt w:val="bullet"/>
+      <w:lvlText w:val="o"/>
+      <w:lvlJc w:val="left"/>
+      <w:pPr>
+        <w:ind w:left="3605" w:hanging="360"/>
+      </w:pPr>
+      <w:rPr>
+        <w:rFonts w:ascii="Courier New" w:hAnsi="Courier New" w:cs="Courier New" w:hint="default"/>
+      </w:rPr>
+    </w:lvl>
+    <w:lvl w:ilvl="5" w:tplc="FFFFFFFF" w:tentative="1">
+      <w:start w:val="1"/>
+      <w:numFmt w:val="bullet"/>
+      <w:lvlText w:val=""/>
+      <w:lvlJc w:val="left"/>
+      <w:pPr>
+        <w:ind w:left="4325" w:hanging="360"/>
+      </w:pPr>
+      <w:rPr>
+        <w:rFonts w:ascii="Wingdings" w:hAnsi="Wingdings" w:hint="default"/>
+      </w:rPr>
+    </w:lvl>
+    <w:lvl w:ilvl="6" w:tplc="FFFFFFFF" w:tentative="1">
+      <w:start w:val="1"/>
+      <w:numFmt w:val="bullet"/>
+      <w:lvlText w:val=""/>
+      <w:lvlJc w:val="left"/>
+      <w:pPr>
+        <w:ind w:left="5045" w:hanging="360"/>
+      </w:pPr>
+      <w:rPr>
+        <w:rFonts w:ascii="Symbol" w:hAnsi="Symbol" w:hint="default"/>
+      </w:rPr>
+    </w:lvl>
+    <w:lvl w:ilvl="7" w:tplc="FFFFFFFF" w:tentative="1">
+      <w:start w:val="1"/>
+      <w:numFmt w:val="bullet"/>
+      <w:lvlText w:val="o"/>
+      <w:lvlJc w:val="left"/>
+      <w:pPr>
+        <w:ind w:left="5765" w:hanging="360"/>
+      </w:pPr>
+      <w:rPr>
+        <w:rFonts w:ascii="Courier New" w:hAnsi="Courier New" w:cs="Courier New" w:hint="default"/>
+      </w:rPr>
+    </w:lvl>
+    <w:lvl w:ilvl="8" w:tplc="FFFFFFFF" w:tentative="1">
+      <w:start w:val="1"/>
+      <w:numFmt w:val="bullet"/>
+      <w:lvlText w:val=""/>
+      <w:lvlJc w:val="left"/>
+      <w:pPr>
+        <w:ind w:left="6485" w:hanging="360"/>
+      </w:pPr>
+      <w:rPr>
+        <w:rFonts w:ascii="Wingdings" w:hAnsi="Wingdings" w:hint="default"/>
+      </w:rPr>
+    </w:lvl>
+  </w:abstractNum>
+  <w:abstractNum w:abstractNumId="23" w15:restartNumberingAfterBreak="0">
+    <w:nsid w:val="64184181"/>
+    <w:multiLevelType w:val="hybridMultilevel"/>
+    <w:tmpl w:val="87CE6722"/>
+    <w:lvl w:ilvl="0" w:tplc="AF1673D4">
+      <w:start w:val="1"/>
+      <w:numFmt w:val="bullet"/>
+      <w:lvlText w:val=""/>
+      <w:lvlJc w:val="left"/>
+      <w:pPr>
+        <w:ind w:left="720" w:hanging="360"/>
+      </w:pPr>
+      <w:rPr>
+        <w:rFonts w:ascii="Wingdings" w:eastAsia="Wingdings" w:hAnsi="Wingdings" w:cs="Wingdings"/>
+        <w:b w:val="0"/>
+        <w:i w:val="0"/>
+        <w:strike w:val="0"/>
+        <w:dstrike w:val="0"/>
+        <w:color w:val="000000"/>
+        <w:sz w:val="24"/>
+        <w:szCs w:val="24"/>
+        <w:u w:val="none" w:color="000000"/>
+        <w:bdr w:val="none" w:sz="0" w:space="0" w:color="auto"/>
+        <w:shd w:val="clear" w:color="auto" w:fill="auto"/>
+        <w:vertAlign w:val="baseline"/>
+      </w:rPr>
+    </w:lvl>
+    <w:lvl w:ilvl="1" w:tplc="04090003" w:tentative="1">
+      <w:start w:val="1"/>
+      <w:numFmt w:val="bullet"/>
+      <w:lvlText w:val="o"/>
+      <w:lvlJc w:val="left"/>
+      <w:pPr>
+        <w:ind w:left="1440" w:hanging="360"/>
+      </w:pPr>
+      <w:rPr>
+        <w:rFonts w:ascii="Courier New" w:hAnsi="Courier New" w:cs="Courier New" w:hint="default"/>
+      </w:rPr>
+    </w:lvl>
+    <w:lvl w:ilvl="2" w:tplc="04090005" w:tentative="1">
+      <w:start w:val="1"/>
+      <w:numFmt w:val="bullet"/>
+      <w:lvlText w:val=""/>
+      <w:lvlJc w:val="left"/>
+      <w:pPr>
+        <w:ind w:left="2160" w:hanging="360"/>
+      </w:pPr>
+      <w:rPr>
+        <w:rFonts w:ascii="Wingdings" w:hAnsi="Wingdings" w:hint="default"/>
       </w:rPr>
     </w:lvl>
     <w:lvl w:ilvl="3" w:tplc="04090001" w:tentative="1">
@@ -5426,7 +7897,233 @@
       </w:rPr>
     </w:lvl>
   </w:abstractNum>
-  <w:abstractNum w:abstractNumId="11" w15:restartNumberingAfterBreak="0">
+  <w:abstractNum w:abstractNumId="24" w15:restartNumberingAfterBreak="0">
+    <w:nsid w:val="72DD55D1"/>
+    <w:multiLevelType w:val="hybridMultilevel"/>
+    <w:tmpl w:val="ED103B3E"/>
+    <w:lvl w:ilvl="0" w:tplc="0409000D">
+      <w:start w:val="1"/>
+      <w:numFmt w:val="bullet"/>
+      <w:lvlText w:val=""/>
+      <w:lvlJc w:val="left"/>
+      <w:pPr>
+        <w:ind w:left="1440" w:hanging="360"/>
+      </w:pPr>
+      <w:rPr>
+        <w:rFonts w:ascii="Wingdings" w:hAnsi="Wingdings" w:hint="default"/>
+      </w:rPr>
+    </w:lvl>
+    <w:lvl w:ilvl="1" w:tplc="04090003" w:tentative="1">
+      <w:start w:val="1"/>
+      <w:numFmt w:val="bullet"/>
+      <w:lvlText w:val="o"/>
+      <w:lvlJc w:val="left"/>
+      <w:pPr>
+        <w:ind w:left="2160" w:hanging="360"/>
+      </w:pPr>
+      <w:rPr>
+        <w:rFonts w:ascii="Courier New" w:hAnsi="Courier New" w:cs="Courier New" w:hint="default"/>
+      </w:rPr>
+    </w:lvl>
+    <w:lvl w:ilvl="2" w:tplc="04090005" w:tentative="1">
+      <w:start w:val="1"/>
+      <w:numFmt w:val="bullet"/>
+      <w:lvlText w:val=""/>
+      <w:lvlJc w:val="left"/>
+      <w:pPr>
+        <w:ind w:left="2880" w:hanging="360"/>
+      </w:pPr>
+      <w:rPr>
+        <w:rFonts w:ascii="Wingdings" w:hAnsi="Wingdings" w:hint="default"/>
+      </w:rPr>
+    </w:lvl>
+    <w:lvl w:ilvl="3" w:tplc="04090001" w:tentative="1">
+      <w:start w:val="1"/>
+      <w:numFmt w:val="bullet"/>
+      <w:lvlText w:val=""/>
+      <w:lvlJc w:val="left"/>
+      <w:pPr>
+        <w:ind w:left="3600" w:hanging="360"/>
+      </w:pPr>
+      <w:rPr>
+        <w:rFonts w:ascii="Symbol" w:hAnsi="Symbol" w:hint="default"/>
+      </w:rPr>
+    </w:lvl>
+    <w:lvl w:ilvl="4" w:tplc="04090003" w:tentative="1">
+      <w:start w:val="1"/>
+      <w:numFmt w:val="bullet"/>
+      <w:lvlText w:val="o"/>
+      <w:lvlJc w:val="left"/>
+      <w:pPr>
+        <w:ind w:left="4320" w:hanging="360"/>
+      </w:pPr>
+      <w:rPr>
+        <w:rFonts w:ascii="Courier New" w:hAnsi="Courier New" w:cs="Courier New" w:hint="default"/>
+      </w:rPr>
+    </w:lvl>
+    <w:lvl w:ilvl="5" w:tplc="04090005" w:tentative="1">
+      <w:start w:val="1"/>
+      <w:numFmt w:val="bullet"/>
+      <w:lvlText w:val=""/>
+      <w:lvlJc w:val="left"/>
+      <w:pPr>
+        <w:ind w:left="5040" w:hanging="360"/>
+      </w:pPr>
+      <w:rPr>
+        <w:rFonts w:ascii="Wingdings" w:hAnsi="Wingdings" w:hint="default"/>
+      </w:rPr>
+    </w:lvl>
+    <w:lvl w:ilvl="6" w:tplc="04090001" w:tentative="1">
+      <w:start w:val="1"/>
+      <w:numFmt w:val="bullet"/>
+      <w:lvlText w:val=""/>
+      <w:lvlJc w:val="left"/>
+      <w:pPr>
+        <w:ind w:left="5760" w:hanging="360"/>
+      </w:pPr>
+      <w:rPr>
+        <w:rFonts w:ascii="Symbol" w:hAnsi="Symbol" w:hint="default"/>
+      </w:rPr>
+    </w:lvl>
+    <w:lvl w:ilvl="7" w:tplc="04090003" w:tentative="1">
+      <w:start w:val="1"/>
+      <w:numFmt w:val="bullet"/>
+      <w:lvlText w:val="o"/>
+      <w:lvlJc w:val="left"/>
+      <w:pPr>
+        <w:ind w:left="6480" w:hanging="360"/>
+      </w:pPr>
+      <w:rPr>
+        <w:rFonts w:ascii="Courier New" w:hAnsi="Courier New" w:cs="Courier New" w:hint="default"/>
+      </w:rPr>
+    </w:lvl>
+    <w:lvl w:ilvl="8" w:tplc="04090005" w:tentative="1">
+      <w:start w:val="1"/>
+      <w:numFmt w:val="bullet"/>
+      <w:lvlText w:val=""/>
+      <w:lvlJc w:val="left"/>
+      <w:pPr>
+        <w:ind w:left="7200" w:hanging="360"/>
+      </w:pPr>
+      <w:rPr>
+        <w:rFonts w:ascii="Wingdings" w:hAnsi="Wingdings" w:hint="default"/>
+      </w:rPr>
+    </w:lvl>
+  </w:abstractNum>
+  <w:abstractNum w:abstractNumId="25" w15:restartNumberingAfterBreak="0">
+    <w:nsid w:val="79BF5E63"/>
+    <w:multiLevelType w:val="hybridMultilevel"/>
+    <w:tmpl w:val="68D2AA6A"/>
+    <w:lvl w:ilvl="0" w:tplc="0409000B">
+      <w:start w:val="1"/>
+      <w:numFmt w:val="bullet"/>
+      <w:lvlText w:val=""/>
+      <w:lvlJc w:val="left"/>
+      <w:pPr>
+        <w:ind w:left="1080" w:hanging="360"/>
+      </w:pPr>
+      <w:rPr>
+        <w:rFonts w:ascii="Wingdings" w:hAnsi="Wingdings" w:hint="default"/>
+      </w:rPr>
+    </w:lvl>
+    <w:lvl w:ilvl="1" w:tplc="04090003">
+      <w:start w:val="1"/>
+      <w:numFmt w:val="bullet"/>
+      <w:lvlText w:val="o"/>
+      <w:lvlJc w:val="left"/>
+      <w:pPr>
+        <w:ind w:left="1800" w:hanging="360"/>
+      </w:pPr>
+      <w:rPr>
+        <w:rFonts w:ascii="Courier New" w:hAnsi="Courier New" w:cs="Courier New" w:hint="default"/>
+      </w:rPr>
+    </w:lvl>
+    <w:lvl w:ilvl="2" w:tplc="04090005" w:tentative="1">
+      <w:start w:val="1"/>
+      <w:numFmt w:val="bullet"/>
+      <w:lvlText w:val=""/>
+      <w:lvlJc w:val="left"/>
+      <w:pPr>
+        <w:ind w:left="2520" w:hanging="360"/>
+      </w:pPr>
+      <w:rPr>
+        <w:rFonts w:ascii="Wingdings" w:hAnsi="Wingdings" w:hint="default"/>
+      </w:rPr>
+    </w:lvl>
+    <w:lvl w:ilvl="3" w:tplc="04090001" w:tentative="1">
+      <w:start w:val="1"/>
+      <w:numFmt w:val="bullet"/>
+      <w:lvlText w:val=""/>
+      <w:lvlJc w:val="left"/>
+      <w:pPr>
+        <w:ind w:left="3240" w:hanging="360"/>
+      </w:pPr>
+      <w:rPr>
+        <w:rFonts w:ascii="Symbol" w:hAnsi="Symbol" w:hint="default"/>
+      </w:rPr>
+    </w:lvl>
+    <w:lvl w:ilvl="4" w:tplc="04090003" w:tentative="1">
+      <w:start w:val="1"/>
+      <w:numFmt w:val="bullet"/>
+      <w:lvlText w:val="o"/>
+      <w:lvlJc w:val="left"/>
+      <w:pPr>
+        <w:ind w:left="3960" w:hanging="360"/>
+      </w:pPr>
+      <w:rPr>
+        <w:rFonts w:ascii="Courier New" w:hAnsi="Courier New" w:cs="Courier New" w:hint="default"/>
+      </w:rPr>
+    </w:lvl>
+    <w:lvl w:ilvl="5" w:tplc="04090005" w:tentative="1">
+      <w:start w:val="1"/>
+      <w:numFmt w:val="bullet"/>
+      <w:lvlText w:val=""/>
+      <w:lvlJc w:val="left"/>
+      <w:pPr>
+        <w:ind w:left="4680" w:hanging="360"/>
+      </w:pPr>
+      <w:rPr>
+        <w:rFonts w:ascii="Wingdings" w:hAnsi="Wingdings" w:hint="default"/>
+      </w:rPr>
+    </w:lvl>
+    <w:lvl w:ilvl="6" w:tplc="04090001" w:tentative="1">
+      <w:start w:val="1"/>
+      <w:numFmt w:val="bullet"/>
+      <w:lvlText w:val=""/>
+      <w:lvlJc w:val="left"/>
+      <w:pPr>
+        <w:ind w:left="5400" w:hanging="360"/>
+      </w:pPr>
+      <w:rPr>
+        <w:rFonts w:ascii="Symbol" w:hAnsi="Symbol" w:hint="default"/>
+      </w:rPr>
+    </w:lvl>
+    <w:lvl w:ilvl="7" w:tplc="04090003" w:tentative="1">
+      <w:start w:val="1"/>
+      <w:numFmt w:val="bullet"/>
+      <w:lvlText w:val="o"/>
+      <w:lvlJc w:val="left"/>
+      <w:pPr>
+        <w:ind w:left="6120" w:hanging="360"/>
+      </w:pPr>
+      <w:rPr>
+        <w:rFonts w:ascii="Courier New" w:hAnsi="Courier New" w:cs="Courier New" w:hint="default"/>
+      </w:rPr>
+    </w:lvl>
+    <w:lvl w:ilvl="8" w:tplc="04090005" w:tentative="1">
+      <w:start w:val="1"/>
+      <w:numFmt w:val="bullet"/>
+      <w:lvlText w:val=""/>
+      <w:lvlJc w:val="left"/>
+      <w:pPr>
+        <w:ind w:left="6840" w:hanging="360"/>
+      </w:pPr>
+      <w:rPr>
+        <w:rFonts w:ascii="Wingdings" w:hAnsi="Wingdings" w:hint="default"/>
+      </w:rPr>
+    </w:lvl>
+  </w:abstractNum>
+  <w:abstractNum w:abstractNumId="26" w15:restartNumberingAfterBreak="0">
     <w:nsid w:val="7A9D2676"/>
     <w:multiLevelType w:val="multilevel"/>
     <w:tmpl w:val="488C88A6"/>
@@ -5576,46 +8273,91 @@
     </w:lvl>
   </w:abstractNum>
   <w:num w:numId="1" w16cid:durableId="91896812">
+    <w:abstractNumId w:val="8"/>
+  </w:num>
+  <w:num w:numId="2" w16cid:durableId="927152574">
     <w:abstractNumId w:val="3"/>
   </w:num>
-  <w:num w:numId="2" w16cid:durableId="927152574">
+  <w:num w:numId="3" w16cid:durableId="33895661">
+    <w:abstractNumId w:val="11"/>
+  </w:num>
+  <w:num w:numId="4" w16cid:durableId="118846491">
+    <w:abstractNumId w:val="7"/>
+  </w:num>
+  <w:num w:numId="5" w16cid:durableId="2137409656">
+    <w:abstractNumId w:val="6"/>
+  </w:num>
+  <w:num w:numId="6" w16cid:durableId="587233241">
+    <w:abstractNumId w:val="17"/>
+  </w:num>
+  <w:num w:numId="7" w16cid:durableId="262539711">
+    <w:abstractNumId w:val="10"/>
+  </w:num>
+  <w:num w:numId="8" w16cid:durableId="579556510">
+    <w:abstractNumId w:val="21"/>
+  </w:num>
+  <w:num w:numId="9" w16cid:durableId="1521698664">
+    <w:abstractNumId w:val="26"/>
+  </w:num>
+  <w:num w:numId="10" w16cid:durableId="340350429">
+    <w:abstractNumId w:val="18"/>
+  </w:num>
+  <w:num w:numId="11" w16cid:durableId="1761758590">
+    <w:abstractNumId w:val="12"/>
+  </w:num>
+  <w:num w:numId="12" w16cid:durableId="1372609577">
+    <w:abstractNumId w:val="23"/>
+  </w:num>
+  <w:num w:numId="13" w16cid:durableId="1282760977">
+    <w:abstractNumId w:val="9"/>
+  </w:num>
+  <w:num w:numId="14" w16cid:durableId="1577090313">
+    <w:abstractNumId w:val="2"/>
+  </w:num>
+  <w:num w:numId="15" w16cid:durableId="1992632721">
+    <w:abstractNumId w:val="20"/>
+  </w:num>
+  <w:num w:numId="16" w16cid:durableId="857501205">
+    <w:abstractNumId w:val="24"/>
+  </w:num>
+  <w:num w:numId="17" w16cid:durableId="554582099">
+    <w:abstractNumId w:val="25"/>
+  </w:num>
+  <w:num w:numId="18" w16cid:durableId="411969273">
     <w:abstractNumId w:val="0"/>
   </w:num>
-  <w:num w:numId="3" w16cid:durableId="33895661">
+  <w:num w:numId="19" w16cid:durableId="770901760">
+    <w:abstractNumId w:val="15"/>
+  </w:num>
+  <w:num w:numId="20" w16cid:durableId="2114400849">
+    <w:abstractNumId w:val="4"/>
+  </w:num>
+  <w:num w:numId="21" w16cid:durableId="683671635">
+    <w:abstractNumId w:val="13"/>
+  </w:num>
+  <w:num w:numId="22" w16cid:durableId="848104741">
+    <w:abstractNumId w:val="1"/>
+  </w:num>
+  <w:num w:numId="23" w16cid:durableId="1943804984">
+    <w:abstractNumId w:val="19"/>
+  </w:num>
+  <w:num w:numId="24" w16cid:durableId="1030649775">
     <w:abstractNumId w:val="5"/>
   </w:num>
-  <w:num w:numId="4" w16cid:durableId="118846491">
-    <w:abstractNumId w:val="2"/>
+  <w:num w:numId="25" w16cid:durableId="1183397450">
+    <w:abstractNumId w:val="22"/>
   </w:num>
-  <w:num w:numId="5" w16cid:durableId="2137409656">
-    <w:abstractNumId w:val="1"/>
+  <w:num w:numId="26" w16cid:durableId="311251978">
+    <w:abstractNumId w:val="16"/>
   </w:num>
-  <w:num w:numId="6" w16cid:durableId="587233241">
-    <w:abstractNumId w:val="7"/>
-  </w:num>
-  <w:num w:numId="7" w16cid:durableId="262539711">
-    <w:abstractNumId w:val="4"/>
-  </w:num>
-  <w:num w:numId="8" w16cid:durableId="579556510">
-    <w:abstractNumId w:val="9"/>
-  </w:num>
-  <w:num w:numId="9" w16cid:durableId="1521698664">
-    <w:abstractNumId w:val="11"/>
-  </w:num>
-  <w:num w:numId="10" w16cid:durableId="340350429">
-    <w:abstractNumId w:val="8"/>
-  </w:num>
-  <w:num w:numId="11" w16cid:durableId="1761758590">
-    <w:abstractNumId w:val="6"/>
-  </w:num>
-  <w:num w:numId="12" w16cid:durableId="1372609577">
-    <w:abstractNumId w:val="10"/>
+  <w:num w:numId="27" w16cid:durableId="45958099">
+    <w:abstractNumId w:val="14"/>
   </w:num>
 </w:numbering>
 </file>
 
 <file path=word/styles.xml><?xml version="1.0" encoding="utf-8"?>
-<w:styles xmlns:mc="http://schemas.openxmlformats.org/markup-compatibility/2006" xmlns:r="http://schemas.openxmlformats.org/officeDocument/2006/relationships" xmlns:w="http://schemas.openxmlformats.org/wordprocessingml/2006/main" xmlns:w14="http://schemas.microsoft.com/office/word/2010/wordml" xmlns:w15="http://schemas.microsoft.com/office/word/2012/wordml" xmlns:w16cex="http://schemas.microsoft.com/office/word/2018/wordml/cex" xmlns:w16cid="http://schemas.microsoft.com/office/word/2016/wordml/cid" xmlns:w16="http://schemas.microsoft.com/office/word/2018/wordml" xmlns:w16du="http://schemas.microsoft.com/office/word/2023/wordml/word16du" xmlns:w16sdtdh="http://schemas.microsoft.com/office/word/2020/wordml/sdtdatahash" xmlns:w16se="http://schemas.microsoft.com/office/word/2015/wordml/symex" mc:Ignorable="w14 w15 w16se w16cid w16 w16cex w16sdtdh w16du">
+<w:styles xmlns:mc="http://schemas.openxmlformats.org/markup-compatibility/2006" xmlns:r="http://schemas.openxmlformats.org/officeDocument/2006/relationships" xmlns:w="http://schemas.openxmlformats.org/wordprocessingml/2006/main" xmlns:w14="http://schemas.microsoft.com/office/word/2010/wordml" xmlns:w15="http://schemas.microsoft.com/office/word/2012/wordml" xmlns:w16cex="http://schemas.microsoft.com/office/word/2018/wordml/cex" xmlns:w16cid="http://schemas.microsoft.com/office/word/2016/wordml/cid" xmlns:w16="http://schemas.microsoft.com/office/word/2018/wordml" xmlns:w16du="http://schemas.microsoft.com/office/word/2023/wordml/word16du" xmlns:w16sdtdh="http://schemas.microsoft.com/office/word/2020/wordml/sdtdatahash" xmlns:w16sdtfl="http://schemas.microsoft.com/office/word/2024/wordml/sdtformatlock" xmlns:w16se="http://schemas.microsoft.com/office/word/2015/wordml/symex" mc:Ignorable="w14 w15 w16se w16cid w16 w16cex w16sdtdh w16sdtfl w16du">
   <w:docDefaults>
     <w:rPrDefault>
       <w:rPr>
@@ -6014,6 +8756,7 @@
   <w:style w:type="paragraph" w:default="1" w:styleId="Normal">
     <w:name w:val="Normal"/>
     <w:qFormat/>
+    <w:rsid w:val="00555DC4"/>
     <w:pPr>
       <w:spacing w:after="7" w:line="248" w:lineRule="auto"/>
       <w:ind w:left="15" w:hanging="10"/>
@@ -6089,7 +8832,6 @@
   <w:style w:type="character" w:default="1" w:styleId="DefaultParagraphFont">
     <w:name w:val="Default Paragraph Font"/>
     <w:uiPriority w:val="1"/>
-    <w:semiHidden/>
     <w:unhideWhenUsed/>
   </w:style>
   <w:style w:type="table" w:default="1" w:styleId="TableNormal">
@@ -6116,6 +8858,7 @@
   <w:style w:type="character" w:customStyle="1" w:styleId="Heading1Char">
     <w:name w:val="Heading 1 Char"/>
     <w:link w:val="Heading1"/>
+    <w:uiPriority w:val="9"/>
     <w:rPr>
       <w:rFonts w:ascii="Bookman Old Style" w:eastAsia="Bookman Old Style" w:hAnsi="Bookman Old Style" w:cs="Bookman Old Style"/>
       <w:b/>
@@ -6126,6 +8869,7 @@
   <w:style w:type="character" w:customStyle="1" w:styleId="Heading2Char">
     <w:name w:val="Heading 2 Char"/>
     <w:link w:val="Heading2"/>
+    <w:uiPriority w:val="9"/>
     <w:rPr>
       <w:rFonts w:ascii="Bookman Old Style" w:eastAsia="Bookman Old Style" w:hAnsi="Bookman Old Style" w:cs="Bookman Old Style"/>
       <w:b/>
